--- a/plans/综合设计III中期报告.docx
+++ b/plans/综合设计III中期报告.docx
@@ -6168,7 +6168,131 @@
           <w:sz w:val="24"/>
           <w:szCs w:val="24"/>
         </w:rPr>
-        <w:t>实时统计链路为：CalculateGlobalStats（每虚拟 tick 全量计算）→ BuildRealtimeDashboard（汇总为 RealtimeSummary）→ WebSocket /ws/stats 每 3 真实秒推送（前端 15s 轮询兜底）；每 6 虚拟 tick（默认 1 虚拟分钟）将十七项核心指标写入 metric_snapshot 表（按 experiment_id 隔离），支撑实验结束后的收敛曲线与分位数分析。任务书“实现对优化目标的实时统计”以此完成。前端层面，运行期指标以地图数据覆盖层呈现（运行健康、运力效率趋势、Top3 最值榜、车辆状态构成、调配效率五维雷达、最终优化指标值与随机事件流），实验结束后结果页按 M/U/T/A/C/R/G + 事件积压八组卡片呈现终态。</w:t>
+        <w:t>实时统计链路为：CalculateGlobalStats（每虚拟 tick 全量计算）→ BuildRealtimeDashboard（汇总为 RealtimeSummary）→ WebSocket /ws/stats 每 3 真实秒推送（前端 15s 轮询兜底）；每 6 虚拟 tick（默认 1 虚拟分钟）将十七项核心指标写入 metric_snapshot 表（按 experiment_id 隔离），支撑实验结束后的收敛曲线与分位数分析。任务书“实现对优化目标的实时统计”以此完成。前端层面，运行期指标以地图数据覆盖层呈现（运行健康、运力效率趋势、Top3 最值榜、车辆状态构成、调配效率五维雷达、最终优化指标值与随机事件流），实验结束后结果页按 M/U/T/A/C/R/G + 事件积压八组卡片呈现终态，分别如图 1-4、图 1-5 所示。</w:t>
+      </w:r>
+    </w:p>
+    <w:p>
+      <w:pPr>
+        <w:spacing w:before="160" w:after="60"/>
+        <w:jc w:val="center"/>
+      </w:pPr>
+      <w:r>
+        <w:drawing>
+          <wp:inline distT="0" distB="0" distL="0" distR="0">
+            <wp:extent cx="5143500" cy="3257550"/>
+            <wp:effectExtent l="0" t="0" r="0" b="0"/>
+            <wp:docPr id="9001" name="图片 9001"/>
+            <wp:cNvGraphicFramePr>
+              <a:graphicFrameLocks xmlns:a="http://schemas.openxmlformats.org/drawingml/2006/main" noChangeAspect="1"/>
+            </wp:cNvGraphicFramePr>
+            <a:graphic xmlns:a="http://schemas.openxmlformats.org/drawingml/2006/main">
+              <a:graphicData uri="http://schemas.openxmlformats.org/drawingml/2006/picture">
+                <pic:pic xmlns:pic="http://schemas.openxmlformats.org/drawingml/2006/picture">
+                  <pic:nvPicPr>
+                    <pic:cNvPr id="9001" name="图片 9001"/>
+                    <pic:cNvPicPr>
+                      <a:picLocks noChangeAspect="1" noChangeArrowheads="1"/>
+                    </pic:cNvPicPr>
+                  </pic:nvPicPr>
+                  <pic:blipFill>
+                    <a:blip r:embed="rId100"/>
+                    <a:srcRect/>
+                    <a:stretch>
+                      <a:fillRect/>
+                    </a:stretch>
+                  </pic:blipFill>
+                  <pic:spPr>
+                    <a:xfrm>
+                      <a:off x="0" y="0"/>
+                      <a:ext cx="5143500" cy="3257550"/>
+                    </a:xfrm>
+                    <a:prstGeom prst="rect">
+                      <a:avLst/>
+                    </a:prstGeom>
+                  </pic:spPr>
+                </pic:pic>
+              </a:graphicData>
+            </a:graphic>
+          </wp:inline>
+        </w:drawing>
+      </w:r>
+    </w:p>
+    <w:p>
+      <w:pPr>
+        <w:spacing w:after="240"/>
+        <w:jc w:val="center"/>
+      </w:pPr>
+      <w:r>
+        <w:rPr>
+          <w:rFonts w:ascii="Times New Roman" w:hAnsi="Times New Roman" w:eastAsia="黑体"/>
+          <w:b/>
+          <w:bCs/>
+          <w:sz w:val="21"/>
+          <w:szCs w:val="21"/>
+        </w:rPr>
+        <w:t xml:space="preserve">图 1-4  系统主界面：地图大屏与运行期数据覆盖层</w:t>
+      </w:r>
+    </w:p>
+    <w:p>
+      <w:pPr>
+        <w:spacing w:before="160" w:after="60"/>
+        <w:jc w:val="center"/>
+      </w:pPr>
+      <w:r>
+        <w:drawing>
+          <wp:inline distT="0" distB="0" distL="0" distR="0">
+            <wp:extent cx="5143500" cy="3257550"/>
+            <wp:effectExtent l="0" t="0" r="0" b="0"/>
+            <wp:docPr id="9002" name="图片 9002"/>
+            <wp:cNvGraphicFramePr>
+              <a:graphicFrameLocks xmlns:a="http://schemas.openxmlformats.org/drawingml/2006/main" noChangeAspect="1"/>
+            </wp:cNvGraphicFramePr>
+            <a:graphic xmlns:a="http://schemas.openxmlformats.org/drawingml/2006/main">
+              <a:graphicData uri="http://schemas.openxmlformats.org/drawingml/2006/picture">
+                <pic:pic xmlns:pic="http://schemas.openxmlformats.org/drawingml/2006/picture">
+                  <pic:nvPicPr>
+                    <pic:cNvPr id="9002" name="图片 9002"/>
+                    <pic:cNvPicPr>
+                      <a:picLocks noChangeAspect="1" noChangeArrowheads="1"/>
+                    </pic:cNvPicPr>
+                  </pic:nvPicPr>
+                  <pic:blipFill>
+                    <a:blip r:embed="rId101"/>
+                    <a:srcRect/>
+                    <a:stretch>
+                      <a:fillRect/>
+                    </a:stretch>
+                  </pic:blipFill>
+                  <pic:spPr>
+                    <a:xfrm>
+                      <a:off x="0" y="0"/>
+                      <a:ext cx="5143500" cy="3257550"/>
+                    </a:xfrm>
+                    <a:prstGeom prst="rect">
+                      <a:avLst/>
+                    </a:prstGeom>
+                  </pic:spPr>
+                </pic:pic>
+              </a:graphicData>
+            </a:graphic>
+          </wp:inline>
+        </w:drawing>
+      </w:r>
+    </w:p>
+    <w:p>
+      <w:pPr>
+        <w:spacing w:after="240"/>
+        <w:jc w:val="center"/>
+      </w:pPr>
+      <w:r>
+        <w:rPr>
+          <w:rFonts w:ascii="Times New Roman" w:hAnsi="Times New Roman" w:eastAsia="黑体"/>
+          <w:b/>
+          <w:bCs/>
+          <w:sz w:val="21"/>
+          <w:szCs w:val="21"/>
+        </w:rPr>
+        <w:t xml:space="preserve">图 1-5  实验结果页：六项主目标卡片、SA 收敛曲线与八组终态指标</w:t>
       </w:r>
     </w:p>
     <w:p>
@@ -6205,7 +6329,7 @@
           <w:sz w:val="24"/>
           <w:szCs w:val="24"/>
         </w:rPr>
-        <w:t>的评价体系：固定一批 SA 派单的其余指派不变，将某一运单改派给任一候选车后重新评估整批成本，取最低者为该单的条件最优车（ground truth）。相比全局精确枚举（20 辆车队组合爆炸），条件枚举复杂度仅 O(运单数 × 车辆数)，任意批次规模均可实时完成。据此统计 M1 精确率（选中恰为条件最优）、M2 召回率（分母含未派单运单）、M3 F1、M4 MRR（选中车排名倒数均值），并把每单 Top8 候选排名回填匹配日志供离线复盘（图 1-4）。</w:t>
+        <w:t>的评价体系：固定一批 SA 派单的其余指派不变，将某一运单改派给任一候选车后重新评估整批成本，取最低者为该单的条件最优车（ground truth）。相比全局精确枚举（20 辆车队组合爆炸），条件枚举复杂度仅 O(运单数 × 车辆数)，任意批次规模均可实时完成。据此统计 M1 精确率（选中恰为条件最优）、M2 召回率（分母含未派单运单）、M3 F1、M4 MRR（选中车排名倒数均值），并把每单 Top8 候选排名回填匹配日志供离线复盘（图 1-6）。</w:t>
       </w:r>
     </w:p>
     <w:p>
@@ -6435,7 +6559,7 @@
           <w:sz w:val="21"/>
           <w:szCs w:val="21"/>
         </w:rPr>
-        <w:t>图 1-4  基于条件最优参考答案的匹配质量评价闭环</w:t>
+        <w:t>图 1-6  基于条件最优参考答案的匹配质量评价闭环</w:t>
       </w:r>
     </w:p>
     <w:p>
@@ -6491,7 +6615,7 @@
           <w:sz w:val="24"/>
           <w:szCs w:val="24"/>
         </w:rPr>
-        <w:t>，参数采用双层 TOML（沙箱世界规则 / 实验参数）描述（图 1-5）。</w:t>
+        <w:t>，参数采用双层 TOML（沙箱世界规则 / 实验参数）描述（图 1-7）。</w:t>
       </w:r>
     </w:p>
     <w:p>
@@ -6671,11 +6795,252 @@
           <w:sz w:val="21"/>
           <w:szCs w:val="21"/>
         </w:rPr>
-        <w:t>图 1-5  实验沙箱流程与复现机制</w:t>
+        <w:t>图 1-7  实验沙箱流程与复现机制</w:t>
       </w:r>
       <w:bookmarkStart w:id="17" w:name="_GoBack"/>
       <w:bookmarkEnd w:id="17"/>
       <w:bookmarkStart w:id="8" w:name="_Toc9"/>
+    </w:p>
+    <w:p>
+      <w:pPr>
+        <w:spacing w:line="340" w:lineRule="auto"/>
+        <w:ind w:firstLine="480"/>
+        <w:jc w:val="both"/>
+      </w:pPr>
+      <w:r>
+        <w:rPr>
+          <w:rFonts w:ascii="Times New Roman" w:hAnsi="Times New Roman" w:eastAsia="宋体"/>
+          <w:b w:val="0"/>
+          <w:bCs w:val="0"/>
+          <w:sz w:val="24"/>
+          <w:szCs w:val="24"/>
+        </w:rPr>
+        <w:t xml:space="preserve">沙箱管理界面与实验参数配置界面分别如图 1-8、图 1-9 所示：前者以世界设定卡片呈现各沙箱（基础设施与世界规则）及其下挂的实验方案与批次，演示沙箱内置 1146 个成都 POI 与 20 辆川A车队模板；后者提供表单与 TOML 高级编辑双向配置，涵盖随机种子、虚拟时长、时间加速比、车队规模、日均订单量与 SA 超参，并内嵌“相同种子 + 相同参数结果可复现”的口径提示。</w:t>
+      </w:r>
+    </w:p>
+    <w:p>
+      <w:pPr>
+        <w:spacing w:before="160" w:after="60"/>
+        <w:jc w:val="center"/>
+      </w:pPr>
+      <w:r>
+        <w:drawing>
+          <wp:inline distT="0" distB="0" distL="0" distR="0">
+            <wp:extent cx="5143500" cy="3257550"/>
+            <wp:effectExtent l="0" t="0" r="0" b="0"/>
+            <wp:docPr id="9003" name="图片 9003"/>
+            <wp:cNvGraphicFramePr>
+              <a:graphicFrameLocks xmlns:a="http://schemas.openxmlformats.org/drawingml/2006/main" noChangeAspect="1"/>
+            </wp:cNvGraphicFramePr>
+            <a:graphic xmlns:a="http://schemas.openxmlformats.org/drawingml/2006/main">
+              <a:graphicData uri="http://schemas.openxmlformats.org/drawingml/2006/picture">
+                <pic:pic xmlns:pic="http://schemas.openxmlformats.org/drawingml/2006/picture">
+                  <pic:nvPicPr>
+                    <pic:cNvPr id="9003" name="图片 9003"/>
+                    <pic:cNvPicPr>
+                      <a:picLocks noChangeAspect="1" noChangeArrowheads="1"/>
+                    </pic:cNvPicPr>
+                  </pic:nvPicPr>
+                  <pic:blipFill>
+                    <a:blip r:embed="rId102"/>
+                    <a:srcRect/>
+                    <a:stretch>
+                      <a:fillRect/>
+                    </a:stretch>
+                  </pic:blipFill>
+                  <pic:spPr>
+                    <a:xfrm>
+                      <a:off x="0" y="0"/>
+                      <a:ext cx="5143500" cy="3257550"/>
+                    </a:xfrm>
+                    <a:prstGeom prst="rect">
+                      <a:avLst/>
+                    </a:prstGeom>
+                  </pic:spPr>
+                </pic:pic>
+              </a:graphicData>
+            </a:graphic>
+          </wp:inline>
+        </w:drawing>
+      </w:r>
+    </w:p>
+    <w:p>
+      <w:pPr>
+        <w:spacing w:after="240"/>
+        <w:jc w:val="center"/>
+      </w:pPr>
+      <w:r>
+        <w:rPr>
+          <w:rFonts w:ascii="Times New Roman" w:hAnsi="Times New Roman" w:eastAsia="黑体"/>
+          <w:b/>
+          <w:bCs/>
+          <w:sz w:val="21"/>
+          <w:szCs w:val="21"/>
+        </w:rPr>
+        <w:t xml:space="preserve">图 1-8  沙箱管理界面：世界设定卡片与实验入口</w:t>
+      </w:r>
+    </w:p>
+    <w:p>
+      <w:pPr>
+        <w:spacing w:before="160" w:after="60"/>
+        <w:jc w:val="center"/>
+      </w:pPr>
+      <w:r>
+        <w:drawing>
+          <wp:inline distT="0" distB="0" distL="0" distR="0">
+            <wp:extent cx="5143500" cy="3286125"/>
+            <wp:effectExtent l="0" t="0" r="0" b="0"/>
+            <wp:docPr id="9004" name="图片 9004"/>
+            <wp:cNvGraphicFramePr>
+              <a:graphicFrameLocks xmlns:a="http://schemas.openxmlformats.org/drawingml/2006/main" noChangeAspect="1"/>
+            </wp:cNvGraphicFramePr>
+            <a:graphic xmlns:a="http://schemas.openxmlformats.org/drawingml/2006/main">
+              <a:graphicData uri="http://schemas.openxmlformats.org/drawingml/2006/picture">
+                <pic:pic xmlns:pic="http://schemas.openxmlformats.org/drawingml/2006/picture">
+                  <pic:nvPicPr>
+                    <pic:cNvPr id="9004" name="图片 9004"/>
+                    <pic:cNvPicPr>
+                      <a:picLocks noChangeAspect="1" noChangeArrowheads="1"/>
+                    </pic:cNvPicPr>
+                  </pic:nvPicPr>
+                  <pic:blipFill>
+                    <a:blip r:embed="rId103"/>
+                    <a:srcRect/>
+                    <a:stretch>
+                      <a:fillRect/>
+                    </a:stretch>
+                  </pic:blipFill>
+                  <pic:spPr>
+                    <a:xfrm>
+                      <a:off x="0" y="0"/>
+                      <a:ext cx="5143500" cy="3286125"/>
+                    </a:xfrm>
+                    <a:prstGeom prst="rect">
+                      <a:avLst/>
+                    </a:prstGeom>
+                  </pic:spPr>
+                </pic:pic>
+              </a:graphicData>
+            </a:graphic>
+          </wp:inline>
+        </w:drawing>
+      </w:r>
+    </w:p>
+    <w:p>
+      <w:pPr>
+        <w:spacing w:after="240"/>
+        <w:jc w:val="center"/>
+      </w:pPr>
+      <w:r>
+        <w:rPr>
+          <w:rFonts w:ascii="Times New Roman" w:hAnsi="Times New Roman" w:eastAsia="黑体"/>
+          <w:b/>
+          <w:bCs/>
+          <w:sz w:val="21"/>
+          <w:szCs w:val="21"/>
+        </w:rPr>
+        <w:t xml:space="preserve">图 1-9  实验参数配置界面：表单与 TOML 双向编辑</w:t>
+      </w:r>
+    </w:p>
+    <w:p>
+      <w:pPr>
+        <w:spacing w:line="340" w:lineRule="auto"/>
+        <w:ind w:firstLine="480"/>
+        <w:jc w:val="both"/>
+      </w:pPr>
+      <w:r>
+        <w:rPr>
+          <w:rFonts w:ascii="Times New Roman" w:hAnsi="Times New Roman" w:eastAsia="宋体"/>
+          <w:b w:val="0"/>
+          <w:bCs w:val="0"/>
+          <w:sz w:val="24"/>
+          <w:szCs w:val="24"/>
+        </w:rPr>
+        <w:t xml:space="preserve">在复现保证之上，</w:t>
+      </w:r>
+      <w:r>
+        <w:rPr>
+          <w:rFonts w:ascii="Times New Roman" w:hAnsi="Times New Roman" w:eastAsia="宋体"/>
+          <w:b w:val="0"/>
+          <w:bCs w:val="0"/>
+          <w:sz w:val="24"/>
+          <w:szCs w:val="24"/>
+          <w:b/>
+        </w:rPr>
+        <w:t xml:space="preserve">实验对比界面</w:t>
+      </w:r>
+      <w:r>
+        <w:rPr>
+          <w:rFonts w:ascii="Times New Roman" w:hAnsi="Times New Roman" w:eastAsia="宋体"/>
+          <w:b w:val="0"/>
+          <w:bCs w:val="0"/>
+          <w:sz w:val="24"/>
+          <w:szCs w:val="24"/>
+        </w:rPr>
+        <w:t xml:space="preserve">（图 1-10）支持同沙箱实验的横向对比与跨沙箱追加对比：主目标雷达按“越大越优”归一化口径折算后直观呈现多批次权衡，关键指标柱状对比与结果明细辅助定位参数差异带来的影响，为多目标权衡提供受控比较的平台。</w:t>
+      </w:r>
+    </w:p>
+    <w:p>
+      <w:pPr>
+        <w:spacing w:before="160" w:after="60"/>
+        <w:jc w:val="center"/>
+      </w:pPr>
+      <w:r>
+        <w:drawing>
+          <wp:inline distT="0" distB="0" distL="0" distR="0">
+            <wp:extent cx="5143500" cy="3257550"/>
+            <wp:effectExtent l="0" t="0" r="0" b="0"/>
+            <wp:docPr id="9005" name="图片 9005"/>
+            <wp:cNvGraphicFramePr>
+              <a:graphicFrameLocks xmlns:a="http://schemas.openxmlformats.org/drawingml/2006/main" noChangeAspect="1"/>
+            </wp:cNvGraphicFramePr>
+            <a:graphic xmlns:a="http://schemas.openxmlformats.org/drawingml/2006/main">
+              <a:graphicData uri="http://schemas.openxmlformats.org/drawingml/2006/picture">
+                <pic:pic xmlns:pic="http://schemas.openxmlformats.org/drawingml/2006/picture">
+                  <pic:nvPicPr>
+                    <pic:cNvPr id="9005" name="图片 9005"/>
+                    <pic:cNvPicPr>
+                      <a:picLocks noChangeAspect="1" noChangeArrowheads="1"/>
+                    </pic:cNvPicPr>
+                  </pic:nvPicPr>
+                  <pic:blipFill>
+                    <a:blip r:embed="rId104"/>
+                    <a:srcRect/>
+                    <a:stretch>
+                      <a:fillRect/>
+                    </a:stretch>
+                  </pic:blipFill>
+                  <pic:spPr>
+                    <a:xfrm>
+                      <a:off x="0" y="0"/>
+                      <a:ext cx="5143500" cy="3257550"/>
+                    </a:xfrm>
+                    <a:prstGeom prst="rect">
+                      <a:avLst/>
+                    </a:prstGeom>
+                  </pic:spPr>
+                </pic:pic>
+              </a:graphicData>
+            </a:graphic>
+          </wp:inline>
+        </w:drawing>
+      </w:r>
+    </w:p>
+    <w:p>
+      <w:pPr>
+        <w:spacing w:after="240"/>
+        <w:jc w:val="center"/>
+      </w:pPr>
+      <w:r>
+        <w:rPr>
+          <w:rFonts w:ascii="Times New Roman" w:hAnsi="Times New Roman" w:eastAsia="黑体"/>
+          <w:b/>
+          <w:bCs/>
+          <w:sz w:val="21"/>
+          <w:szCs w:val="21"/>
+        </w:rPr>
+        <w:t xml:space="preserve">图 1-10  实验对比界面：主目标雷达与关键指标对比</w:t>
+      </w:r>
     </w:p>
     <w:p>
       <w:pPr>

--- a/plans/综合设计III中期报告.docx
+++ b/plans/综合设计III中期报告.docx
@@ -2894,6 +2894,9 @@
             <w:fldChar w:fldCharType="separate"/>
           </w:r>
           <w:r>
+            <w:t>1</w:t>
+          </w:r>
+          <w:r>
             <w:rPr>
               <w:rFonts w:ascii="Times New Roman" w:hAnsi="Times New Roman" w:cs="Times New Roman"/>
               <w:kern w:val="2"/>
@@ -3013,6 +3016,9 @@
             <w:fldChar w:fldCharType="separate"/>
           </w:r>
           <w:r>
+            <w:t>1</w:t>
+          </w:r>
+          <w:r>
             <w:rPr>
               <w:rFonts w:ascii="Times New Roman" w:hAnsi="Times New Roman" w:cs="Times New Roman"/>
               <w:kern w:val="2"/>
@@ -3132,6 +3138,9 @@
             <w:fldChar w:fldCharType="separate"/>
           </w:r>
           <w:r>
+            <w:t>2</w:t>
+          </w:r>
+          <w:r>
             <w:rPr>
               <w:rFonts w:ascii="Times New Roman" w:hAnsi="Times New Roman" w:cs="Times New Roman"/>
               <w:kern w:val="2"/>
@@ -3251,6 +3260,9 @@
             <w:fldChar w:fldCharType="separate"/>
           </w:r>
           <w:r>
+            <w:t>2</w:t>
+          </w:r>
+          <w:r>
             <w:rPr>
               <w:rFonts w:ascii="Times New Roman" w:hAnsi="Times New Roman" w:cs="Times New Roman"/>
               <w:kern w:val="2"/>
@@ -3370,6 +3382,9 @@
             <w:fldChar w:fldCharType="separate"/>
           </w:r>
           <w:r>
+            <w:t>3</w:t>
+          </w:r>
+          <w:r>
             <w:rPr>
               <w:rFonts w:ascii="Times New Roman" w:hAnsi="Times New Roman" w:cs="Times New Roman"/>
               <w:kern w:val="2"/>
@@ -3489,6 +3504,9 @@
             <w:fldChar w:fldCharType="separate"/>
           </w:r>
           <w:r>
+            <w:t>4</w:t>
+          </w:r>
+          <w:r>
             <w:rPr>
               <w:rFonts w:ascii="Times New Roman" w:hAnsi="Times New Roman" w:cs="Times New Roman"/>
               <w:kern w:val="2"/>
@@ -3608,6 +3626,9 @@
             <w:fldChar w:fldCharType="separate"/>
           </w:r>
           <w:r>
+            <w:t>6</w:t>
+          </w:r>
+          <w:r>
             <w:rPr>
               <w:rFonts w:ascii="Times New Roman" w:hAnsi="Times New Roman" w:cs="Times New Roman"/>
               <w:kern w:val="2"/>
@@ -3727,6 +3748,9 @@
             <w:fldChar w:fldCharType="separate"/>
           </w:r>
           <w:r>
+            <w:t>8</w:t>
+          </w:r>
+          <w:r>
             <w:rPr>
               <w:rFonts w:ascii="Times New Roman" w:hAnsi="Times New Roman" w:cs="Times New Roman"/>
               <w:kern w:val="2"/>
@@ -3846,6 +3870,9 @@
             <w:fldChar w:fldCharType="separate"/>
           </w:r>
           <w:r>
+            <w:t>11</w:t>
+          </w:r>
+          <w:r>
             <w:rPr>
               <w:rFonts w:ascii="Times New Roman" w:hAnsi="Times New Roman" w:cs="Times New Roman"/>
               <w:kern w:val="2"/>
@@ -3965,6 +3992,9 @@
             <w:fldChar w:fldCharType="separate"/>
           </w:r>
           <w:r>
+            <w:t>12</w:t>
+          </w:r>
+          <w:r>
             <w:rPr>
               <w:rFonts w:ascii="Times New Roman" w:hAnsi="Times New Roman" w:cs="Times New Roman"/>
               <w:kern w:val="2"/>
@@ -4084,6 +4114,9 @@
             <w:fldChar w:fldCharType="separate"/>
           </w:r>
           <w:r>
+            <w:t>12</w:t>
+          </w:r>
+          <w:r>
             <w:rPr>
               <w:rFonts w:ascii="Times New Roman" w:hAnsi="Times New Roman" w:cs="Times New Roman"/>
               <w:kern w:val="2"/>
@@ -4203,6 +4236,9 @@
             <w:fldChar w:fldCharType="separate"/>
           </w:r>
           <w:r>
+            <w:t>12</w:t>
+          </w:r>
+          <w:r>
             <w:rPr>
               <w:rFonts w:ascii="Times New Roman" w:hAnsi="Times New Roman" w:cs="Times New Roman"/>
               <w:kern w:val="2"/>
@@ -4322,6 +4358,9 @@
             <w:fldChar w:fldCharType="separate"/>
           </w:r>
           <w:r>
+            <w:t>14</w:t>
+          </w:r>
+          <w:r>
             <w:rPr>
               <w:rFonts w:ascii="Times New Roman" w:hAnsi="Times New Roman" w:cs="Times New Roman"/>
               <w:kern w:val="2"/>
@@ -4441,6 +4480,9 @@
             <w:fldChar w:fldCharType="separate"/>
           </w:r>
           <w:r>
+            <w:t>14</w:t>
+          </w:r>
+          <w:r>
             <w:rPr>
               <w:rFonts w:ascii="Times New Roman" w:hAnsi="Times New Roman" w:cs="Times New Roman"/>
               <w:kern w:val="2"/>
@@ -4560,6 +4602,9 @@
             <w:fldChar w:fldCharType="separate"/>
           </w:r>
           <w:r>
+            <w:t>14</w:t>
+          </w:r>
+          <w:r>
             <w:rPr>
               <w:rFonts w:ascii="Times New Roman" w:hAnsi="Times New Roman" w:cs="Times New Roman"/>
               <w:kern w:val="2"/>
@@ -4677,6 +4722,9 @@
               <w:lang w:val="en-US" w:eastAsia="zh-CN" w:bidi="ar-SA"/>
             </w:rPr>
             <w:fldChar w:fldCharType="separate"/>
+          </w:r>
+          <w:r>
+            <w:t>15</w:t>
           </w:r>
           <w:r>
             <w:rPr>
@@ -4789,6 +4837,9 @@
               <w:lang w:val="en-US" w:eastAsia="zh-CN" w:bidi="ar-SA"/>
             </w:rPr>
             <w:fldChar w:fldCharType="separate"/>
+          </w:r>
+          <w:r>
+            <w:t>16</w:t>
           </w:r>
           <w:r>
             <w:rPr>
@@ -9849,8 +9900,8 @@
   </w:latentStyles>
   <w:style w:type="paragraph" w:default="1" w:styleId="1">
     <w:name w:val="Normal"/>
+    <w:uiPriority w:val="0"/>
     <w:qFormat/>
-    <w:uiPriority w:val="0"/>
     <w:rPr>
       <w:rFonts w:ascii="Times New Roman" w:hAnsi="Times New Roman" w:eastAsia="宋体"/>
       <w:sz w:val="24"/>
@@ -9861,8 +9912,11 @@
     <w:name w:val="heading 1"/>
     <w:basedOn w:val="1"/>
     <w:next w:val="1"/>
+    <w:uiPriority w:val="0"/>
     <w:qFormat/>
-    <w:uiPriority w:val="0"/>
+    <w:pPr>
+      <w:outlineLvl w:val="0"/>
+    </w:pPr>
     <w:rPr>
       <w:color w:val="2E74B5"/>
       <w:sz w:val="32"/>
@@ -9873,8 +9927,11 @@
     <w:name w:val="heading 2"/>
     <w:basedOn w:val="1"/>
     <w:next w:val="1"/>
+    <w:uiPriority w:val="0"/>
     <w:qFormat/>
-    <w:uiPriority w:val="0"/>
+    <w:pPr>
+      <w:outlineLvl w:val="1"/>
+    </w:pPr>
     <w:rPr>
       <w:color w:val="2E74B5"/>
       <w:sz w:val="26"/>
@@ -9885,8 +9942,11 @@
     <w:name w:val="heading 3"/>
     <w:basedOn w:val="1"/>
     <w:next w:val="1"/>
+    <w:uiPriority w:val="0"/>
     <w:qFormat/>
-    <w:uiPriority w:val="0"/>
+    <w:pPr>
+      <w:outlineLvl w:val="2"/>
+    </w:pPr>
     <w:rPr>
       <w:color w:val="1F4D78"/>
       <w:sz w:val="24"/>
@@ -9897,8 +9957,11 @@
     <w:name w:val="heading 4"/>
     <w:basedOn w:val="1"/>
     <w:next w:val="1"/>
+    <w:uiPriority w:val="0"/>
     <w:qFormat/>
-    <w:uiPriority w:val="0"/>
+    <w:pPr>
+      <w:outlineLvl w:val="3"/>
+    </w:pPr>
     <w:rPr>
       <w:i/>
       <w:iCs/>
@@ -9909,8 +9972,11 @@
     <w:name w:val="heading 5"/>
     <w:basedOn w:val="1"/>
     <w:next w:val="1"/>
+    <w:uiPriority w:val="0"/>
     <w:qFormat/>
-    <w:uiPriority w:val="0"/>
+    <w:pPr>
+      <w:outlineLvl w:val="4"/>
+    </w:pPr>
     <w:rPr>
       <w:color w:val="2E74B5"/>
     </w:rPr>
@@ -9919,24 +9985,27 @@
     <w:name w:val="heading 6"/>
     <w:basedOn w:val="1"/>
     <w:next w:val="1"/>
+    <w:uiPriority w:val="0"/>
     <w:qFormat/>
-    <w:uiPriority w:val="0"/>
+    <w:pPr>
+      <w:outlineLvl w:val="5"/>
+    </w:pPr>
     <w:rPr>
       <w:color w:val="1F4D78"/>
     </w:rPr>
   </w:style>
   <w:style w:type="character" w:default="1" w:styleId="13">
     <w:name w:val="Default Paragraph Font"/>
+    <w:uiPriority w:val="0"/>
     <w:semiHidden/>
     <w:qFormat/>
-    <w:uiPriority w:val="0"/>
   </w:style>
   <w:style w:type="table" w:default="1" w:styleId="12">
     <w:name w:val="Normal Table"/>
+    <w:uiPriority w:val="99"/>
     <w:semiHidden/>
     <w:unhideWhenUsed/>
     <w:qFormat/>
-    <w:uiPriority w:val="99"/>
     <w:tblPr>
       <w:tblCellMar>
         <w:top w:w="0" w:type="dxa"/>
@@ -9950,9 +10019,9 @@
     <w:name w:val="endnote text"/>
     <w:basedOn w:val="1"/>
     <w:link w:val="19"/>
+    <w:uiPriority w:val="99"/>
     <w:semiHidden/>
     <w:unhideWhenUsed/>
-    <w:uiPriority w:val="99"/>
     <w:pPr>
       <w:spacing w:after="0" w:line="240" w:lineRule="auto"/>
     </w:pPr>
@@ -9965,9 +10034,9 @@
     <w:name w:val="footnote text"/>
     <w:basedOn w:val="1"/>
     <w:link w:val="18"/>
+    <w:uiPriority w:val="99"/>
     <w:semiHidden/>
     <w:unhideWhenUsed/>
-    <w:uiPriority w:val="99"/>
     <w:pPr>
       <w:spacing w:after="0" w:line="240" w:lineRule="auto"/>
     </w:pPr>
@@ -9980,8 +10049,8 @@
     <w:name w:val="toc 2"/>
     <w:basedOn w:val="1"/>
     <w:next w:val="1"/>
+    <w:uiPriority w:val="39"/>
     <w:qFormat/>
-    <w:uiPriority w:val="39"/>
     <w:pPr>
       <w:ind w:left="210"/>
       <w:jc w:val="left"/>
@@ -9996,8 +10065,8 @@
     <w:name w:val="Title"/>
     <w:basedOn w:val="1"/>
     <w:next w:val="1"/>
+    <w:uiPriority w:val="0"/>
     <w:qFormat/>
-    <w:uiPriority w:val="0"/>
     <w:rPr>
       <w:sz w:val="56"/>
       <w:szCs w:val="56"/>
@@ -10005,17 +10074,17 @@
   </w:style>
   <w:style w:type="character" w:styleId="14">
     <w:name w:val="endnote reference"/>
+    <w:uiPriority w:val="99"/>
     <w:semiHidden/>
     <w:unhideWhenUsed/>
-    <w:uiPriority w:val="99"/>
     <w:rPr>
       <w:vertAlign w:val="superscript"/>
     </w:rPr>
   </w:style>
   <w:style w:type="character" w:styleId="15">
     <w:name w:val="Hyperlink"/>
+    <w:uiPriority w:val="99"/>
     <w:unhideWhenUsed/>
-    <w:uiPriority w:val="99"/>
     <w:rPr>
       <w:color w:val="0563C1"/>
       <w:u w:val="single"/>
@@ -10023,9 +10092,9 @@
   </w:style>
   <w:style w:type="character" w:styleId="16">
     <w:name w:val="footnote reference"/>
+    <w:uiPriority w:val="99"/>
     <w:semiHidden/>
     <w:unhideWhenUsed/>
-    <w:uiPriority w:val="99"/>
     <w:rPr>
       <w:vertAlign w:val="superscript"/>
     </w:rPr>
@@ -10033,15 +10102,15 @@
   <w:style w:type="paragraph" w:styleId="17">
     <w:name w:val="List Paragraph"/>
     <w:basedOn w:val="1"/>
+    <w:uiPriority w:val="0"/>
     <w:qFormat/>
-    <w:uiPriority w:val="0"/>
   </w:style>
   <w:style w:type="character" w:customStyle="1" w:styleId="18">
     <w:name w:val="Footnote Text Char"/>
     <w:link w:val="9"/>
+    <w:uiPriority w:val="99"/>
     <w:semiHidden/>
     <w:unhideWhenUsed/>
-    <w:uiPriority w:val="99"/>
     <w:rPr>
       <w:sz w:val="20"/>
       <w:szCs w:val="20"/>
@@ -10050,9 +10119,9 @@
   <w:style w:type="character" w:customStyle="1" w:styleId="19">
     <w:name w:val="Endnote Text Char"/>
     <w:link w:val="8"/>
+    <w:uiPriority w:val="99"/>
     <w:semiHidden/>
     <w:unhideWhenUsed/>
-    <w:uiPriority w:val="99"/>
     <w:rPr>
       <w:sz w:val="20"/>
       <w:szCs w:val="20"/>

--- a/plans/综合设计III中期报告.docx
+++ b/plans/综合设计III中期报告.docx
@@ -13,6 +13,8 @@
           <w:docGrid w:linePitch="360" w:charSpace="0"/>
         </w:sectPr>
       </w:pPr>
+      <w:bookmarkStart w:id="18" w:name="_GoBack"/>
+      <w:bookmarkEnd w:id="18"/>
       <w:r>
         <mc:AlternateContent>
           <mc:Choice Requires="wps">
@@ -570,7 +572,7 @@
                           </w:p>
                           <w:tbl>
                             <w:tblPr>
-                              <w:tblStyle w:val="12"/>
+                              <w:tblStyle w:val="14"/>
                               <w:tblW w:w="7645" w:type="dxa"/>
                               <w:tblInd w:w="288" w:type="dxa"/>
                               <w:tblBorders>
@@ -1931,7 +1933,7 @@
                     </w:p>
                     <w:tbl>
                       <w:tblPr>
-                        <w:tblStyle w:val="12"/>
+                        <w:tblStyle w:val="14"/>
                         <w:tblW w:w="7645" w:type="dxa"/>
                         <w:tblInd w:w="288" w:type="dxa"/>
                         <w:tblBorders>
@@ -2788,20 +2790,10 @@
       <w:sdtContent>
         <w:p>
           <w:pPr>
-            <w:pStyle w:val="10"/>
-            <w:widowControl w:val="0"/>
-            <w:tabs>
-              <w:tab w:val="left" w:pos="840"/>
-              <w:tab w:val="right" w:leader="dot" w:pos="8494"/>
-            </w:tabs>
-            <w:spacing w:line="400" w:lineRule="exact"/>
-            <w:jc w:val="both"/>
             <w:rPr>
-              <w:rFonts w:ascii="Times New Roman" w:hAnsi="Times New Roman" w:cs="Times New Roman"/>
-              <w:kern w:val="2"/>
+              <w:rFonts w:ascii="Times New Roman" w:hAnsi="Times New Roman" w:eastAsia="宋体" w:cs="Times New Roman"/>
               <w:sz w:val="24"/>
               <w:szCs w:val="24"/>
-              <w:lang w:val="en-US" w:eastAsia="zh-CN" w:bidi="ar-SA"/>
             </w:rPr>
           </w:pPr>
           <w:r>
@@ -2812,1944 +2804,839 @@
           </w:r>
           <w:r>
             <w:fldChar w:fldCharType="separate"/>
-          </w:r>
-          <w:r>
-            <w:rPr>
-              <w:rFonts w:ascii="Times New Roman" w:hAnsi="Times New Roman" w:cs="Times New Roman"/>
-              <w:kern w:val="2"/>
-              <w:sz w:val="24"/>
-              <w:szCs w:val="24"/>
-              <w:lang w:val="en-US" w:eastAsia="zh-CN" w:bidi="ar-SA"/>
-            </w:rPr>
-            <w:fldChar w:fldCharType="begin"/>
-          </w:r>
-          <w:r>
-            <w:rPr>
-              <w:rFonts w:ascii="Times New Roman" w:hAnsi="Times New Roman" w:cs="Times New Roman"/>
-              <w:kern w:val="2"/>
-              <w:sz w:val="24"/>
-              <w:szCs w:val="24"/>
-              <w:lang w:val="en-US" w:eastAsia="zh-CN" w:bidi="ar-SA"/>
-            </w:rPr>
-            <w:instrText xml:space="preserve"> HYPERLINK \l "_Toc1" </w:instrText>
-          </w:r>
-          <w:r>
-            <w:rPr>
-              <w:rFonts w:ascii="Times New Roman" w:hAnsi="Times New Roman" w:cs="Times New Roman"/>
-              <w:kern w:val="2"/>
-              <w:sz w:val="24"/>
-              <w:szCs w:val="24"/>
-              <w:lang w:val="en-US" w:eastAsia="zh-CN" w:bidi="ar-SA"/>
-            </w:rPr>
-            <w:fldChar w:fldCharType="separate"/>
-          </w:r>
-          <w:r>
-            <w:rPr>
-              <w:rFonts w:ascii="Times New Roman" w:hAnsi="Times New Roman" w:cs="Times New Roman"/>
-              <w:kern w:val="2"/>
-              <w:sz w:val="24"/>
-              <w:szCs w:val="24"/>
-              <w:lang w:val="en-US" w:eastAsia="zh-CN" w:bidi="ar-SA"/>
-            </w:rPr>
-            <w:t>第一章  综合设计的进展情况</w:t>
-          </w:r>
-          <w:r>
-            <w:rPr>
-              <w:rFonts w:ascii="Times New Roman" w:hAnsi="Times New Roman" w:cs="Times New Roman"/>
-              <w:kern w:val="2"/>
-              <w:sz w:val="24"/>
-              <w:szCs w:val="24"/>
-              <w:lang w:val="en-US" w:eastAsia="zh-CN" w:bidi="ar-SA"/>
-            </w:rPr>
-            <w:tab/>
-          </w:r>
-          <w:r>
-            <w:rPr>
-              <w:rFonts w:ascii="Times New Roman" w:hAnsi="Times New Roman" w:cs="Times New Roman"/>
-              <w:kern w:val="2"/>
-              <w:sz w:val="24"/>
-              <w:szCs w:val="24"/>
-              <w:lang w:val="en-US" w:eastAsia="zh-CN" w:bidi="ar-SA"/>
-            </w:rPr>
-            <w:fldChar w:fldCharType="begin"/>
-          </w:r>
-          <w:r>
-            <w:rPr>
-              <w:rFonts w:ascii="Times New Roman" w:hAnsi="Times New Roman" w:cs="Times New Roman"/>
-              <w:kern w:val="2"/>
-              <w:sz w:val="24"/>
-              <w:szCs w:val="24"/>
-              <w:lang w:val="en-US" w:eastAsia="zh-CN" w:bidi="ar-SA"/>
-            </w:rPr>
-            <w:instrText xml:space="preserve">PAGEREF _Toc1 \h</w:instrText>
-          </w:r>
-          <w:r>
-            <w:rPr>
-              <w:rFonts w:ascii="Times New Roman" w:hAnsi="Times New Roman" w:cs="Times New Roman"/>
-              <w:kern w:val="2"/>
-              <w:sz w:val="24"/>
-              <w:szCs w:val="24"/>
-              <w:lang w:val="en-US" w:eastAsia="zh-CN" w:bidi="ar-SA"/>
-            </w:rPr>
-            <w:fldChar w:fldCharType="separate"/>
-          </w:r>
-          <w:r>
-            <w:t>1</w:t>
-          </w:r>
-          <w:r>
-            <w:rPr>
-              <w:rFonts w:ascii="Times New Roman" w:hAnsi="Times New Roman" w:cs="Times New Roman"/>
-              <w:kern w:val="2"/>
-              <w:sz w:val="24"/>
-              <w:szCs w:val="24"/>
-              <w:lang w:val="en-US" w:eastAsia="zh-CN" w:bidi="ar-SA"/>
-            </w:rPr>
-            <w:fldChar w:fldCharType="end"/>
-          </w:r>
-          <w:r>
-            <w:rPr>
-              <w:rFonts w:ascii="Times New Roman" w:hAnsi="Times New Roman" w:cs="Times New Roman"/>
-              <w:kern w:val="2"/>
-              <w:sz w:val="24"/>
-              <w:szCs w:val="24"/>
-              <w:lang w:val="en-US" w:eastAsia="zh-CN" w:bidi="ar-SA"/>
-            </w:rPr>
-            <w:fldChar w:fldCharType="end"/>
           </w:r>
         </w:p>
         <w:p>
           <w:pPr>
             <w:pStyle w:val="10"/>
-            <w:widowControl w:val="0"/>
             <w:tabs>
-              <w:tab w:val="left" w:pos="840"/>
-              <w:tab w:val="right" w:leader="dot" w:pos="8494"/>
+              <w:tab w:val="right" w:leader="dot" w:pos="8306"/>
             </w:tabs>
-            <w:spacing w:line="400" w:lineRule="exact"/>
-            <w:jc w:val="both"/>
+          </w:pPr>
+          <w:r>
+            <w:fldChar w:fldCharType="begin"/>
+          </w:r>
+          <w:r>
+            <w:instrText xml:space="preserve"> HYPERLINK \l _Toc16752 </w:instrText>
+          </w:r>
+          <w:r>
+            <w:fldChar w:fldCharType="separate"/>
+          </w:r>
+          <w:r>
             <w:rPr>
-              <w:rFonts w:ascii="Times New Roman" w:hAnsi="Times New Roman" w:cs="Times New Roman"/>
-              <w:kern w:val="2"/>
-              <w:sz w:val="24"/>
-              <w:szCs w:val="24"/>
-              <w:lang w:val="en-US" w:eastAsia="zh-CN" w:bidi="ar-SA"/>
+              <w:rFonts w:ascii="Times New Roman" w:hAnsi="Times New Roman" w:eastAsia="黑体"/>
+              <w:bCs/>
+              <w:szCs w:val="32"/>
             </w:rPr>
+            <w:t>第一章  综合设计的进展情况</w:t>
+          </w:r>
+          <w:r>
+            <w:tab/>
+          </w:r>
+          <w:r>
+            <w:fldChar w:fldCharType="begin"/>
+          </w:r>
+          <w:r>
+            <w:instrText xml:space="preserve"> PAGEREF _Toc16752 \h </w:instrText>
+          </w:r>
+          <w:r>
+            <w:fldChar w:fldCharType="separate"/>
+          </w:r>
+          <w:r>
+            <w:t>1</w:t>
+          </w:r>
+          <w:r>
+            <w:fldChar w:fldCharType="end"/>
+          </w:r>
+          <w:r>
+            <w:fldChar w:fldCharType="end"/>
+          </w:r>
+        </w:p>
+        <w:p>
+          <w:pPr>
+            <w:pStyle w:val="12"/>
+            <w:tabs>
+              <w:tab w:val="right" w:leader="dot" w:pos="8306"/>
+            </w:tabs>
           </w:pPr>
           <w:r>
+            <w:fldChar w:fldCharType="begin"/>
+          </w:r>
+          <w:r>
+            <w:instrText xml:space="preserve"> HYPERLINK \l _Toc31526 </w:instrText>
+          </w:r>
+          <w:r>
+            <w:fldChar w:fldCharType="separate"/>
+          </w:r>
+          <w:r>
             <w:rPr>
-              <w:rFonts w:ascii="Times New Roman" w:hAnsi="Times New Roman" w:cs="Times New Roman"/>
-              <w:kern w:val="2"/>
-              <w:sz w:val="24"/>
-              <w:szCs w:val="24"/>
-              <w:lang w:val="en-US" w:eastAsia="zh-CN" w:bidi="ar-SA"/>
-            </w:rPr>
-            <w:fldChar w:fldCharType="begin"/>
-          </w:r>
-          <w:r>
-            <w:rPr>
-              <w:rFonts w:ascii="Times New Roman" w:hAnsi="Times New Roman" w:cs="Times New Roman"/>
-              <w:kern w:val="2"/>
-              <w:sz w:val="24"/>
-              <w:szCs w:val="24"/>
-              <w:lang w:val="en-US" w:eastAsia="zh-CN" w:bidi="ar-SA"/>
-            </w:rPr>
-            <w:instrText xml:space="preserve"> HYPERLINK \l "_Toc2" </w:instrText>
-          </w:r>
-          <w:r>
-            <w:rPr>
-              <w:rFonts w:ascii="Times New Roman" w:hAnsi="Times New Roman" w:cs="Times New Roman"/>
-              <w:kern w:val="2"/>
-              <w:sz w:val="24"/>
-              <w:szCs w:val="24"/>
-              <w:lang w:val="en-US" w:eastAsia="zh-CN" w:bidi="ar-SA"/>
-            </w:rPr>
-            <w:fldChar w:fldCharType="separate"/>
-          </w:r>
-          <w:r>
-            <w:rPr>
-              <w:rFonts w:ascii="Times New Roman" w:hAnsi="Times New Roman" w:cs="Times New Roman"/>
-              <w:kern w:val="2"/>
-              <w:sz w:val="24"/>
-              <w:szCs w:val="24"/>
-              <w:lang w:val="en-US" w:eastAsia="zh-CN" w:bidi="ar-SA"/>
+              <w:rFonts w:ascii="Times New Roman" w:hAnsi="Times New Roman" w:eastAsia="黑体"/>
+              <w:bCs/>
+              <w:szCs w:val="28"/>
             </w:rPr>
             <w:t>1.1 针对工程问题的方案设计</w:t>
           </w:r>
           <w:r>
+            <w:tab/>
+          </w:r>
+          <w:r>
+            <w:fldChar w:fldCharType="begin"/>
+          </w:r>
+          <w:r>
+            <w:instrText xml:space="preserve"> PAGEREF _Toc31526 \h </w:instrText>
+          </w:r>
+          <w:r>
+            <w:fldChar w:fldCharType="separate"/>
+          </w:r>
+          <w:r>
+            <w:t>1</w:t>
+          </w:r>
+          <w:r>
+            <w:fldChar w:fldCharType="end"/>
+          </w:r>
+          <w:r>
+            <w:fldChar w:fldCharType="end"/>
+          </w:r>
+        </w:p>
+        <w:p>
+          <w:pPr>
+            <w:pStyle w:val="12"/>
+            <w:tabs>
+              <w:tab w:val="right" w:leader="dot" w:pos="8306"/>
+            </w:tabs>
+          </w:pPr>
+          <w:r>
+            <w:fldChar w:fldCharType="begin"/>
+          </w:r>
+          <w:r>
+            <w:instrText xml:space="preserve"> HYPERLINK \l _Toc10126 </w:instrText>
+          </w:r>
+          <w:r>
+            <w:fldChar w:fldCharType="separate"/>
+          </w:r>
+          <w:r>
             <w:rPr>
-              <w:rFonts w:ascii="Times New Roman" w:hAnsi="Times New Roman" w:cs="Times New Roman"/>
-              <w:kern w:val="2"/>
-              <w:sz w:val="24"/>
+              <w:rFonts w:ascii="Times New Roman" w:hAnsi="Times New Roman" w:eastAsia="黑体"/>
+              <w:bCs/>
+              <w:szCs w:val="28"/>
+            </w:rPr>
+            <w:t>1.2 针对工程问题的推理分析与具体实现</w:t>
+          </w:r>
+          <w:r>
+            <w:tab/>
+          </w:r>
+          <w:r>
+            <w:fldChar w:fldCharType="begin"/>
+          </w:r>
+          <w:r>
+            <w:instrText xml:space="preserve"> PAGEREF _Toc10126 \h </w:instrText>
+          </w:r>
+          <w:r>
+            <w:fldChar w:fldCharType="separate"/>
+          </w:r>
+          <w:r>
+            <w:t>2</w:t>
+          </w:r>
+          <w:r>
+            <w:fldChar w:fldCharType="end"/>
+          </w:r>
+          <w:r>
+            <w:fldChar w:fldCharType="end"/>
+          </w:r>
+        </w:p>
+        <w:p>
+          <w:pPr>
+            <w:pStyle w:val="8"/>
+            <w:tabs>
+              <w:tab w:val="right" w:leader="dot" w:pos="8306"/>
+            </w:tabs>
+          </w:pPr>
+          <w:r>
+            <w:fldChar w:fldCharType="begin"/>
+          </w:r>
+          <w:r>
+            <w:instrText xml:space="preserve"> HYPERLINK \l _Toc7783 </w:instrText>
+          </w:r>
+          <w:r>
+            <w:fldChar w:fldCharType="separate"/>
+          </w:r>
+          <w:r>
+            <w:rPr>
+              <w:rFonts w:ascii="Times New Roman" w:hAnsi="Times New Roman" w:eastAsia="黑体"/>
+              <w:bCs/>
               <w:szCs w:val="24"/>
-              <w:lang w:val="en-US" w:eastAsia="zh-CN" w:bidi="ar-SA"/>
             </w:rPr>
+            <w:t>1.2.1 司机对象与概率化行为状态机</w:t>
+          </w:r>
+          <w:r>
             <w:tab/>
           </w:r>
           <w:r>
+            <w:fldChar w:fldCharType="begin"/>
+          </w:r>
+          <w:r>
+            <w:instrText xml:space="preserve"> PAGEREF _Toc7783 \h </w:instrText>
+          </w:r>
+          <w:r>
+            <w:fldChar w:fldCharType="separate"/>
+          </w:r>
+          <w:r>
+            <w:t>2</w:t>
+          </w:r>
+          <w:r>
+            <w:fldChar w:fldCharType="end"/>
+          </w:r>
+          <w:r>
+            <w:fldChar w:fldCharType="end"/>
+          </w:r>
+        </w:p>
+        <w:p>
+          <w:pPr>
+            <w:pStyle w:val="8"/>
+            <w:tabs>
+              <w:tab w:val="right" w:leader="dot" w:pos="8306"/>
+            </w:tabs>
+          </w:pPr>
+          <w:r>
+            <w:fldChar w:fldCharType="begin"/>
+          </w:r>
+          <w:r>
+            <w:instrText xml:space="preserve"> HYPERLINK \l _Toc27546 </w:instrText>
+          </w:r>
+          <w:r>
+            <w:fldChar w:fldCharType="separate"/>
+          </w:r>
+          <w:r>
             <w:rPr>
-              <w:rFonts w:ascii="Times New Roman" w:hAnsi="Times New Roman" w:cs="Times New Roman"/>
-              <w:kern w:val="2"/>
-              <w:sz w:val="24"/>
+              <w:rFonts w:ascii="Times New Roman" w:hAnsi="Times New Roman" w:eastAsia="黑体"/>
+              <w:bCs/>
               <w:szCs w:val="24"/>
-              <w:lang w:val="en-US" w:eastAsia="zh-CN" w:bidi="ar-SA"/>
             </w:rPr>
+            <w:t>1.2.2 运输过程随机事件引擎与统一暂停机制</w:t>
+          </w:r>
+          <w:r>
+            <w:tab/>
+          </w:r>
+          <w:r>
             <w:fldChar w:fldCharType="begin"/>
           </w:r>
           <w:r>
+            <w:instrText xml:space="preserve"> PAGEREF _Toc27546 \h </w:instrText>
+          </w:r>
+          <w:r>
+            <w:fldChar w:fldCharType="separate"/>
+          </w:r>
+          <w:r>
+            <w:t>3</w:t>
+          </w:r>
+          <w:r>
+            <w:fldChar w:fldCharType="end"/>
+          </w:r>
+          <w:r>
+            <w:fldChar w:fldCharType="end"/>
+          </w:r>
+        </w:p>
+        <w:p>
+          <w:pPr>
+            <w:pStyle w:val="8"/>
+            <w:tabs>
+              <w:tab w:val="right" w:leader="dot" w:pos="8306"/>
+            </w:tabs>
+          </w:pPr>
+          <w:r>
+            <w:fldChar w:fldCharType="begin"/>
+          </w:r>
+          <w:r>
+            <w:instrText xml:space="preserve"> HYPERLINK \l _Toc15607 </w:instrText>
+          </w:r>
+          <w:r>
+            <w:fldChar w:fldCharType="separate"/>
+          </w:r>
+          <w:r>
             <w:rPr>
-              <w:rFonts w:ascii="Times New Roman" w:hAnsi="Times New Roman" w:cs="Times New Roman"/>
-              <w:kern w:val="2"/>
-              <w:sz w:val="24"/>
+              <w:rFonts w:ascii="Times New Roman" w:hAnsi="Times New Roman" w:eastAsia="黑体"/>
+              <w:bCs/>
               <w:szCs w:val="24"/>
-              <w:lang w:val="en-US" w:eastAsia="zh-CN" w:bidi="ar-SA"/>
             </w:rPr>
-            <w:instrText xml:space="preserve">PAGEREF _Toc2 \h</w:instrText>
+            <w:t>1.2.3 全局多目标优化机制</w:t>
+          </w:r>
+          <w:r>
+            <w:tab/>
+          </w:r>
+          <w:r>
+            <w:fldChar w:fldCharType="begin"/>
+          </w:r>
+          <w:r>
+            <w:instrText xml:space="preserve"> PAGEREF _Toc15607 \h </w:instrText>
+          </w:r>
+          <w:r>
+            <w:fldChar w:fldCharType="separate"/>
+          </w:r>
+          <w:r>
+            <w:t>4</w:t>
+          </w:r>
+          <w:r>
+            <w:fldChar w:fldCharType="end"/>
+          </w:r>
+          <w:r>
+            <w:fldChar w:fldCharType="end"/>
+          </w:r>
+        </w:p>
+        <w:p>
+          <w:pPr>
+            <w:pStyle w:val="8"/>
+            <w:tabs>
+              <w:tab w:val="right" w:leader="dot" w:pos="8306"/>
+            </w:tabs>
+          </w:pPr>
+          <w:r>
+            <w:fldChar w:fldCharType="begin"/>
+          </w:r>
+          <w:r>
+            <w:instrText xml:space="preserve"> HYPERLINK \l _Toc29549 </w:instrText>
+          </w:r>
+          <w:r>
+            <w:fldChar w:fldCharType="separate"/>
           </w:r>
           <w:r>
             <w:rPr>
-              <w:rFonts w:ascii="Times New Roman" w:hAnsi="Times New Roman" w:cs="Times New Roman"/>
-              <w:kern w:val="2"/>
-              <w:sz w:val="24"/>
+              <w:rFonts w:ascii="Times New Roman" w:hAnsi="Times New Roman" w:eastAsia="黑体"/>
+              <w:bCs/>
               <w:szCs w:val="24"/>
-              <w:lang w:val="en-US" w:eastAsia="zh-CN" w:bidi="ar-SA"/>
             </w:rPr>
+            <w:t>1.2.4 优化目标的实时统计与匹配质量评价</w:t>
+          </w:r>
+          <w:r>
+            <w:tab/>
+          </w:r>
+          <w:r>
+            <w:fldChar w:fldCharType="begin"/>
+          </w:r>
+          <w:r>
+            <w:instrText xml:space="preserve"> PAGEREF _Toc29549 \h </w:instrText>
+          </w:r>
+          <w:r>
             <w:fldChar w:fldCharType="separate"/>
           </w:r>
           <w:r>
-            <w:t>1</w:t>
+            <w:t>6</w:t>
+          </w:r>
+          <w:r>
+            <w:fldChar w:fldCharType="end"/>
+          </w:r>
+          <w:r>
+            <w:fldChar w:fldCharType="end"/>
+          </w:r>
+        </w:p>
+        <w:p>
+          <w:pPr>
+            <w:pStyle w:val="8"/>
+            <w:tabs>
+              <w:tab w:val="right" w:leader="dot" w:pos="8306"/>
+            </w:tabs>
+          </w:pPr>
+          <w:r>
+            <w:fldChar w:fldCharType="begin"/>
+          </w:r>
+          <w:r>
+            <w:instrText xml:space="preserve"> HYPERLINK \l _Toc4121 </w:instrText>
+          </w:r>
+          <w:r>
+            <w:fldChar w:fldCharType="separate"/>
           </w:r>
           <w:r>
             <w:rPr>
-              <w:rFonts w:ascii="Times New Roman" w:hAnsi="Times New Roman" w:cs="Times New Roman"/>
-              <w:kern w:val="2"/>
-              <w:sz w:val="24"/>
+              <w:rFonts w:ascii="Times New Roman" w:hAnsi="Times New Roman" w:eastAsia="黑体"/>
+              <w:bCs/>
               <w:szCs w:val="24"/>
-              <w:lang w:val="en-US" w:eastAsia="zh-CN" w:bidi="ar-SA"/>
             </w:rPr>
+            <w:t>1.2.5 实验沙箱与确定性复现</w:t>
+          </w:r>
+          <w:r>
+            <w:tab/>
+          </w:r>
+          <w:r>
+            <w:fldChar w:fldCharType="begin"/>
+          </w:r>
+          <w:r>
+            <w:instrText xml:space="preserve"> PAGEREF _Toc4121 \h </w:instrText>
+          </w:r>
+          <w:r>
+            <w:fldChar w:fldCharType="separate"/>
+          </w:r>
+          <w:r>
+            <w:t>8</w:t>
+          </w:r>
+          <w:r>
             <w:fldChar w:fldCharType="end"/>
           </w:r>
           <w:r>
+            <w:fldChar w:fldCharType="end"/>
+          </w:r>
+        </w:p>
+        <w:p>
+          <w:pPr>
+            <w:pStyle w:val="12"/>
+            <w:tabs>
+              <w:tab w:val="right" w:leader="dot" w:pos="8306"/>
+            </w:tabs>
+          </w:pPr>
+          <w:r>
+            <w:fldChar w:fldCharType="begin"/>
+          </w:r>
+          <w:r>
+            <w:instrText xml:space="preserve"> HYPERLINK \l _Toc31458 </w:instrText>
+          </w:r>
+          <w:r>
+            <w:fldChar w:fldCharType="separate"/>
+          </w:r>
+          <w:r>
             <w:rPr>
-              <w:rFonts w:ascii="Times New Roman" w:hAnsi="Times New Roman" w:cs="Times New Roman"/>
-              <w:kern w:val="2"/>
-              <w:sz w:val="24"/>
-              <w:szCs w:val="24"/>
-              <w:lang w:val="en-US" w:eastAsia="zh-CN" w:bidi="ar-SA"/>
+              <w:rFonts w:ascii="Times New Roman" w:hAnsi="Times New Roman" w:eastAsia="黑体"/>
+              <w:bCs/>
+              <w:szCs w:val="28"/>
             </w:rPr>
+            <w:t>1.3 知识技能学习情况</w:t>
+          </w:r>
+          <w:r>
+            <w:tab/>
+          </w:r>
+          <w:r>
+            <w:fldChar w:fldCharType="begin"/>
+          </w:r>
+          <w:r>
+            <w:instrText xml:space="preserve"> PAGEREF _Toc31458 \h </w:instrText>
+          </w:r>
+          <w:r>
+            <w:fldChar w:fldCharType="separate"/>
+          </w:r>
+          <w:r>
+            <w:t>11</w:t>
+          </w:r>
+          <w:r>
+            <w:fldChar w:fldCharType="end"/>
+          </w:r>
+          <w:r>
             <w:fldChar w:fldCharType="end"/>
           </w:r>
         </w:p>
         <w:p>
           <w:pPr>
             <w:pStyle w:val="10"/>
-            <w:widowControl w:val="0"/>
             <w:tabs>
-              <w:tab w:val="left" w:pos="840"/>
-              <w:tab w:val="right" w:leader="dot" w:pos="8494"/>
+              <w:tab w:val="right" w:leader="dot" w:pos="8306"/>
             </w:tabs>
-            <w:spacing w:line="400" w:lineRule="exact"/>
-            <w:jc w:val="both"/>
+          </w:pPr>
+          <w:r>
+            <w:fldChar w:fldCharType="begin"/>
+          </w:r>
+          <w:r>
+            <w:instrText xml:space="preserve"> HYPERLINK \l _Toc13644 </w:instrText>
+          </w:r>
+          <w:r>
+            <w:fldChar w:fldCharType="separate"/>
+          </w:r>
+          <w:r>
             <w:rPr>
-              <w:rFonts w:ascii="Times New Roman" w:hAnsi="Times New Roman" w:cs="Times New Roman"/>
-              <w:kern w:val="2"/>
-              <w:sz w:val="24"/>
-              <w:szCs w:val="24"/>
-              <w:lang w:val="en-US" w:eastAsia="zh-CN" w:bidi="ar-SA"/>
+              <w:rFonts w:ascii="Times New Roman" w:hAnsi="Times New Roman" w:eastAsia="黑体"/>
+              <w:bCs/>
+              <w:szCs w:val="32"/>
             </w:rPr>
+            <w:t>第二章  存在问题与解决方案</w:t>
+          </w:r>
+          <w:r>
+            <w:tab/>
+          </w:r>
+          <w:r>
+            <w:fldChar w:fldCharType="begin"/>
+          </w:r>
+          <w:r>
+            <w:instrText xml:space="preserve"> PAGEREF _Toc13644 \h </w:instrText>
+          </w:r>
+          <w:r>
+            <w:fldChar w:fldCharType="separate"/>
+          </w:r>
+          <w:r>
+            <w:t>12</w:t>
+          </w:r>
+          <w:r>
+            <w:fldChar w:fldCharType="end"/>
+          </w:r>
+          <w:r>
+            <w:fldChar w:fldCharType="end"/>
+          </w:r>
+        </w:p>
+        <w:p>
+          <w:pPr>
+            <w:pStyle w:val="12"/>
+            <w:tabs>
+              <w:tab w:val="right" w:leader="dot" w:pos="8306"/>
+            </w:tabs>
           </w:pPr>
           <w:r>
+            <w:fldChar w:fldCharType="begin"/>
+          </w:r>
+          <w:r>
+            <w:instrText xml:space="preserve"> HYPERLINK \l _Toc7721 </w:instrText>
+          </w:r>
+          <w:r>
+            <w:fldChar w:fldCharType="separate"/>
+          </w:r>
+          <w:r>
             <w:rPr>
-              <w:rFonts w:ascii="Times New Roman" w:hAnsi="Times New Roman" w:cs="Times New Roman"/>
-              <w:kern w:val="2"/>
-              <w:sz w:val="24"/>
-              <w:szCs w:val="24"/>
-              <w:lang w:val="en-US" w:eastAsia="zh-CN" w:bidi="ar-SA"/>
+              <w:rFonts w:ascii="Times New Roman" w:hAnsi="Times New Roman" w:eastAsia="黑体"/>
+              <w:bCs/>
+              <w:szCs w:val="28"/>
             </w:rPr>
+            <w:t>2.1 存在的主要问题</w:t>
+          </w:r>
+          <w:r>
+            <w:tab/>
+          </w:r>
+          <w:r>
             <w:fldChar w:fldCharType="begin"/>
           </w:r>
           <w:r>
+            <w:instrText xml:space="preserve"> PAGEREF _Toc7721 \h </w:instrText>
+          </w:r>
+          <w:r>
+            <w:fldChar w:fldCharType="separate"/>
+          </w:r>
+          <w:r>
+            <w:t>12</w:t>
+          </w:r>
+          <w:r>
+            <w:fldChar w:fldCharType="end"/>
+          </w:r>
+          <w:r>
+            <w:fldChar w:fldCharType="end"/>
+          </w:r>
+        </w:p>
+        <w:p>
+          <w:pPr>
+            <w:pStyle w:val="12"/>
+            <w:tabs>
+              <w:tab w:val="right" w:leader="dot" w:pos="8306"/>
+            </w:tabs>
+          </w:pPr>
+          <w:r>
+            <w:fldChar w:fldCharType="begin"/>
+          </w:r>
+          <w:r>
+            <w:instrText xml:space="preserve"> HYPERLINK \l _Toc16883 </w:instrText>
+          </w:r>
+          <w:r>
+            <w:fldChar w:fldCharType="separate"/>
+          </w:r>
+          <w:r>
             <w:rPr>
-              <w:rFonts w:ascii="Times New Roman" w:hAnsi="Times New Roman" w:cs="Times New Roman"/>
-              <w:kern w:val="2"/>
-              <w:sz w:val="24"/>
-              <w:szCs w:val="24"/>
-              <w:lang w:val="en-US" w:eastAsia="zh-CN" w:bidi="ar-SA"/>
+              <w:rFonts w:ascii="Times New Roman" w:hAnsi="Times New Roman" w:eastAsia="黑体"/>
+              <w:bCs/>
+              <w:szCs w:val="28"/>
             </w:rPr>
-            <w:instrText xml:space="preserve"> HYPERLINK \l "_Toc3" </w:instrText>
-          </w:r>
-          <w:r>
-            <w:rPr>
-              <w:rFonts w:ascii="Times New Roman" w:hAnsi="Times New Roman" w:cs="Times New Roman"/>
-              <w:kern w:val="2"/>
-              <w:sz w:val="24"/>
-              <w:szCs w:val="24"/>
-              <w:lang w:val="en-US" w:eastAsia="zh-CN" w:bidi="ar-SA"/>
-            </w:rPr>
+            <w:t>2.2 解决方案</w:t>
+          </w:r>
+          <w:r>
+            <w:tab/>
+          </w:r>
+          <w:r>
+            <w:fldChar w:fldCharType="begin"/>
+          </w:r>
+          <w:r>
+            <w:instrText xml:space="preserve"> PAGEREF _Toc16883 \h </w:instrText>
+          </w:r>
+          <w:r>
             <w:fldChar w:fldCharType="separate"/>
           </w:r>
           <w:r>
-            <w:rPr>
-              <w:rFonts w:ascii="Times New Roman" w:hAnsi="Times New Roman" w:cs="Times New Roman"/>
-              <w:kern w:val="2"/>
-              <w:sz w:val="24"/>
-              <w:szCs w:val="24"/>
-              <w:lang w:val="en-US" w:eastAsia="zh-CN" w:bidi="ar-SA"/>
-            </w:rPr>
-            <w:t>1.2 针对工程问题的推理分析与具体实现</w:t>
-          </w:r>
-          <w:r>
-            <w:rPr>
-              <w:rFonts w:ascii="Times New Roman" w:hAnsi="Times New Roman" w:cs="Times New Roman"/>
-              <w:kern w:val="2"/>
-              <w:sz w:val="24"/>
-              <w:szCs w:val="24"/>
-              <w:lang w:val="en-US" w:eastAsia="zh-CN" w:bidi="ar-SA"/>
-            </w:rPr>
-            <w:tab/>
-          </w:r>
-          <w:r>
-            <w:rPr>
-              <w:rFonts w:ascii="Times New Roman" w:hAnsi="Times New Roman" w:cs="Times New Roman"/>
-              <w:kern w:val="2"/>
-              <w:sz w:val="24"/>
-              <w:szCs w:val="24"/>
-              <w:lang w:val="en-US" w:eastAsia="zh-CN" w:bidi="ar-SA"/>
-            </w:rPr>
-            <w:fldChar w:fldCharType="begin"/>
-          </w:r>
-          <w:r>
-            <w:rPr>
-              <w:rFonts w:ascii="Times New Roman" w:hAnsi="Times New Roman" w:cs="Times New Roman"/>
-              <w:kern w:val="2"/>
-              <w:sz w:val="24"/>
-              <w:szCs w:val="24"/>
-              <w:lang w:val="en-US" w:eastAsia="zh-CN" w:bidi="ar-SA"/>
-            </w:rPr>
-            <w:instrText xml:space="preserve">PAGEREF _Toc3 \h</w:instrText>
-          </w:r>
-          <w:r>
-            <w:rPr>
-              <w:rFonts w:ascii="Times New Roman" w:hAnsi="Times New Roman" w:cs="Times New Roman"/>
-              <w:kern w:val="2"/>
-              <w:sz w:val="24"/>
-              <w:szCs w:val="24"/>
-              <w:lang w:val="en-US" w:eastAsia="zh-CN" w:bidi="ar-SA"/>
-            </w:rPr>
-            <w:fldChar w:fldCharType="separate"/>
-          </w:r>
-          <w:r>
-            <w:t>2</w:t>
-          </w:r>
-          <w:r>
-            <w:rPr>
-              <w:rFonts w:ascii="Times New Roman" w:hAnsi="Times New Roman" w:cs="Times New Roman"/>
-              <w:kern w:val="2"/>
-              <w:sz w:val="24"/>
-              <w:szCs w:val="24"/>
-              <w:lang w:val="en-US" w:eastAsia="zh-CN" w:bidi="ar-SA"/>
-            </w:rPr>
+            <w:t>12</w:t>
+          </w:r>
+          <w:r>
             <w:fldChar w:fldCharType="end"/>
           </w:r>
           <w:r>
-            <w:rPr>
-              <w:rFonts w:ascii="Times New Roman" w:hAnsi="Times New Roman" w:cs="Times New Roman"/>
-              <w:kern w:val="2"/>
-              <w:sz w:val="24"/>
-              <w:szCs w:val="24"/>
-              <w:lang w:val="en-US" w:eastAsia="zh-CN" w:bidi="ar-SA"/>
-            </w:rPr>
             <w:fldChar w:fldCharType="end"/>
           </w:r>
         </w:p>
         <w:p>
           <w:pPr>
             <w:pStyle w:val="10"/>
-            <w:widowControl w:val="0"/>
             <w:tabs>
-              <w:tab w:val="left" w:pos="840"/>
-              <w:tab w:val="right" w:leader="dot" w:pos="8494"/>
+              <w:tab w:val="right" w:leader="dot" w:pos="8306"/>
             </w:tabs>
-            <w:spacing w:line="400" w:lineRule="exact"/>
-            <w:jc w:val="both"/>
+          </w:pPr>
+          <w:r>
+            <w:fldChar w:fldCharType="begin"/>
+          </w:r>
+          <w:r>
+            <w:instrText xml:space="preserve"> HYPERLINK \l _Toc1886 </w:instrText>
+          </w:r>
+          <w:r>
+            <w:fldChar w:fldCharType="separate"/>
+          </w:r>
+          <w:r>
             <w:rPr>
-              <w:rFonts w:ascii="Times New Roman" w:hAnsi="Times New Roman" w:cs="Times New Roman"/>
-              <w:kern w:val="2"/>
-              <w:sz w:val="24"/>
-              <w:szCs w:val="24"/>
-              <w:lang w:val="en-US" w:eastAsia="zh-CN" w:bidi="ar-SA"/>
+              <w:rFonts w:ascii="Times New Roman" w:hAnsi="Times New Roman" w:eastAsia="黑体"/>
+              <w:bCs/>
+              <w:szCs w:val="32"/>
             </w:rPr>
+            <w:t>第三章  前期任务完成度与后续实施计划</w:t>
+          </w:r>
+          <w:r>
+            <w:tab/>
+          </w:r>
+          <w:r>
+            <w:fldChar w:fldCharType="begin"/>
+          </w:r>
+          <w:r>
+            <w:instrText xml:space="preserve"> PAGEREF _Toc1886 \h </w:instrText>
+          </w:r>
+          <w:r>
+            <w:fldChar w:fldCharType="separate"/>
+          </w:r>
+          <w:r>
+            <w:t>14</w:t>
+          </w:r>
+          <w:r>
+            <w:fldChar w:fldCharType="end"/>
+          </w:r>
+          <w:r>
+            <w:fldChar w:fldCharType="end"/>
+          </w:r>
+        </w:p>
+        <w:p>
+          <w:pPr>
+            <w:pStyle w:val="12"/>
+            <w:tabs>
+              <w:tab w:val="right" w:leader="dot" w:pos="8306"/>
+            </w:tabs>
           </w:pPr>
           <w:r>
+            <w:fldChar w:fldCharType="begin"/>
+          </w:r>
+          <w:r>
+            <w:instrText xml:space="preserve"> HYPERLINK \l _Toc242 </w:instrText>
+          </w:r>
+          <w:r>
+            <w:fldChar w:fldCharType="separate"/>
+          </w:r>
+          <w:r>
             <w:rPr>
-              <w:rFonts w:ascii="Times New Roman" w:hAnsi="Times New Roman" w:cs="Times New Roman"/>
-              <w:kern w:val="2"/>
-              <w:sz w:val="24"/>
-              <w:szCs w:val="24"/>
-              <w:lang w:val="en-US" w:eastAsia="zh-CN" w:bidi="ar-SA"/>
+              <w:rFonts w:ascii="Times New Roman" w:hAnsi="Times New Roman" w:eastAsia="黑体"/>
+              <w:bCs/>
+              <w:szCs w:val="28"/>
             </w:rPr>
+            <w:t>3.1 任务书要求完成度对照</w:t>
+          </w:r>
+          <w:r>
+            <w:tab/>
+          </w:r>
+          <w:r>
             <w:fldChar w:fldCharType="begin"/>
           </w:r>
           <w:r>
+            <w:instrText xml:space="preserve"> PAGEREF _Toc242 \h </w:instrText>
+          </w:r>
+          <w:r>
+            <w:fldChar w:fldCharType="separate"/>
+          </w:r>
+          <w:r>
+            <w:t>14</w:t>
+          </w:r>
+          <w:r>
+            <w:fldChar w:fldCharType="end"/>
+          </w:r>
+          <w:r>
+            <w:fldChar w:fldCharType="end"/>
+          </w:r>
+        </w:p>
+        <w:p>
+          <w:pPr>
+            <w:pStyle w:val="12"/>
+            <w:tabs>
+              <w:tab w:val="right" w:leader="dot" w:pos="8306"/>
+            </w:tabs>
+          </w:pPr>
+          <w:r>
+            <w:fldChar w:fldCharType="begin"/>
+          </w:r>
+          <w:r>
+            <w:instrText xml:space="preserve"> HYPERLINK \l _Toc25131 </w:instrText>
+          </w:r>
+          <w:r>
+            <w:fldChar w:fldCharType="separate"/>
+          </w:r>
+          <w:r>
             <w:rPr>
-              <w:rFonts w:ascii="Times New Roman" w:hAnsi="Times New Roman" w:cs="Times New Roman"/>
-              <w:kern w:val="2"/>
-              <w:sz w:val="24"/>
-              <w:szCs w:val="24"/>
-              <w:lang w:val="en-US" w:eastAsia="zh-CN" w:bidi="ar-SA"/>
+              <w:rFonts w:ascii="Times New Roman" w:hAnsi="Times New Roman" w:eastAsia="黑体"/>
+              <w:bCs/>
+              <w:szCs w:val="28"/>
             </w:rPr>
-            <w:instrText xml:space="preserve"> HYPERLINK \l "_Toc4" </w:instrText>
+            <w:t>3.2 后续实施计划</w:t>
+          </w:r>
+          <w:r>
+            <w:tab/>
+          </w:r>
+          <w:r>
+            <w:fldChar w:fldCharType="begin"/>
+          </w:r>
+          <w:r>
+            <w:instrText xml:space="preserve"> PAGEREF _Toc25131 \h </w:instrText>
+          </w:r>
+          <w:r>
+            <w:fldChar w:fldCharType="separate"/>
+          </w:r>
+          <w:r>
+            <w:t>14</w:t>
+          </w:r>
+          <w:r>
+            <w:fldChar w:fldCharType="end"/>
+          </w:r>
+          <w:r>
+            <w:fldChar w:fldCharType="end"/>
+          </w:r>
+        </w:p>
+        <w:p>
+          <w:pPr>
+            <w:pStyle w:val="12"/>
+            <w:tabs>
+              <w:tab w:val="right" w:leader="dot" w:pos="8306"/>
+            </w:tabs>
+          </w:pPr>
+          <w:r>
+            <w:fldChar w:fldCharType="begin"/>
+          </w:r>
+          <w:r>
+            <w:instrText xml:space="preserve"> HYPERLINK \l _Toc4694 </w:instrText>
+          </w:r>
+          <w:r>
+            <w:fldChar w:fldCharType="separate"/>
           </w:r>
           <w:r>
             <w:rPr>
-              <w:rFonts w:ascii="Times New Roman" w:hAnsi="Times New Roman" w:cs="Times New Roman"/>
-              <w:kern w:val="2"/>
-              <w:sz w:val="24"/>
-              <w:szCs w:val="24"/>
-              <w:lang w:val="en-US" w:eastAsia="zh-CN" w:bidi="ar-SA"/>
+              <w:rFonts w:ascii="Times New Roman" w:hAnsi="Times New Roman" w:eastAsia="黑体"/>
+              <w:bCs/>
+              <w:szCs w:val="28"/>
             </w:rPr>
+            <w:t>3.3 团队分工</w:t>
+          </w:r>
+          <w:r>
+            <w:tab/>
+          </w:r>
+          <w:r>
+            <w:fldChar w:fldCharType="begin"/>
+          </w:r>
+          <w:r>
+            <w:instrText xml:space="preserve"> PAGEREF _Toc4694 \h </w:instrText>
+          </w:r>
+          <w:r>
             <w:fldChar w:fldCharType="separate"/>
           </w:r>
           <w:r>
-            <w:rPr>
-              <w:rFonts w:ascii="Times New Roman" w:hAnsi="Times New Roman" w:cs="Times New Roman"/>
-              <w:kern w:val="2"/>
-              <w:sz w:val="24"/>
-              <w:szCs w:val="24"/>
-              <w:lang w:val="en-US" w:eastAsia="zh-CN" w:bidi="ar-SA"/>
-            </w:rPr>
-            <w:t>1.2.1 司机对象与概率化行为状态机</w:t>
-          </w:r>
-          <w:r>
-            <w:rPr>
-              <w:rFonts w:ascii="Times New Roman" w:hAnsi="Times New Roman" w:cs="Times New Roman"/>
-              <w:kern w:val="2"/>
-              <w:sz w:val="24"/>
-              <w:szCs w:val="24"/>
-              <w:lang w:val="en-US" w:eastAsia="zh-CN" w:bidi="ar-SA"/>
-            </w:rPr>
-            <w:tab/>
-          </w:r>
-          <w:r>
-            <w:rPr>
-              <w:rFonts w:ascii="Times New Roman" w:hAnsi="Times New Roman" w:cs="Times New Roman"/>
-              <w:kern w:val="2"/>
-              <w:sz w:val="24"/>
-              <w:szCs w:val="24"/>
-              <w:lang w:val="en-US" w:eastAsia="zh-CN" w:bidi="ar-SA"/>
-            </w:rPr>
-            <w:fldChar w:fldCharType="begin"/>
-          </w:r>
-          <w:r>
-            <w:rPr>
-              <w:rFonts w:ascii="Times New Roman" w:hAnsi="Times New Roman" w:cs="Times New Roman"/>
-              <w:kern w:val="2"/>
-              <w:sz w:val="24"/>
-              <w:szCs w:val="24"/>
-              <w:lang w:val="en-US" w:eastAsia="zh-CN" w:bidi="ar-SA"/>
-            </w:rPr>
-            <w:instrText xml:space="preserve">PAGEREF _Toc4 \h</w:instrText>
-          </w:r>
-          <w:r>
-            <w:rPr>
-              <w:rFonts w:ascii="Times New Roman" w:hAnsi="Times New Roman" w:cs="Times New Roman"/>
-              <w:kern w:val="2"/>
-              <w:sz w:val="24"/>
-              <w:szCs w:val="24"/>
-              <w:lang w:val="en-US" w:eastAsia="zh-CN" w:bidi="ar-SA"/>
-            </w:rPr>
-            <w:fldChar w:fldCharType="separate"/>
-          </w:r>
-          <w:r>
-            <w:t>2</w:t>
-          </w:r>
-          <w:r>
-            <w:rPr>
-              <w:rFonts w:ascii="Times New Roman" w:hAnsi="Times New Roman" w:cs="Times New Roman"/>
-              <w:kern w:val="2"/>
-              <w:sz w:val="24"/>
-              <w:szCs w:val="24"/>
-              <w:lang w:val="en-US" w:eastAsia="zh-CN" w:bidi="ar-SA"/>
-            </w:rPr>
+            <w:t>15</w:t>
+          </w:r>
+          <w:r>
             <w:fldChar w:fldCharType="end"/>
           </w:r>
           <w:r>
-            <w:rPr>
-              <w:rFonts w:ascii="Times New Roman" w:hAnsi="Times New Roman" w:cs="Times New Roman"/>
-              <w:kern w:val="2"/>
-              <w:sz w:val="24"/>
-              <w:szCs w:val="24"/>
-              <w:lang w:val="en-US" w:eastAsia="zh-CN" w:bidi="ar-SA"/>
-            </w:rPr>
             <w:fldChar w:fldCharType="end"/>
           </w:r>
         </w:p>
         <w:p>
           <w:pPr>
             <w:pStyle w:val="10"/>
-            <w:widowControl w:val="0"/>
             <w:tabs>
-              <w:tab w:val="left" w:pos="840"/>
-              <w:tab w:val="right" w:leader="dot" w:pos="8494"/>
+              <w:tab w:val="right" w:leader="dot" w:pos="8306"/>
             </w:tabs>
-            <w:spacing w:line="400" w:lineRule="exact"/>
-            <w:jc w:val="both"/>
+          </w:pPr>
+          <w:r>
+            <w:fldChar w:fldCharType="begin"/>
+          </w:r>
+          <w:r>
+            <w:instrText xml:space="preserve"> HYPERLINK \l _Toc3397 </w:instrText>
+          </w:r>
+          <w:r>
+            <w:fldChar w:fldCharType="separate"/>
+          </w:r>
+          <w:r>
             <w:rPr>
-              <w:rFonts w:ascii="Times New Roman" w:hAnsi="Times New Roman" w:cs="Times New Roman"/>
-              <w:kern w:val="2"/>
-              <w:sz w:val="24"/>
-              <w:szCs w:val="24"/>
-              <w:lang w:val="en-US" w:eastAsia="zh-CN" w:bidi="ar-SA"/>
+              <w:rFonts w:ascii="Times New Roman" w:hAnsi="Times New Roman" w:eastAsia="黑体"/>
+              <w:bCs/>
+              <w:szCs w:val="32"/>
             </w:rPr>
-          </w:pPr>
-          <w:r>
-            <w:rPr>
-              <w:rFonts w:ascii="Times New Roman" w:hAnsi="Times New Roman" w:cs="Times New Roman"/>
-              <w:kern w:val="2"/>
-              <w:sz w:val="24"/>
-              <w:szCs w:val="24"/>
-              <w:lang w:val="en-US" w:eastAsia="zh-CN" w:bidi="ar-SA"/>
-            </w:rPr>
+            <w:t>第四章  AI工具利用情况与思考</w:t>
+          </w:r>
+          <w:r>
+            <w:tab/>
+          </w:r>
+          <w:r>
             <w:fldChar w:fldCharType="begin"/>
           </w:r>
           <w:r>
-            <w:rPr>
-              <w:rFonts w:ascii="Times New Roman" w:hAnsi="Times New Roman" w:cs="Times New Roman"/>
-              <w:kern w:val="2"/>
-              <w:sz w:val="24"/>
-              <w:szCs w:val="24"/>
-              <w:lang w:val="en-US" w:eastAsia="zh-CN" w:bidi="ar-SA"/>
-            </w:rPr>
-            <w:instrText xml:space="preserve"> HYPERLINK \l "_Toc5" </w:instrText>
-          </w:r>
-          <w:r>
-            <w:rPr>
-              <w:rFonts w:ascii="Times New Roman" w:hAnsi="Times New Roman" w:cs="Times New Roman"/>
-              <w:kern w:val="2"/>
-              <w:sz w:val="24"/>
-              <w:szCs w:val="24"/>
-              <w:lang w:val="en-US" w:eastAsia="zh-CN" w:bidi="ar-SA"/>
-            </w:rPr>
+            <w:instrText xml:space="preserve"> PAGEREF _Toc3397 \h </w:instrText>
+          </w:r>
+          <w:r>
             <w:fldChar w:fldCharType="separate"/>
           </w:r>
           <w:r>
-            <w:rPr>
-              <w:rFonts w:ascii="Times New Roman" w:hAnsi="Times New Roman" w:cs="Times New Roman"/>
-              <w:kern w:val="2"/>
-              <w:sz w:val="24"/>
-              <w:szCs w:val="24"/>
-              <w:lang w:val="en-US" w:eastAsia="zh-CN" w:bidi="ar-SA"/>
-            </w:rPr>
-            <w:t>1.2.2 运输过程随机事件引擎与统一暂停机制</w:t>
-          </w:r>
-          <w:r>
-            <w:rPr>
-              <w:rFonts w:ascii="Times New Roman" w:hAnsi="Times New Roman" w:cs="Times New Roman"/>
-              <w:kern w:val="2"/>
-              <w:sz w:val="24"/>
-              <w:szCs w:val="24"/>
-              <w:lang w:val="en-US" w:eastAsia="zh-CN" w:bidi="ar-SA"/>
-            </w:rPr>
-            <w:tab/>
-          </w:r>
-          <w:r>
-            <w:rPr>
-              <w:rFonts w:ascii="Times New Roman" w:hAnsi="Times New Roman" w:cs="Times New Roman"/>
-              <w:kern w:val="2"/>
-              <w:sz w:val="24"/>
-              <w:szCs w:val="24"/>
-              <w:lang w:val="en-US" w:eastAsia="zh-CN" w:bidi="ar-SA"/>
-            </w:rPr>
-            <w:fldChar w:fldCharType="begin"/>
-          </w:r>
-          <w:r>
-            <w:rPr>
-              <w:rFonts w:ascii="Times New Roman" w:hAnsi="Times New Roman" w:cs="Times New Roman"/>
-              <w:kern w:val="2"/>
-              <w:sz w:val="24"/>
-              <w:szCs w:val="24"/>
-              <w:lang w:val="en-US" w:eastAsia="zh-CN" w:bidi="ar-SA"/>
-            </w:rPr>
-            <w:instrText xml:space="preserve">PAGEREF _Toc5 \h</w:instrText>
-          </w:r>
-          <w:r>
-            <w:rPr>
-              <w:rFonts w:ascii="Times New Roman" w:hAnsi="Times New Roman" w:cs="Times New Roman"/>
-              <w:kern w:val="2"/>
-              <w:sz w:val="24"/>
-              <w:szCs w:val="24"/>
-              <w:lang w:val="en-US" w:eastAsia="zh-CN" w:bidi="ar-SA"/>
-            </w:rPr>
-            <w:fldChar w:fldCharType="separate"/>
-          </w:r>
-          <w:r>
-            <w:t>3</w:t>
-          </w:r>
-          <w:r>
-            <w:rPr>
-              <w:rFonts w:ascii="Times New Roman" w:hAnsi="Times New Roman" w:cs="Times New Roman"/>
-              <w:kern w:val="2"/>
-              <w:sz w:val="24"/>
-              <w:szCs w:val="24"/>
-              <w:lang w:val="en-US" w:eastAsia="zh-CN" w:bidi="ar-SA"/>
-            </w:rPr>
+            <w:t>16</w:t>
+          </w:r>
+          <w:r>
             <w:fldChar w:fldCharType="end"/>
           </w:r>
           <w:r>
-            <w:rPr>
-              <w:rFonts w:ascii="Times New Roman" w:hAnsi="Times New Roman" w:cs="Times New Roman"/>
-              <w:kern w:val="2"/>
-              <w:sz w:val="24"/>
-              <w:szCs w:val="24"/>
-              <w:lang w:val="en-US" w:eastAsia="zh-CN" w:bidi="ar-SA"/>
-            </w:rPr>
             <w:fldChar w:fldCharType="end"/>
           </w:r>
         </w:p>
         <w:p>
           <w:pPr>
             <w:pStyle w:val="10"/>
-            <w:widowControl w:val="0"/>
             <w:tabs>
-              <w:tab w:val="left" w:pos="840"/>
-              <w:tab w:val="right" w:leader="dot" w:pos="8494"/>
+              <w:tab w:val="right" w:leader="dot" w:pos="8306"/>
             </w:tabs>
-            <w:spacing w:line="400" w:lineRule="exact"/>
-            <w:jc w:val="both"/>
+          </w:pPr>
+          <w:r>
+            <w:fldChar w:fldCharType="begin"/>
+          </w:r>
+          <w:r>
+            <w:instrText xml:space="preserve"> HYPERLINK \l _Toc9556 </w:instrText>
+          </w:r>
+          <w:r>
+            <w:fldChar w:fldCharType="separate"/>
+          </w:r>
+          <w:r>
             <w:rPr>
-              <w:rFonts w:ascii="Times New Roman" w:hAnsi="Times New Roman" w:cs="Times New Roman"/>
-              <w:kern w:val="2"/>
-              <w:sz w:val="24"/>
-              <w:szCs w:val="24"/>
-              <w:lang w:val="en-US" w:eastAsia="zh-CN" w:bidi="ar-SA"/>
+              <w:rFonts w:ascii="Times New Roman" w:hAnsi="Times New Roman" w:eastAsia="黑体"/>
+              <w:bCs/>
+              <w:szCs w:val="32"/>
             </w:rPr>
-          </w:pPr>
-          <w:r>
-            <w:rPr>
-              <w:rFonts w:ascii="Times New Roman" w:hAnsi="Times New Roman" w:cs="Times New Roman"/>
-              <w:kern w:val="2"/>
-              <w:sz w:val="24"/>
-              <w:szCs w:val="24"/>
-              <w:lang w:val="en-US" w:eastAsia="zh-CN" w:bidi="ar-SA"/>
-            </w:rPr>
+            <w:t>参考文献</w:t>
+          </w:r>
+          <w:r>
+            <w:tab/>
+          </w:r>
+          <w:r>
             <w:fldChar w:fldCharType="begin"/>
           </w:r>
           <w:r>
-            <w:rPr>
-              <w:rFonts w:ascii="Times New Roman" w:hAnsi="Times New Roman" w:cs="Times New Roman"/>
-              <w:kern w:val="2"/>
-              <w:sz w:val="24"/>
-              <w:szCs w:val="24"/>
-              <w:lang w:val="en-US" w:eastAsia="zh-CN" w:bidi="ar-SA"/>
-            </w:rPr>
-            <w:instrText xml:space="preserve"> HYPERLINK \l "_Toc6" </w:instrText>
-          </w:r>
-          <w:r>
-            <w:rPr>
-              <w:rFonts w:ascii="Times New Roman" w:hAnsi="Times New Roman" w:cs="Times New Roman"/>
-              <w:kern w:val="2"/>
-              <w:sz w:val="24"/>
-              <w:szCs w:val="24"/>
-              <w:lang w:val="en-US" w:eastAsia="zh-CN" w:bidi="ar-SA"/>
-            </w:rPr>
+            <w:instrText xml:space="preserve"> PAGEREF _Toc9556 \h </w:instrText>
+          </w:r>
+          <w:r>
             <w:fldChar w:fldCharType="separate"/>
           </w:r>
           <w:r>
-            <w:rPr>
-              <w:rFonts w:ascii="Times New Roman" w:hAnsi="Times New Roman" w:cs="Times New Roman"/>
-              <w:kern w:val="2"/>
-              <w:sz w:val="24"/>
-              <w:szCs w:val="24"/>
-              <w:lang w:val="en-US" w:eastAsia="zh-CN" w:bidi="ar-SA"/>
-            </w:rPr>
-            <w:t>1.2.3 全局多目标优化机制</w:t>
-          </w:r>
-          <w:r>
-            <w:rPr>
-              <w:rFonts w:ascii="Times New Roman" w:hAnsi="Times New Roman" w:cs="Times New Roman"/>
-              <w:kern w:val="2"/>
-              <w:sz w:val="24"/>
-              <w:szCs w:val="24"/>
-              <w:lang w:val="en-US" w:eastAsia="zh-CN" w:bidi="ar-SA"/>
-            </w:rPr>
-            <w:tab/>
-          </w:r>
-          <w:r>
-            <w:rPr>
-              <w:rFonts w:ascii="Times New Roman" w:hAnsi="Times New Roman" w:cs="Times New Roman"/>
-              <w:kern w:val="2"/>
-              <w:sz w:val="24"/>
-              <w:szCs w:val="24"/>
-              <w:lang w:val="en-US" w:eastAsia="zh-CN" w:bidi="ar-SA"/>
-            </w:rPr>
-            <w:fldChar w:fldCharType="begin"/>
-          </w:r>
-          <w:r>
-            <w:rPr>
-              <w:rFonts w:ascii="Times New Roman" w:hAnsi="Times New Roman" w:cs="Times New Roman"/>
-              <w:kern w:val="2"/>
-              <w:sz w:val="24"/>
-              <w:szCs w:val="24"/>
-              <w:lang w:val="en-US" w:eastAsia="zh-CN" w:bidi="ar-SA"/>
-            </w:rPr>
-            <w:instrText xml:space="preserve">PAGEREF _Toc6 \h</w:instrText>
-          </w:r>
-          <w:r>
-            <w:rPr>
-              <w:rFonts w:ascii="Times New Roman" w:hAnsi="Times New Roman" w:cs="Times New Roman"/>
-              <w:kern w:val="2"/>
-              <w:sz w:val="24"/>
-              <w:szCs w:val="24"/>
-              <w:lang w:val="en-US" w:eastAsia="zh-CN" w:bidi="ar-SA"/>
-            </w:rPr>
-            <w:fldChar w:fldCharType="separate"/>
-          </w:r>
-          <w:r>
-            <w:t>4</w:t>
-          </w:r>
-          <w:r>
-            <w:rPr>
-              <w:rFonts w:ascii="Times New Roman" w:hAnsi="Times New Roman" w:cs="Times New Roman"/>
-              <w:kern w:val="2"/>
-              <w:sz w:val="24"/>
-              <w:szCs w:val="24"/>
-              <w:lang w:val="en-US" w:eastAsia="zh-CN" w:bidi="ar-SA"/>
-            </w:rPr>
+            <w:t>18</w:t>
+          </w:r>
+          <w:r>
             <w:fldChar w:fldCharType="end"/>
           </w:r>
           <w:r>
-            <w:rPr>
-              <w:rFonts w:ascii="Times New Roman" w:hAnsi="Times New Roman" w:cs="Times New Roman"/>
-              <w:kern w:val="2"/>
-              <w:sz w:val="24"/>
-              <w:szCs w:val="24"/>
-              <w:lang w:val="en-US" w:eastAsia="zh-CN" w:bidi="ar-SA"/>
-            </w:rPr>
             <w:fldChar w:fldCharType="end"/>
           </w:r>
         </w:p>
         <w:p>
           <w:pPr>
-            <w:pStyle w:val="10"/>
-            <w:widowControl w:val="0"/>
-            <w:tabs>
-              <w:tab w:val="left" w:pos="840"/>
-              <w:tab w:val="right" w:leader="dot" w:pos="8494"/>
-            </w:tabs>
-            <w:spacing w:line="400" w:lineRule="exact"/>
-            <w:jc w:val="both"/>
-            <w:rPr>
-              <w:rFonts w:ascii="Times New Roman" w:hAnsi="Times New Roman" w:cs="Times New Roman"/>
-              <w:kern w:val="2"/>
-              <w:sz w:val="24"/>
-              <w:szCs w:val="24"/>
-              <w:lang w:val="en-US" w:eastAsia="zh-CN" w:bidi="ar-SA"/>
-            </w:rPr>
-          </w:pPr>
-          <w:r>
-            <w:rPr>
-              <w:rFonts w:ascii="Times New Roman" w:hAnsi="Times New Roman" w:cs="Times New Roman"/>
-              <w:kern w:val="2"/>
-              <w:sz w:val="24"/>
-              <w:szCs w:val="24"/>
-              <w:lang w:val="en-US" w:eastAsia="zh-CN" w:bidi="ar-SA"/>
-            </w:rPr>
-            <w:fldChar w:fldCharType="begin"/>
-          </w:r>
-          <w:r>
-            <w:rPr>
-              <w:rFonts w:ascii="Times New Roman" w:hAnsi="Times New Roman" w:cs="Times New Roman"/>
-              <w:kern w:val="2"/>
-              <w:sz w:val="24"/>
-              <w:szCs w:val="24"/>
-              <w:lang w:val="en-US" w:eastAsia="zh-CN" w:bidi="ar-SA"/>
-            </w:rPr>
-            <w:instrText xml:space="preserve"> HYPERLINK \l "_Toc7" </w:instrText>
-          </w:r>
-          <w:r>
-            <w:rPr>
-              <w:rFonts w:ascii="Times New Roman" w:hAnsi="Times New Roman" w:cs="Times New Roman"/>
-              <w:kern w:val="2"/>
-              <w:sz w:val="24"/>
-              <w:szCs w:val="24"/>
-              <w:lang w:val="en-US" w:eastAsia="zh-CN" w:bidi="ar-SA"/>
-            </w:rPr>
-            <w:fldChar w:fldCharType="separate"/>
-          </w:r>
-          <w:r>
-            <w:rPr>
-              <w:rFonts w:ascii="Times New Roman" w:hAnsi="Times New Roman" w:cs="Times New Roman"/>
-              <w:kern w:val="2"/>
-              <w:sz w:val="24"/>
-              <w:szCs w:val="24"/>
-              <w:lang w:val="en-US" w:eastAsia="zh-CN" w:bidi="ar-SA"/>
-            </w:rPr>
-            <w:t>1.2.4 优化目标的实时统计与匹配质量评价</w:t>
-          </w:r>
-          <w:r>
-            <w:rPr>
-              <w:rFonts w:ascii="Times New Roman" w:hAnsi="Times New Roman" w:cs="Times New Roman"/>
-              <w:kern w:val="2"/>
-              <w:sz w:val="24"/>
-              <w:szCs w:val="24"/>
-              <w:lang w:val="en-US" w:eastAsia="zh-CN" w:bidi="ar-SA"/>
-            </w:rPr>
-            <w:tab/>
-          </w:r>
-          <w:r>
-            <w:rPr>
-              <w:rFonts w:ascii="Times New Roman" w:hAnsi="Times New Roman" w:cs="Times New Roman"/>
-              <w:kern w:val="2"/>
-              <w:sz w:val="24"/>
-              <w:szCs w:val="24"/>
-              <w:lang w:val="en-US" w:eastAsia="zh-CN" w:bidi="ar-SA"/>
-            </w:rPr>
-            <w:fldChar w:fldCharType="begin"/>
-          </w:r>
-          <w:r>
-            <w:rPr>
-              <w:rFonts w:ascii="Times New Roman" w:hAnsi="Times New Roman" w:cs="Times New Roman"/>
-              <w:kern w:val="2"/>
-              <w:sz w:val="24"/>
-              <w:szCs w:val="24"/>
-              <w:lang w:val="en-US" w:eastAsia="zh-CN" w:bidi="ar-SA"/>
-            </w:rPr>
-            <w:instrText xml:space="preserve">PAGEREF _Toc7 \h</w:instrText>
-          </w:r>
-          <w:r>
-            <w:rPr>
-              <w:rFonts w:ascii="Times New Roman" w:hAnsi="Times New Roman" w:cs="Times New Roman"/>
-              <w:kern w:val="2"/>
-              <w:sz w:val="24"/>
-              <w:szCs w:val="24"/>
-              <w:lang w:val="en-US" w:eastAsia="zh-CN" w:bidi="ar-SA"/>
-            </w:rPr>
-            <w:fldChar w:fldCharType="separate"/>
-          </w:r>
-          <w:r>
-            <w:t>6</w:t>
-          </w:r>
-          <w:r>
-            <w:rPr>
-              <w:rFonts w:ascii="Times New Roman" w:hAnsi="Times New Roman" w:cs="Times New Roman"/>
-              <w:kern w:val="2"/>
-              <w:sz w:val="24"/>
-              <w:szCs w:val="24"/>
-              <w:lang w:val="en-US" w:eastAsia="zh-CN" w:bidi="ar-SA"/>
-            </w:rPr>
-            <w:fldChar w:fldCharType="end"/>
-          </w:r>
-          <w:r>
-            <w:rPr>
-              <w:rFonts w:ascii="Times New Roman" w:hAnsi="Times New Roman" w:cs="Times New Roman"/>
-              <w:kern w:val="2"/>
-              <w:sz w:val="24"/>
-              <w:szCs w:val="24"/>
-              <w:lang w:val="en-US" w:eastAsia="zh-CN" w:bidi="ar-SA"/>
-            </w:rPr>
-            <w:fldChar w:fldCharType="end"/>
-          </w:r>
-        </w:p>
-        <w:p>
-          <w:pPr>
-            <w:pStyle w:val="10"/>
-            <w:widowControl w:val="0"/>
-            <w:tabs>
-              <w:tab w:val="left" w:pos="840"/>
-              <w:tab w:val="right" w:leader="dot" w:pos="8494"/>
-            </w:tabs>
-            <w:spacing w:line="400" w:lineRule="exact"/>
-            <w:jc w:val="both"/>
-            <w:rPr>
-              <w:rFonts w:ascii="Times New Roman" w:hAnsi="Times New Roman" w:cs="Times New Roman"/>
-              <w:kern w:val="2"/>
-              <w:sz w:val="24"/>
-              <w:szCs w:val="24"/>
-              <w:lang w:val="en-US" w:eastAsia="zh-CN" w:bidi="ar-SA"/>
-            </w:rPr>
-          </w:pPr>
-          <w:r>
-            <w:rPr>
-              <w:rFonts w:ascii="Times New Roman" w:hAnsi="Times New Roman" w:cs="Times New Roman"/>
-              <w:kern w:val="2"/>
-              <w:sz w:val="24"/>
-              <w:szCs w:val="24"/>
-              <w:lang w:val="en-US" w:eastAsia="zh-CN" w:bidi="ar-SA"/>
-            </w:rPr>
-            <w:fldChar w:fldCharType="begin"/>
-          </w:r>
-          <w:r>
-            <w:rPr>
-              <w:rFonts w:ascii="Times New Roman" w:hAnsi="Times New Roman" w:cs="Times New Roman"/>
-              <w:kern w:val="2"/>
-              <w:sz w:val="24"/>
-              <w:szCs w:val="24"/>
-              <w:lang w:val="en-US" w:eastAsia="zh-CN" w:bidi="ar-SA"/>
-            </w:rPr>
-            <w:instrText xml:space="preserve"> HYPERLINK \l "_Toc8" </w:instrText>
-          </w:r>
-          <w:r>
-            <w:rPr>
-              <w:rFonts w:ascii="Times New Roman" w:hAnsi="Times New Roman" w:cs="Times New Roman"/>
-              <w:kern w:val="2"/>
-              <w:sz w:val="24"/>
-              <w:szCs w:val="24"/>
-              <w:lang w:val="en-US" w:eastAsia="zh-CN" w:bidi="ar-SA"/>
-            </w:rPr>
-            <w:fldChar w:fldCharType="separate"/>
-          </w:r>
-          <w:r>
-            <w:rPr>
-              <w:rFonts w:ascii="Times New Roman" w:hAnsi="Times New Roman" w:cs="Times New Roman"/>
-              <w:kern w:val="2"/>
-              <w:sz w:val="24"/>
-              <w:szCs w:val="24"/>
-              <w:lang w:val="en-US" w:eastAsia="zh-CN" w:bidi="ar-SA"/>
-            </w:rPr>
-            <w:t>1.2.5 实验沙箱与确定性复现</w:t>
-          </w:r>
-          <w:r>
-            <w:rPr>
-              <w:rFonts w:ascii="Times New Roman" w:hAnsi="Times New Roman" w:cs="Times New Roman"/>
-              <w:kern w:val="2"/>
-              <w:sz w:val="24"/>
-              <w:szCs w:val="24"/>
-              <w:lang w:val="en-US" w:eastAsia="zh-CN" w:bidi="ar-SA"/>
-            </w:rPr>
-            <w:tab/>
-          </w:r>
-          <w:r>
-            <w:rPr>
-              <w:rFonts w:ascii="Times New Roman" w:hAnsi="Times New Roman" w:cs="Times New Roman"/>
-              <w:kern w:val="2"/>
-              <w:sz w:val="24"/>
-              <w:szCs w:val="24"/>
-              <w:lang w:val="en-US" w:eastAsia="zh-CN" w:bidi="ar-SA"/>
-            </w:rPr>
-            <w:fldChar w:fldCharType="begin"/>
-          </w:r>
-          <w:r>
-            <w:rPr>
-              <w:rFonts w:ascii="Times New Roman" w:hAnsi="Times New Roman" w:cs="Times New Roman"/>
-              <w:kern w:val="2"/>
-              <w:sz w:val="24"/>
-              <w:szCs w:val="24"/>
-              <w:lang w:val="en-US" w:eastAsia="zh-CN" w:bidi="ar-SA"/>
-            </w:rPr>
-            <w:instrText xml:space="preserve">PAGEREF _Toc8 \h</w:instrText>
-          </w:r>
-          <w:r>
-            <w:rPr>
-              <w:rFonts w:ascii="Times New Roman" w:hAnsi="Times New Roman" w:cs="Times New Roman"/>
-              <w:kern w:val="2"/>
-              <w:sz w:val="24"/>
-              <w:szCs w:val="24"/>
-              <w:lang w:val="en-US" w:eastAsia="zh-CN" w:bidi="ar-SA"/>
-            </w:rPr>
-            <w:fldChar w:fldCharType="separate"/>
-          </w:r>
-          <w:r>
-            <w:t>8</w:t>
-          </w:r>
-          <w:r>
-            <w:rPr>
-              <w:rFonts w:ascii="Times New Roman" w:hAnsi="Times New Roman" w:cs="Times New Roman"/>
-              <w:kern w:val="2"/>
-              <w:sz w:val="24"/>
-              <w:szCs w:val="24"/>
-              <w:lang w:val="en-US" w:eastAsia="zh-CN" w:bidi="ar-SA"/>
-            </w:rPr>
-            <w:fldChar w:fldCharType="end"/>
-          </w:r>
-          <w:r>
-            <w:rPr>
-              <w:rFonts w:ascii="Times New Roman" w:hAnsi="Times New Roman" w:cs="Times New Roman"/>
-              <w:kern w:val="2"/>
-              <w:sz w:val="24"/>
-              <w:szCs w:val="24"/>
-              <w:lang w:val="en-US" w:eastAsia="zh-CN" w:bidi="ar-SA"/>
-            </w:rPr>
-            <w:fldChar w:fldCharType="end"/>
-          </w:r>
-        </w:p>
-        <w:p>
-          <w:pPr>
-            <w:pStyle w:val="10"/>
-            <w:widowControl w:val="0"/>
-            <w:tabs>
-              <w:tab w:val="left" w:pos="840"/>
-              <w:tab w:val="right" w:leader="dot" w:pos="8494"/>
-            </w:tabs>
-            <w:spacing w:line="400" w:lineRule="exact"/>
-            <w:jc w:val="both"/>
-            <w:rPr>
-              <w:rFonts w:ascii="Times New Roman" w:hAnsi="Times New Roman" w:cs="Times New Roman"/>
-              <w:kern w:val="2"/>
-              <w:sz w:val="24"/>
-              <w:szCs w:val="24"/>
-              <w:lang w:val="en-US" w:eastAsia="zh-CN" w:bidi="ar-SA"/>
-            </w:rPr>
-          </w:pPr>
-          <w:r>
-            <w:rPr>
-              <w:rFonts w:ascii="Times New Roman" w:hAnsi="Times New Roman" w:cs="Times New Roman"/>
-              <w:kern w:val="2"/>
-              <w:sz w:val="24"/>
-              <w:szCs w:val="24"/>
-              <w:lang w:val="en-US" w:eastAsia="zh-CN" w:bidi="ar-SA"/>
-            </w:rPr>
-            <w:fldChar w:fldCharType="begin"/>
-          </w:r>
-          <w:r>
-            <w:rPr>
-              <w:rFonts w:ascii="Times New Roman" w:hAnsi="Times New Roman" w:cs="Times New Roman"/>
-              <w:kern w:val="2"/>
-              <w:sz w:val="24"/>
-              <w:szCs w:val="24"/>
-              <w:lang w:val="en-US" w:eastAsia="zh-CN" w:bidi="ar-SA"/>
-            </w:rPr>
-            <w:instrText xml:space="preserve"> HYPERLINK \l "_Toc9" </w:instrText>
-          </w:r>
-          <w:r>
-            <w:rPr>
-              <w:rFonts w:ascii="Times New Roman" w:hAnsi="Times New Roman" w:cs="Times New Roman"/>
-              <w:kern w:val="2"/>
-              <w:sz w:val="24"/>
-              <w:szCs w:val="24"/>
-              <w:lang w:val="en-US" w:eastAsia="zh-CN" w:bidi="ar-SA"/>
-            </w:rPr>
-            <w:fldChar w:fldCharType="separate"/>
-          </w:r>
-          <w:r>
-            <w:rPr>
-              <w:rFonts w:ascii="Times New Roman" w:hAnsi="Times New Roman" w:cs="Times New Roman"/>
-              <w:kern w:val="2"/>
-              <w:sz w:val="24"/>
-              <w:szCs w:val="24"/>
-              <w:lang w:val="en-US" w:eastAsia="zh-CN" w:bidi="ar-SA"/>
-            </w:rPr>
-            <w:t>1.3 知识技能学习情况</w:t>
-          </w:r>
-          <w:r>
-            <w:rPr>
-              <w:rFonts w:ascii="Times New Roman" w:hAnsi="Times New Roman" w:cs="Times New Roman"/>
-              <w:kern w:val="2"/>
-              <w:sz w:val="24"/>
-              <w:szCs w:val="24"/>
-              <w:lang w:val="en-US" w:eastAsia="zh-CN" w:bidi="ar-SA"/>
-            </w:rPr>
-            <w:tab/>
-          </w:r>
-          <w:r>
-            <w:rPr>
-              <w:rFonts w:ascii="Times New Roman" w:hAnsi="Times New Roman" w:cs="Times New Roman"/>
-              <w:kern w:val="2"/>
-              <w:sz w:val="24"/>
-              <w:szCs w:val="24"/>
-              <w:lang w:val="en-US" w:eastAsia="zh-CN" w:bidi="ar-SA"/>
-            </w:rPr>
-            <w:fldChar w:fldCharType="begin"/>
-          </w:r>
-          <w:r>
-            <w:rPr>
-              <w:rFonts w:ascii="Times New Roman" w:hAnsi="Times New Roman" w:cs="Times New Roman"/>
-              <w:kern w:val="2"/>
-              <w:sz w:val="24"/>
-              <w:szCs w:val="24"/>
-              <w:lang w:val="en-US" w:eastAsia="zh-CN" w:bidi="ar-SA"/>
-            </w:rPr>
-            <w:instrText xml:space="preserve">PAGEREF _Toc9 \h</w:instrText>
-          </w:r>
-          <w:r>
-            <w:rPr>
-              <w:rFonts w:ascii="Times New Roman" w:hAnsi="Times New Roman" w:cs="Times New Roman"/>
-              <w:kern w:val="2"/>
-              <w:sz w:val="24"/>
-              <w:szCs w:val="24"/>
-              <w:lang w:val="en-US" w:eastAsia="zh-CN" w:bidi="ar-SA"/>
-            </w:rPr>
-            <w:fldChar w:fldCharType="separate"/>
-          </w:r>
-          <w:r>
-            <w:t>11</w:t>
-          </w:r>
-          <w:r>
-            <w:rPr>
-              <w:rFonts w:ascii="Times New Roman" w:hAnsi="Times New Roman" w:cs="Times New Roman"/>
-              <w:kern w:val="2"/>
-              <w:sz w:val="24"/>
-              <w:szCs w:val="24"/>
-              <w:lang w:val="en-US" w:eastAsia="zh-CN" w:bidi="ar-SA"/>
-            </w:rPr>
-            <w:fldChar w:fldCharType="end"/>
-          </w:r>
-          <w:r>
-            <w:rPr>
-              <w:rFonts w:ascii="Times New Roman" w:hAnsi="Times New Roman" w:cs="Times New Roman"/>
-              <w:kern w:val="2"/>
-              <w:sz w:val="24"/>
-              <w:szCs w:val="24"/>
-              <w:lang w:val="en-US" w:eastAsia="zh-CN" w:bidi="ar-SA"/>
-            </w:rPr>
-            <w:fldChar w:fldCharType="end"/>
-          </w:r>
-        </w:p>
-        <w:p>
-          <w:pPr>
-            <w:pStyle w:val="10"/>
-            <w:widowControl w:val="0"/>
-            <w:tabs>
-              <w:tab w:val="left" w:pos="840"/>
-              <w:tab w:val="right" w:leader="dot" w:pos="8494"/>
-            </w:tabs>
-            <w:spacing w:line="400" w:lineRule="exact"/>
-            <w:jc w:val="both"/>
-            <w:rPr>
-              <w:rFonts w:ascii="Times New Roman" w:hAnsi="Times New Roman" w:cs="Times New Roman"/>
-              <w:kern w:val="2"/>
-              <w:sz w:val="24"/>
-              <w:szCs w:val="24"/>
-              <w:lang w:val="en-US" w:eastAsia="zh-CN" w:bidi="ar-SA"/>
-            </w:rPr>
-          </w:pPr>
-          <w:r>
-            <w:rPr>
-              <w:rFonts w:ascii="Times New Roman" w:hAnsi="Times New Roman" w:cs="Times New Roman"/>
-              <w:kern w:val="2"/>
-              <w:sz w:val="24"/>
-              <w:szCs w:val="24"/>
-              <w:lang w:val="en-US" w:eastAsia="zh-CN" w:bidi="ar-SA"/>
-            </w:rPr>
-            <w:fldChar w:fldCharType="begin"/>
-          </w:r>
-          <w:r>
-            <w:rPr>
-              <w:rFonts w:ascii="Times New Roman" w:hAnsi="Times New Roman" w:cs="Times New Roman"/>
-              <w:kern w:val="2"/>
-              <w:sz w:val="24"/>
-              <w:szCs w:val="24"/>
-              <w:lang w:val="en-US" w:eastAsia="zh-CN" w:bidi="ar-SA"/>
-            </w:rPr>
-            <w:instrText xml:space="preserve"> HYPERLINK \l "_Toc10" </w:instrText>
-          </w:r>
-          <w:r>
-            <w:rPr>
-              <w:rFonts w:ascii="Times New Roman" w:hAnsi="Times New Roman" w:cs="Times New Roman"/>
-              <w:kern w:val="2"/>
-              <w:sz w:val="24"/>
-              <w:szCs w:val="24"/>
-              <w:lang w:val="en-US" w:eastAsia="zh-CN" w:bidi="ar-SA"/>
-            </w:rPr>
-            <w:fldChar w:fldCharType="separate"/>
-          </w:r>
-          <w:r>
-            <w:rPr>
-              <w:rFonts w:ascii="Times New Roman" w:hAnsi="Times New Roman" w:cs="Times New Roman"/>
-              <w:kern w:val="2"/>
-              <w:sz w:val="24"/>
-              <w:szCs w:val="24"/>
-              <w:lang w:val="en-US" w:eastAsia="zh-CN" w:bidi="ar-SA"/>
-            </w:rPr>
-            <w:t>第二章  存在问题与解决方案</w:t>
-          </w:r>
-          <w:r>
-            <w:rPr>
-              <w:rFonts w:ascii="Times New Roman" w:hAnsi="Times New Roman" w:cs="Times New Roman"/>
-              <w:kern w:val="2"/>
-              <w:sz w:val="24"/>
-              <w:szCs w:val="24"/>
-              <w:lang w:val="en-US" w:eastAsia="zh-CN" w:bidi="ar-SA"/>
-            </w:rPr>
-            <w:tab/>
-          </w:r>
-          <w:r>
-            <w:rPr>
-              <w:rFonts w:ascii="Times New Roman" w:hAnsi="Times New Roman" w:cs="Times New Roman"/>
-              <w:kern w:val="2"/>
-              <w:sz w:val="24"/>
-              <w:szCs w:val="24"/>
-              <w:lang w:val="en-US" w:eastAsia="zh-CN" w:bidi="ar-SA"/>
-            </w:rPr>
-            <w:fldChar w:fldCharType="begin"/>
-          </w:r>
-          <w:r>
-            <w:rPr>
-              <w:rFonts w:ascii="Times New Roman" w:hAnsi="Times New Roman" w:cs="Times New Roman"/>
-              <w:kern w:val="2"/>
-              <w:sz w:val="24"/>
-              <w:szCs w:val="24"/>
-              <w:lang w:val="en-US" w:eastAsia="zh-CN" w:bidi="ar-SA"/>
-            </w:rPr>
-            <w:instrText xml:space="preserve">PAGEREF _Toc10 \h</w:instrText>
-          </w:r>
-          <w:r>
-            <w:rPr>
-              <w:rFonts w:ascii="Times New Roman" w:hAnsi="Times New Roman" w:cs="Times New Roman"/>
-              <w:kern w:val="2"/>
-              <w:sz w:val="24"/>
-              <w:szCs w:val="24"/>
-              <w:lang w:val="en-US" w:eastAsia="zh-CN" w:bidi="ar-SA"/>
-            </w:rPr>
-            <w:fldChar w:fldCharType="separate"/>
-          </w:r>
-          <w:r>
-            <w:t>12</w:t>
-          </w:r>
-          <w:r>
-            <w:rPr>
-              <w:rFonts w:ascii="Times New Roman" w:hAnsi="Times New Roman" w:cs="Times New Roman"/>
-              <w:kern w:val="2"/>
-              <w:sz w:val="24"/>
-              <w:szCs w:val="24"/>
-              <w:lang w:val="en-US" w:eastAsia="zh-CN" w:bidi="ar-SA"/>
-            </w:rPr>
-            <w:fldChar w:fldCharType="end"/>
-          </w:r>
-          <w:r>
-            <w:rPr>
-              <w:rFonts w:ascii="Times New Roman" w:hAnsi="Times New Roman" w:cs="Times New Roman"/>
-              <w:kern w:val="2"/>
-              <w:sz w:val="24"/>
-              <w:szCs w:val="24"/>
-              <w:lang w:val="en-US" w:eastAsia="zh-CN" w:bidi="ar-SA"/>
-            </w:rPr>
-            <w:fldChar w:fldCharType="end"/>
-          </w:r>
-        </w:p>
-        <w:p>
-          <w:pPr>
-            <w:pStyle w:val="10"/>
-            <w:widowControl w:val="0"/>
-            <w:tabs>
-              <w:tab w:val="left" w:pos="840"/>
-              <w:tab w:val="right" w:leader="dot" w:pos="8494"/>
-            </w:tabs>
-            <w:spacing w:line="400" w:lineRule="exact"/>
-            <w:jc w:val="both"/>
-            <w:rPr>
-              <w:rFonts w:ascii="Times New Roman" w:hAnsi="Times New Roman" w:cs="Times New Roman"/>
-              <w:kern w:val="2"/>
-              <w:sz w:val="24"/>
-              <w:szCs w:val="24"/>
-              <w:lang w:val="en-US" w:eastAsia="zh-CN" w:bidi="ar-SA"/>
-            </w:rPr>
-          </w:pPr>
-          <w:r>
-            <w:rPr>
-              <w:rFonts w:ascii="Times New Roman" w:hAnsi="Times New Roman" w:cs="Times New Roman"/>
-              <w:kern w:val="2"/>
-              <w:sz w:val="24"/>
-              <w:szCs w:val="24"/>
-              <w:lang w:val="en-US" w:eastAsia="zh-CN" w:bidi="ar-SA"/>
-            </w:rPr>
-            <w:fldChar w:fldCharType="begin"/>
-          </w:r>
-          <w:r>
-            <w:rPr>
-              <w:rFonts w:ascii="Times New Roman" w:hAnsi="Times New Roman" w:cs="Times New Roman"/>
-              <w:kern w:val="2"/>
-              <w:sz w:val="24"/>
-              <w:szCs w:val="24"/>
-              <w:lang w:val="en-US" w:eastAsia="zh-CN" w:bidi="ar-SA"/>
-            </w:rPr>
-            <w:instrText xml:space="preserve"> HYPERLINK \l "_Toc11" </w:instrText>
-          </w:r>
-          <w:r>
-            <w:rPr>
-              <w:rFonts w:ascii="Times New Roman" w:hAnsi="Times New Roman" w:cs="Times New Roman"/>
-              <w:kern w:val="2"/>
-              <w:sz w:val="24"/>
-              <w:szCs w:val="24"/>
-              <w:lang w:val="en-US" w:eastAsia="zh-CN" w:bidi="ar-SA"/>
-            </w:rPr>
-            <w:fldChar w:fldCharType="separate"/>
-          </w:r>
-          <w:r>
-            <w:rPr>
-              <w:rFonts w:ascii="Times New Roman" w:hAnsi="Times New Roman" w:cs="Times New Roman"/>
-              <w:kern w:val="2"/>
-              <w:sz w:val="24"/>
-              <w:szCs w:val="24"/>
-              <w:lang w:val="en-US" w:eastAsia="zh-CN" w:bidi="ar-SA"/>
-            </w:rPr>
-            <w:t>2.1 存在的主要问题</w:t>
-          </w:r>
-          <w:r>
-            <w:rPr>
-              <w:rFonts w:ascii="Times New Roman" w:hAnsi="Times New Roman" w:cs="Times New Roman"/>
-              <w:kern w:val="2"/>
-              <w:sz w:val="24"/>
-              <w:szCs w:val="24"/>
-              <w:lang w:val="en-US" w:eastAsia="zh-CN" w:bidi="ar-SA"/>
-            </w:rPr>
-            <w:tab/>
-          </w:r>
-          <w:r>
-            <w:rPr>
-              <w:rFonts w:ascii="Times New Roman" w:hAnsi="Times New Roman" w:cs="Times New Roman"/>
-              <w:kern w:val="2"/>
-              <w:sz w:val="24"/>
-              <w:szCs w:val="24"/>
-              <w:lang w:val="en-US" w:eastAsia="zh-CN" w:bidi="ar-SA"/>
-            </w:rPr>
-            <w:fldChar w:fldCharType="begin"/>
-          </w:r>
-          <w:r>
-            <w:rPr>
-              <w:rFonts w:ascii="Times New Roman" w:hAnsi="Times New Roman" w:cs="Times New Roman"/>
-              <w:kern w:val="2"/>
-              <w:sz w:val="24"/>
-              <w:szCs w:val="24"/>
-              <w:lang w:val="en-US" w:eastAsia="zh-CN" w:bidi="ar-SA"/>
-            </w:rPr>
-            <w:instrText xml:space="preserve">PAGEREF _Toc11 \h</w:instrText>
-          </w:r>
-          <w:r>
-            <w:rPr>
-              <w:rFonts w:ascii="Times New Roman" w:hAnsi="Times New Roman" w:cs="Times New Roman"/>
-              <w:kern w:val="2"/>
-              <w:sz w:val="24"/>
-              <w:szCs w:val="24"/>
-              <w:lang w:val="en-US" w:eastAsia="zh-CN" w:bidi="ar-SA"/>
-            </w:rPr>
-            <w:fldChar w:fldCharType="separate"/>
-          </w:r>
-          <w:r>
-            <w:t>12</w:t>
-          </w:r>
-          <w:r>
-            <w:rPr>
-              <w:rFonts w:ascii="Times New Roman" w:hAnsi="Times New Roman" w:cs="Times New Roman"/>
-              <w:kern w:val="2"/>
-              <w:sz w:val="24"/>
-              <w:szCs w:val="24"/>
-              <w:lang w:val="en-US" w:eastAsia="zh-CN" w:bidi="ar-SA"/>
-            </w:rPr>
-            <w:fldChar w:fldCharType="end"/>
-          </w:r>
-          <w:r>
-            <w:rPr>
-              <w:rFonts w:ascii="Times New Roman" w:hAnsi="Times New Roman" w:cs="Times New Roman"/>
-              <w:kern w:val="2"/>
-              <w:sz w:val="24"/>
-              <w:szCs w:val="24"/>
-              <w:lang w:val="en-US" w:eastAsia="zh-CN" w:bidi="ar-SA"/>
-            </w:rPr>
-            <w:fldChar w:fldCharType="end"/>
-          </w:r>
-        </w:p>
-        <w:p>
-          <w:pPr>
-            <w:pStyle w:val="10"/>
-            <w:widowControl w:val="0"/>
-            <w:tabs>
-              <w:tab w:val="left" w:pos="840"/>
-              <w:tab w:val="right" w:leader="dot" w:pos="8494"/>
-            </w:tabs>
-            <w:spacing w:line="400" w:lineRule="exact"/>
-            <w:jc w:val="both"/>
-            <w:rPr>
-              <w:rFonts w:ascii="Times New Roman" w:hAnsi="Times New Roman" w:cs="Times New Roman"/>
-              <w:kern w:val="2"/>
-              <w:sz w:val="24"/>
-              <w:szCs w:val="24"/>
-              <w:lang w:val="en-US" w:eastAsia="zh-CN" w:bidi="ar-SA"/>
-            </w:rPr>
-          </w:pPr>
-          <w:r>
-            <w:rPr>
-              <w:rFonts w:ascii="Times New Roman" w:hAnsi="Times New Roman" w:cs="Times New Roman"/>
-              <w:kern w:val="2"/>
-              <w:sz w:val="24"/>
-              <w:szCs w:val="24"/>
-              <w:lang w:val="en-US" w:eastAsia="zh-CN" w:bidi="ar-SA"/>
-            </w:rPr>
-            <w:fldChar w:fldCharType="begin"/>
-          </w:r>
-          <w:r>
-            <w:rPr>
-              <w:rFonts w:ascii="Times New Roman" w:hAnsi="Times New Roman" w:cs="Times New Roman"/>
-              <w:kern w:val="2"/>
-              <w:sz w:val="24"/>
-              <w:szCs w:val="24"/>
-              <w:lang w:val="en-US" w:eastAsia="zh-CN" w:bidi="ar-SA"/>
-            </w:rPr>
-            <w:instrText xml:space="preserve"> HYPERLINK \l "_Toc12" </w:instrText>
-          </w:r>
-          <w:r>
-            <w:rPr>
-              <w:rFonts w:ascii="Times New Roman" w:hAnsi="Times New Roman" w:cs="Times New Roman"/>
-              <w:kern w:val="2"/>
-              <w:sz w:val="24"/>
-              <w:szCs w:val="24"/>
-              <w:lang w:val="en-US" w:eastAsia="zh-CN" w:bidi="ar-SA"/>
-            </w:rPr>
-            <w:fldChar w:fldCharType="separate"/>
-          </w:r>
-          <w:r>
-            <w:rPr>
-              <w:rFonts w:ascii="Times New Roman" w:hAnsi="Times New Roman" w:cs="Times New Roman"/>
-              <w:kern w:val="2"/>
-              <w:sz w:val="24"/>
-              <w:szCs w:val="24"/>
-              <w:lang w:val="en-US" w:eastAsia="zh-CN" w:bidi="ar-SA"/>
-            </w:rPr>
-            <w:t>2.2 解决方案</w:t>
-          </w:r>
-          <w:r>
-            <w:rPr>
-              <w:rFonts w:ascii="Times New Roman" w:hAnsi="Times New Roman" w:cs="Times New Roman"/>
-              <w:kern w:val="2"/>
-              <w:sz w:val="24"/>
-              <w:szCs w:val="24"/>
-              <w:lang w:val="en-US" w:eastAsia="zh-CN" w:bidi="ar-SA"/>
-            </w:rPr>
-            <w:tab/>
-          </w:r>
-          <w:r>
-            <w:rPr>
-              <w:rFonts w:ascii="Times New Roman" w:hAnsi="Times New Roman" w:cs="Times New Roman"/>
-              <w:kern w:val="2"/>
-              <w:sz w:val="24"/>
-              <w:szCs w:val="24"/>
-              <w:lang w:val="en-US" w:eastAsia="zh-CN" w:bidi="ar-SA"/>
-            </w:rPr>
-            <w:fldChar w:fldCharType="begin"/>
-          </w:r>
-          <w:r>
-            <w:rPr>
-              <w:rFonts w:ascii="Times New Roman" w:hAnsi="Times New Roman" w:cs="Times New Roman"/>
-              <w:kern w:val="2"/>
-              <w:sz w:val="24"/>
-              <w:szCs w:val="24"/>
-              <w:lang w:val="en-US" w:eastAsia="zh-CN" w:bidi="ar-SA"/>
-            </w:rPr>
-            <w:instrText xml:space="preserve">PAGEREF _Toc12 \h</w:instrText>
-          </w:r>
-          <w:r>
-            <w:rPr>
-              <w:rFonts w:ascii="Times New Roman" w:hAnsi="Times New Roman" w:cs="Times New Roman"/>
-              <w:kern w:val="2"/>
-              <w:sz w:val="24"/>
-              <w:szCs w:val="24"/>
-              <w:lang w:val="en-US" w:eastAsia="zh-CN" w:bidi="ar-SA"/>
-            </w:rPr>
-            <w:fldChar w:fldCharType="separate"/>
-          </w:r>
-          <w:r>
-            <w:t>12</w:t>
-          </w:r>
-          <w:r>
-            <w:rPr>
-              <w:rFonts w:ascii="Times New Roman" w:hAnsi="Times New Roman" w:cs="Times New Roman"/>
-              <w:kern w:val="2"/>
-              <w:sz w:val="24"/>
-              <w:szCs w:val="24"/>
-              <w:lang w:val="en-US" w:eastAsia="zh-CN" w:bidi="ar-SA"/>
-            </w:rPr>
-            <w:fldChar w:fldCharType="end"/>
-          </w:r>
-          <w:r>
-            <w:rPr>
-              <w:rFonts w:ascii="Times New Roman" w:hAnsi="Times New Roman" w:cs="Times New Roman"/>
-              <w:kern w:val="2"/>
-              <w:sz w:val="24"/>
-              <w:szCs w:val="24"/>
-              <w:lang w:val="en-US" w:eastAsia="zh-CN" w:bidi="ar-SA"/>
-            </w:rPr>
-            <w:fldChar w:fldCharType="end"/>
-          </w:r>
-        </w:p>
-        <w:p>
-          <w:pPr>
-            <w:pStyle w:val="10"/>
-            <w:widowControl w:val="0"/>
-            <w:tabs>
-              <w:tab w:val="left" w:pos="840"/>
-              <w:tab w:val="right" w:leader="dot" w:pos="8494"/>
-            </w:tabs>
-            <w:spacing w:line="400" w:lineRule="exact"/>
-            <w:jc w:val="both"/>
-            <w:rPr>
-              <w:rFonts w:ascii="Times New Roman" w:hAnsi="Times New Roman" w:cs="Times New Roman"/>
-              <w:kern w:val="2"/>
-              <w:sz w:val="24"/>
-              <w:szCs w:val="24"/>
-              <w:lang w:val="en-US" w:eastAsia="zh-CN" w:bidi="ar-SA"/>
-            </w:rPr>
-          </w:pPr>
-          <w:r>
-            <w:rPr>
-              <w:rFonts w:ascii="Times New Roman" w:hAnsi="Times New Roman" w:cs="Times New Roman"/>
-              <w:kern w:val="2"/>
-              <w:sz w:val="24"/>
-              <w:szCs w:val="24"/>
-              <w:lang w:val="en-US" w:eastAsia="zh-CN" w:bidi="ar-SA"/>
-            </w:rPr>
-            <w:fldChar w:fldCharType="begin"/>
-          </w:r>
-          <w:r>
-            <w:rPr>
-              <w:rFonts w:ascii="Times New Roman" w:hAnsi="Times New Roman" w:cs="Times New Roman"/>
-              <w:kern w:val="2"/>
-              <w:sz w:val="24"/>
-              <w:szCs w:val="24"/>
-              <w:lang w:val="en-US" w:eastAsia="zh-CN" w:bidi="ar-SA"/>
-            </w:rPr>
-            <w:instrText xml:space="preserve"> HYPERLINK \l "_Toc13" </w:instrText>
-          </w:r>
-          <w:r>
-            <w:rPr>
-              <w:rFonts w:ascii="Times New Roman" w:hAnsi="Times New Roman" w:cs="Times New Roman"/>
-              <w:kern w:val="2"/>
-              <w:sz w:val="24"/>
-              <w:szCs w:val="24"/>
-              <w:lang w:val="en-US" w:eastAsia="zh-CN" w:bidi="ar-SA"/>
-            </w:rPr>
-            <w:fldChar w:fldCharType="separate"/>
-          </w:r>
-          <w:r>
-            <w:rPr>
-              <w:rFonts w:ascii="Times New Roman" w:hAnsi="Times New Roman" w:cs="Times New Roman"/>
-              <w:kern w:val="2"/>
-              <w:sz w:val="24"/>
-              <w:szCs w:val="24"/>
-              <w:lang w:val="en-US" w:eastAsia="zh-CN" w:bidi="ar-SA"/>
-            </w:rPr>
-            <w:t>第三章  前期任务完成度与后续实施计划</w:t>
-          </w:r>
-          <w:r>
-            <w:rPr>
-              <w:rFonts w:ascii="Times New Roman" w:hAnsi="Times New Roman" w:cs="Times New Roman"/>
-              <w:kern w:val="2"/>
-              <w:sz w:val="24"/>
-              <w:szCs w:val="24"/>
-              <w:lang w:val="en-US" w:eastAsia="zh-CN" w:bidi="ar-SA"/>
-            </w:rPr>
-            <w:tab/>
-          </w:r>
-          <w:r>
-            <w:rPr>
-              <w:rFonts w:ascii="Times New Roman" w:hAnsi="Times New Roman" w:cs="Times New Roman"/>
-              <w:kern w:val="2"/>
-              <w:sz w:val="24"/>
-              <w:szCs w:val="24"/>
-              <w:lang w:val="en-US" w:eastAsia="zh-CN" w:bidi="ar-SA"/>
-            </w:rPr>
-            <w:fldChar w:fldCharType="begin"/>
-          </w:r>
-          <w:r>
-            <w:rPr>
-              <w:rFonts w:ascii="Times New Roman" w:hAnsi="Times New Roman" w:cs="Times New Roman"/>
-              <w:kern w:val="2"/>
-              <w:sz w:val="24"/>
-              <w:szCs w:val="24"/>
-              <w:lang w:val="en-US" w:eastAsia="zh-CN" w:bidi="ar-SA"/>
-            </w:rPr>
-            <w:instrText xml:space="preserve">PAGEREF _Toc13 \h</w:instrText>
-          </w:r>
-          <w:r>
-            <w:rPr>
-              <w:rFonts w:ascii="Times New Roman" w:hAnsi="Times New Roman" w:cs="Times New Roman"/>
-              <w:kern w:val="2"/>
-              <w:sz w:val="24"/>
-              <w:szCs w:val="24"/>
-              <w:lang w:val="en-US" w:eastAsia="zh-CN" w:bidi="ar-SA"/>
-            </w:rPr>
-            <w:fldChar w:fldCharType="separate"/>
-          </w:r>
-          <w:r>
-            <w:t>14</w:t>
-          </w:r>
-          <w:r>
-            <w:rPr>
-              <w:rFonts w:ascii="Times New Roman" w:hAnsi="Times New Roman" w:cs="Times New Roman"/>
-              <w:kern w:val="2"/>
-              <w:sz w:val="24"/>
-              <w:szCs w:val="24"/>
-              <w:lang w:val="en-US" w:eastAsia="zh-CN" w:bidi="ar-SA"/>
-            </w:rPr>
-            <w:fldChar w:fldCharType="end"/>
-          </w:r>
-          <w:r>
-            <w:rPr>
-              <w:rFonts w:ascii="Times New Roman" w:hAnsi="Times New Roman" w:cs="Times New Roman"/>
-              <w:kern w:val="2"/>
-              <w:sz w:val="24"/>
-              <w:szCs w:val="24"/>
-              <w:lang w:val="en-US" w:eastAsia="zh-CN" w:bidi="ar-SA"/>
-            </w:rPr>
-            <w:fldChar w:fldCharType="end"/>
-          </w:r>
-        </w:p>
-        <w:p>
-          <w:pPr>
-            <w:pStyle w:val="10"/>
-            <w:widowControl w:val="0"/>
-            <w:tabs>
-              <w:tab w:val="left" w:pos="840"/>
-              <w:tab w:val="right" w:leader="dot" w:pos="8494"/>
-            </w:tabs>
-            <w:spacing w:line="400" w:lineRule="exact"/>
-            <w:jc w:val="both"/>
-            <w:rPr>
-              <w:rFonts w:ascii="Times New Roman" w:hAnsi="Times New Roman" w:cs="Times New Roman"/>
-              <w:kern w:val="2"/>
-              <w:sz w:val="24"/>
-              <w:szCs w:val="24"/>
-              <w:lang w:val="en-US" w:eastAsia="zh-CN" w:bidi="ar-SA"/>
-            </w:rPr>
-          </w:pPr>
-          <w:r>
-            <w:rPr>
-              <w:rFonts w:ascii="Times New Roman" w:hAnsi="Times New Roman" w:cs="Times New Roman"/>
-              <w:kern w:val="2"/>
-              <w:sz w:val="24"/>
-              <w:szCs w:val="24"/>
-              <w:lang w:val="en-US" w:eastAsia="zh-CN" w:bidi="ar-SA"/>
-            </w:rPr>
-            <w:fldChar w:fldCharType="begin"/>
-          </w:r>
-          <w:r>
-            <w:rPr>
-              <w:rFonts w:ascii="Times New Roman" w:hAnsi="Times New Roman" w:cs="Times New Roman"/>
-              <w:kern w:val="2"/>
-              <w:sz w:val="24"/>
-              <w:szCs w:val="24"/>
-              <w:lang w:val="en-US" w:eastAsia="zh-CN" w:bidi="ar-SA"/>
-            </w:rPr>
-            <w:instrText xml:space="preserve"> HYPERLINK \l "_Toc14" </w:instrText>
-          </w:r>
-          <w:r>
-            <w:rPr>
-              <w:rFonts w:ascii="Times New Roman" w:hAnsi="Times New Roman" w:cs="Times New Roman"/>
-              <w:kern w:val="2"/>
-              <w:sz w:val="24"/>
-              <w:szCs w:val="24"/>
-              <w:lang w:val="en-US" w:eastAsia="zh-CN" w:bidi="ar-SA"/>
-            </w:rPr>
-            <w:fldChar w:fldCharType="separate"/>
-          </w:r>
-          <w:r>
-            <w:rPr>
-              <w:rFonts w:ascii="Times New Roman" w:hAnsi="Times New Roman" w:cs="Times New Roman"/>
-              <w:kern w:val="2"/>
-              <w:sz w:val="24"/>
-              <w:szCs w:val="24"/>
-              <w:lang w:val="en-US" w:eastAsia="zh-CN" w:bidi="ar-SA"/>
-            </w:rPr>
-            <w:t>3.1 任务书要求完成度对照</w:t>
-          </w:r>
-          <w:r>
-            <w:rPr>
-              <w:rFonts w:ascii="Times New Roman" w:hAnsi="Times New Roman" w:cs="Times New Roman"/>
-              <w:kern w:val="2"/>
-              <w:sz w:val="24"/>
-              <w:szCs w:val="24"/>
-              <w:lang w:val="en-US" w:eastAsia="zh-CN" w:bidi="ar-SA"/>
-            </w:rPr>
-            <w:tab/>
-          </w:r>
-          <w:r>
-            <w:rPr>
-              <w:rFonts w:ascii="Times New Roman" w:hAnsi="Times New Roman" w:cs="Times New Roman"/>
-              <w:kern w:val="2"/>
-              <w:sz w:val="24"/>
-              <w:szCs w:val="24"/>
-              <w:lang w:val="en-US" w:eastAsia="zh-CN" w:bidi="ar-SA"/>
-            </w:rPr>
-            <w:fldChar w:fldCharType="begin"/>
-          </w:r>
-          <w:r>
-            <w:rPr>
-              <w:rFonts w:ascii="Times New Roman" w:hAnsi="Times New Roman" w:cs="Times New Roman"/>
-              <w:kern w:val="2"/>
-              <w:sz w:val="24"/>
-              <w:szCs w:val="24"/>
-              <w:lang w:val="en-US" w:eastAsia="zh-CN" w:bidi="ar-SA"/>
-            </w:rPr>
-            <w:instrText xml:space="preserve">PAGEREF _Toc14 \h</w:instrText>
-          </w:r>
-          <w:r>
-            <w:rPr>
-              <w:rFonts w:ascii="Times New Roman" w:hAnsi="Times New Roman" w:cs="Times New Roman"/>
-              <w:kern w:val="2"/>
-              <w:sz w:val="24"/>
-              <w:szCs w:val="24"/>
-              <w:lang w:val="en-US" w:eastAsia="zh-CN" w:bidi="ar-SA"/>
-            </w:rPr>
-            <w:fldChar w:fldCharType="separate"/>
-          </w:r>
-          <w:r>
-            <w:t>14</w:t>
-          </w:r>
-          <w:r>
-            <w:rPr>
-              <w:rFonts w:ascii="Times New Roman" w:hAnsi="Times New Roman" w:cs="Times New Roman"/>
-              <w:kern w:val="2"/>
-              <w:sz w:val="24"/>
-              <w:szCs w:val="24"/>
-              <w:lang w:val="en-US" w:eastAsia="zh-CN" w:bidi="ar-SA"/>
-            </w:rPr>
-            <w:fldChar w:fldCharType="end"/>
-          </w:r>
-          <w:r>
-            <w:rPr>
-              <w:rFonts w:ascii="Times New Roman" w:hAnsi="Times New Roman" w:cs="Times New Roman"/>
-              <w:kern w:val="2"/>
-              <w:sz w:val="24"/>
-              <w:szCs w:val="24"/>
-              <w:lang w:val="en-US" w:eastAsia="zh-CN" w:bidi="ar-SA"/>
-            </w:rPr>
-            <w:fldChar w:fldCharType="end"/>
-          </w:r>
-        </w:p>
-        <w:p>
-          <w:pPr>
-            <w:pStyle w:val="10"/>
-            <w:widowControl w:val="0"/>
-            <w:tabs>
-              <w:tab w:val="left" w:pos="840"/>
-              <w:tab w:val="right" w:leader="dot" w:pos="8494"/>
-            </w:tabs>
-            <w:spacing w:line="400" w:lineRule="exact"/>
-            <w:jc w:val="both"/>
-            <w:rPr>
-              <w:rFonts w:ascii="Times New Roman" w:hAnsi="Times New Roman" w:cs="Times New Roman"/>
-              <w:kern w:val="2"/>
-              <w:sz w:val="24"/>
-              <w:szCs w:val="24"/>
-              <w:lang w:val="en-US" w:eastAsia="zh-CN" w:bidi="ar-SA"/>
-            </w:rPr>
-          </w:pPr>
-          <w:r>
-            <w:rPr>
-              <w:rFonts w:ascii="Times New Roman" w:hAnsi="Times New Roman" w:cs="Times New Roman"/>
-              <w:kern w:val="2"/>
-              <w:sz w:val="24"/>
-              <w:szCs w:val="24"/>
-              <w:lang w:val="en-US" w:eastAsia="zh-CN" w:bidi="ar-SA"/>
-            </w:rPr>
-            <w:fldChar w:fldCharType="begin"/>
-          </w:r>
-          <w:r>
-            <w:rPr>
-              <w:rFonts w:ascii="Times New Roman" w:hAnsi="Times New Roman" w:cs="Times New Roman"/>
-              <w:kern w:val="2"/>
-              <w:sz w:val="24"/>
-              <w:szCs w:val="24"/>
-              <w:lang w:val="en-US" w:eastAsia="zh-CN" w:bidi="ar-SA"/>
-            </w:rPr>
-            <w:instrText xml:space="preserve"> HYPERLINK \l "_Toc15" </w:instrText>
-          </w:r>
-          <w:r>
-            <w:rPr>
-              <w:rFonts w:ascii="Times New Roman" w:hAnsi="Times New Roman" w:cs="Times New Roman"/>
-              <w:kern w:val="2"/>
-              <w:sz w:val="24"/>
-              <w:szCs w:val="24"/>
-              <w:lang w:val="en-US" w:eastAsia="zh-CN" w:bidi="ar-SA"/>
-            </w:rPr>
-            <w:fldChar w:fldCharType="separate"/>
-          </w:r>
-          <w:r>
-            <w:rPr>
-              <w:rFonts w:ascii="Times New Roman" w:hAnsi="Times New Roman" w:cs="Times New Roman"/>
-              <w:kern w:val="2"/>
-              <w:sz w:val="24"/>
-              <w:szCs w:val="24"/>
-              <w:lang w:val="en-US" w:eastAsia="zh-CN" w:bidi="ar-SA"/>
-            </w:rPr>
-            <w:t>3.2 后续实施计划</w:t>
-          </w:r>
-          <w:r>
-            <w:rPr>
-              <w:rFonts w:ascii="Times New Roman" w:hAnsi="Times New Roman" w:cs="Times New Roman"/>
-              <w:kern w:val="2"/>
-              <w:sz w:val="24"/>
-              <w:szCs w:val="24"/>
-              <w:lang w:val="en-US" w:eastAsia="zh-CN" w:bidi="ar-SA"/>
-            </w:rPr>
-            <w:tab/>
-          </w:r>
-          <w:r>
-            <w:rPr>
-              <w:rFonts w:ascii="Times New Roman" w:hAnsi="Times New Roman" w:cs="Times New Roman"/>
-              <w:kern w:val="2"/>
-              <w:sz w:val="24"/>
-              <w:szCs w:val="24"/>
-              <w:lang w:val="en-US" w:eastAsia="zh-CN" w:bidi="ar-SA"/>
-            </w:rPr>
-            <w:fldChar w:fldCharType="begin"/>
-          </w:r>
-          <w:r>
-            <w:rPr>
-              <w:rFonts w:ascii="Times New Roman" w:hAnsi="Times New Roman" w:cs="Times New Roman"/>
-              <w:kern w:val="2"/>
-              <w:sz w:val="24"/>
-              <w:szCs w:val="24"/>
-              <w:lang w:val="en-US" w:eastAsia="zh-CN" w:bidi="ar-SA"/>
-            </w:rPr>
-            <w:instrText xml:space="preserve">PAGEREF _Toc15 \h</w:instrText>
-          </w:r>
-          <w:r>
-            <w:rPr>
-              <w:rFonts w:ascii="Times New Roman" w:hAnsi="Times New Roman" w:cs="Times New Roman"/>
-              <w:kern w:val="2"/>
-              <w:sz w:val="24"/>
-              <w:szCs w:val="24"/>
-              <w:lang w:val="en-US" w:eastAsia="zh-CN" w:bidi="ar-SA"/>
-            </w:rPr>
-            <w:fldChar w:fldCharType="separate"/>
-          </w:r>
-          <w:r>
-            <w:t>14</w:t>
-          </w:r>
-          <w:r>
-            <w:rPr>
-              <w:rFonts w:ascii="Times New Roman" w:hAnsi="Times New Roman" w:cs="Times New Roman"/>
-              <w:kern w:val="2"/>
-              <w:sz w:val="24"/>
-              <w:szCs w:val="24"/>
-              <w:lang w:val="en-US" w:eastAsia="zh-CN" w:bidi="ar-SA"/>
-            </w:rPr>
-            <w:fldChar w:fldCharType="end"/>
-          </w:r>
-          <w:r>
-            <w:rPr>
-              <w:rFonts w:ascii="Times New Roman" w:hAnsi="Times New Roman" w:cs="Times New Roman"/>
-              <w:kern w:val="2"/>
-              <w:sz w:val="24"/>
-              <w:szCs w:val="24"/>
-              <w:lang w:val="en-US" w:eastAsia="zh-CN" w:bidi="ar-SA"/>
-            </w:rPr>
-            <w:fldChar w:fldCharType="end"/>
-          </w:r>
-        </w:p>
-        <w:p>
-          <w:pPr>
-            <w:pStyle w:val="10"/>
-            <w:widowControl w:val="0"/>
-            <w:tabs>
-              <w:tab w:val="left" w:pos="840"/>
-              <w:tab w:val="right" w:leader="dot" w:pos="8494"/>
-            </w:tabs>
-            <w:spacing w:line="400" w:lineRule="exact"/>
-            <w:jc w:val="both"/>
-            <w:rPr>
-              <w:rFonts w:ascii="Times New Roman" w:hAnsi="Times New Roman" w:cs="Times New Roman"/>
-              <w:kern w:val="2"/>
-              <w:sz w:val="24"/>
-              <w:szCs w:val="24"/>
-              <w:lang w:val="en-US" w:eastAsia="zh-CN" w:bidi="ar-SA"/>
-            </w:rPr>
-          </w:pPr>
-          <w:r>
-            <w:rPr>
-              <w:rFonts w:ascii="Times New Roman" w:hAnsi="Times New Roman" w:cs="Times New Roman"/>
-              <w:kern w:val="2"/>
-              <w:sz w:val="24"/>
-              <w:szCs w:val="24"/>
-              <w:lang w:val="en-US" w:eastAsia="zh-CN" w:bidi="ar-SA"/>
-            </w:rPr>
-            <w:fldChar w:fldCharType="begin"/>
-          </w:r>
-          <w:r>
-            <w:rPr>
-              <w:rFonts w:ascii="Times New Roman" w:hAnsi="Times New Roman" w:cs="Times New Roman"/>
-              <w:kern w:val="2"/>
-              <w:sz w:val="24"/>
-              <w:szCs w:val="24"/>
-              <w:lang w:val="en-US" w:eastAsia="zh-CN" w:bidi="ar-SA"/>
-            </w:rPr>
-            <w:instrText xml:space="preserve"> HYPERLINK \l "_Toc16" </w:instrText>
-          </w:r>
-          <w:r>
-            <w:rPr>
-              <w:rFonts w:ascii="Times New Roman" w:hAnsi="Times New Roman" w:cs="Times New Roman"/>
-              <w:kern w:val="2"/>
-              <w:sz w:val="24"/>
-              <w:szCs w:val="24"/>
-              <w:lang w:val="en-US" w:eastAsia="zh-CN" w:bidi="ar-SA"/>
-            </w:rPr>
-            <w:fldChar w:fldCharType="separate"/>
-          </w:r>
-          <w:r>
-            <w:rPr>
-              <w:rFonts w:ascii="Times New Roman" w:hAnsi="Times New Roman" w:cs="Times New Roman"/>
-              <w:kern w:val="2"/>
-              <w:sz w:val="24"/>
-              <w:szCs w:val="24"/>
-              <w:lang w:val="en-US" w:eastAsia="zh-CN" w:bidi="ar-SA"/>
-            </w:rPr>
-            <w:t>3.3 团队分工</w:t>
-          </w:r>
-          <w:r>
-            <w:rPr>
-              <w:rFonts w:ascii="Times New Roman" w:hAnsi="Times New Roman" w:cs="Times New Roman"/>
-              <w:kern w:val="2"/>
-              <w:sz w:val="24"/>
-              <w:szCs w:val="24"/>
-              <w:lang w:val="en-US" w:eastAsia="zh-CN" w:bidi="ar-SA"/>
-            </w:rPr>
-            <w:tab/>
-          </w:r>
-          <w:r>
-            <w:rPr>
-              <w:rFonts w:ascii="Times New Roman" w:hAnsi="Times New Roman" w:cs="Times New Roman"/>
-              <w:kern w:val="2"/>
-              <w:sz w:val="24"/>
-              <w:szCs w:val="24"/>
-              <w:lang w:val="en-US" w:eastAsia="zh-CN" w:bidi="ar-SA"/>
-            </w:rPr>
-            <w:fldChar w:fldCharType="begin"/>
-          </w:r>
-          <w:r>
-            <w:rPr>
-              <w:rFonts w:ascii="Times New Roman" w:hAnsi="Times New Roman" w:cs="Times New Roman"/>
-              <w:kern w:val="2"/>
-              <w:sz w:val="24"/>
-              <w:szCs w:val="24"/>
-              <w:lang w:val="en-US" w:eastAsia="zh-CN" w:bidi="ar-SA"/>
-            </w:rPr>
-            <w:instrText xml:space="preserve">PAGEREF _Toc16 \h</w:instrText>
-          </w:r>
-          <w:r>
-            <w:rPr>
-              <w:rFonts w:ascii="Times New Roman" w:hAnsi="Times New Roman" w:cs="Times New Roman"/>
-              <w:kern w:val="2"/>
-              <w:sz w:val="24"/>
-              <w:szCs w:val="24"/>
-              <w:lang w:val="en-US" w:eastAsia="zh-CN" w:bidi="ar-SA"/>
-            </w:rPr>
-            <w:fldChar w:fldCharType="separate"/>
-          </w:r>
-          <w:r>
-            <w:t>15</w:t>
-          </w:r>
-          <w:r>
-            <w:rPr>
-              <w:rFonts w:ascii="Times New Roman" w:hAnsi="Times New Roman" w:cs="Times New Roman"/>
-              <w:kern w:val="2"/>
-              <w:sz w:val="24"/>
-              <w:szCs w:val="24"/>
-              <w:lang w:val="en-US" w:eastAsia="zh-CN" w:bidi="ar-SA"/>
-            </w:rPr>
-            <w:fldChar w:fldCharType="end"/>
-          </w:r>
-          <w:r>
-            <w:rPr>
-              <w:rFonts w:ascii="Times New Roman" w:hAnsi="Times New Roman" w:cs="Times New Roman"/>
-              <w:kern w:val="2"/>
-              <w:sz w:val="24"/>
-              <w:szCs w:val="24"/>
-              <w:lang w:val="en-US" w:eastAsia="zh-CN" w:bidi="ar-SA"/>
-            </w:rPr>
-            <w:fldChar w:fldCharType="end"/>
-          </w:r>
-        </w:p>
-        <w:p>
-          <w:pPr>
-            <w:pStyle w:val="10"/>
+            <w:pStyle w:val="12"/>
             <w:widowControl w:val="0"/>
             <w:tabs>
               <w:tab w:val="left" w:pos="840"/>
@@ -4758,111 +3645,6 @@
             <w:spacing w:line="400" w:lineRule="exact"/>
             <w:jc w:val="both"/>
           </w:pPr>
-          <w:r>
-            <w:rPr>
-              <w:rFonts w:ascii="Times New Roman" w:hAnsi="Times New Roman" w:cs="Times New Roman"/>
-              <w:kern w:val="2"/>
-              <w:sz w:val="24"/>
-              <w:szCs w:val="24"/>
-              <w:lang w:val="en-US" w:eastAsia="zh-CN" w:bidi="ar-SA"/>
-            </w:rPr>
-            <w:fldChar w:fldCharType="begin"/>
-          </w:r>
-          <w:r>
-            <w:rPr>
-              <w:rFonts w:ascii="Times New Roman" w:hAnsi="Times New Roman" w:cs="Times New Roman"/>
-              <w:kern w:val="2"/>
-              <w:sz w:val="24"/>
-              <w:szCs w:val="24"/>
-              <w:lang w:val="en-US" w:eastAsia="zh-CN" w:bidi="ar-SA"/>
-            </w:rPr>
-            <w:instrText xml:space="preserve"> HYPERLINK \l "_Toc17" </w:instrText>
-          </w:r>
-          <w:r>
-            <w:rPr>
-              <w:rFonts w:ascii="Times New Roman" w:hAnsi="Times New Roman" w:cs="Times New Roman"/>
-              <w:kern w:val="2"/>
-              <w:sz w:val="24"/>
-              <w:szCs w:val="24"/>
-              <w:lang w:val="en-US" w:eastAsia="zh-CN" w:bidi="ar-SA"/>
-            </w:rPr>
-            <w:fldChar w:fldCharType="separate"/>
-          </w:r>
-          <w:r>
-            <w:rPr>
-              <w:rFonts w:ascii="Times New Roman" w:hAnsi="Times New Roman" w:cs="Times New Roman"/>
-              <w:kern w:val="2"/>
-              <w:sz w:val="24"/>
-              <w:szCs w:val="24"/>
-              <w:lang w:val="en-US" w:eastAsia="zh-CN" w:bidi="ar-SA"/>
-            </w:rPr>
-            <w:t>参考文献</w:t>
-          </w:r>
-          <w:r>
-            <w:rPr>
-              <w:rFonts w:ascii="Times New Roman" w:hAnsi="Times New Roman" w:cs="Times New Roman"/>
-              <w:kern w:val="2"/>
-              <w:sz w:val="24"/>
-              <w:szCs w:val="24"/>
-              <w:lang w:val="en-US" w:eastAsia="zh-CN" w:bidi="ar-SA"/>
-            </w:rPr>
-            <w:tab/>
-          </w:r>
-          <w:r>
-            <w:rPr>
-              <w:rFonts w:ascii="Times New Roman" w:hAnsi="Times New Roman" w:cs="Times New Roman"/>
-              <w:kern w:val="2"/>
-              <w:sz w:val="24"/>
-              <w:szCs w:val="24"/>
-              <w:lang w:val="en-US" w:eastAsia="zh-CN" w:bidi="ar-SA"/>
-            </w:rPr>
-            <w:fldChar w:fldCharType="begin"/>
-          </w:r>
-          <w:r>
-            <w:rPr>
-              <w:rFonts w:ascii="Times New Roman" w:hAnsi="Times New Roman" w:cs="Times New Roman"/>
-              <w:kern w:val="2"/>
-              <w:sz w:val="24"/>
-              <w:szCs w:val="24"/>
-              <w:lang w:val="en-US" w:eastAsia="zh-CN" w:bidi="ar-SA"/>
-            </w:rPr>
-            <w:instrText xml:space="preserve">PAGEREF _Toc17 \h</w:instrText>
-          </w:r>
-          <w:r>
-            <w:rPr>
-              <w:rFonts w:ascii="Times New Roman" w:hAnsi="Times New Roman" w:cs="Times New Roman"/>
-              <w:kern w:val="2"/>
-              <w:sz w:val="24"/>
-              <w:szCs w:val="24"/>
-              <w:lang w:val="en-US" w:eastAsia="zh-CN" w:bidi="ar-SA"/>
-            </w:rPr>
-            <w:fldChar w:fldCharType="separate"/>
-          </w:r>
-          <w:r>
-            <w:t>16</w:t>
-          </w:r>
-          <w:r>
-            <w:rPr>
-              <w:rFonts w:ascii="Times New Roman" w:hAnsi="Times New Roman" w:cs="Times New Roman"/>
-              <w:kern w:val="2"/>
-              <w:sz w:val="24"/>
-              <w:szCs w:val="24"/>
-              <w:lang w:val="en-US" w:eastAsia="zh-CN" w:bidi="ar-SA"/>
-            </w:rPr>
-            <w:fldChar w:fldCharType="end"/>
-          </w:r>
-          <w:r>
-            <w:rPr>
-              <w:rFonts w:ascii="Times New Roman" w:hAnsi="Times New Roman" w:cs="Times New Roman"/>
-              <w:kern w:val="2"/>
-              <w:sz w:val="24"/>
-              <w:szCs w:val="24"/>
-              <w:lang w:val="en-US" w:eastAsia="zh-CN" w:bidi="ar-SA"/>
-            </w:rPr>
-            <w:fldChar w:fldCharType="end"/>
-          </w:r>
-        </w:p>
-        <w:p>
           <w:r>
             <w:fldChar w:fldCharType="end"/>
           </w:r>
@@ -4889,7 +3671,7 @@
         <w:spacing w:before="240" w:after="360"/>
         <w:jc w:val="center"/>
       </w:pPr>
-      <w:bookmarkStart w:id="0" w:name="_Toc1"/>
+      <w:bookmarkStart w:id="0" w:name="_Toc16752"/>
       <w:r>
         <w:rPr>
           <w:rFonts w:ascii="Times New Roman" w:hAnsi="Times New Roman" w:eastAsia="黑体"/>
@@ -4908,7 +3690,7 @@
         <w:pStyle w:val="3"/>
         <w:spacing w:before="320" w:after="200"/>
       </w:pPr>
-      <w:bookmarkStart w:id="1" w:name="_Toc2"/>
+      <w:bookmarkStart w:id="1" w:name="_Toc31526"/>
       <w:r>
         <w:rPr>
           <w:rFonts w:ascii="Times New Roman" w:hAnsi="Times New Roman" w:eastAsia="黑体"/>
@@ -5180,7 +3962,7 @@
         <w:pStyle w:val="3"/>
         <w:spacing w:before="320" w:after="200"/>
       </w:pPr>
-      <w:bookmarkStart w:id="2" w:name="_Toc3"/>
+      <w:bookmarkStart w:id="2" w:name="_Toc10126"/>
       <w:r>
         <w:rPr>
           <w:rFonts w:ascii="Times New Roman" w:hAnsi="Times New Roman" w:eastAsia="黑体"/>
@@ -5216,7 +3998,7 @@
         <w:pStyle w:val="4"/>
         <w:spacing w:before="240" w:after="160"/>
       </w:pPr>
-      <w:bookmarkStart w:id="3" w:name="_Toc4"/>
+      <w:bookmarkStart w:id="3" w:name="_Toc7783"/>
       <w:r>
         <w:rPr>
           <w:rFonts w:ascii="Times New Roman" w:hAnsi="Times New Roman" w:eastAsia="黑体"/>
@@ -5437,7 +4219,7 @@
         <w:pStyle w:val="4"/>
         <w:spacing w:before="240" w:after="160"/>
       </w:pPr>
-      <w:bookmarkStart w:id="4" w:name="_Toc5"/>
+      <w:bookmarkStart w:id="4" w:name="_Toc27546"/>
       <w:r>
         <w:rPr>
           <w:rFonts w:ascii="Times New Roman" w:hAnsi="Times New Roman" w:eastAsia="黑体"/>
@@ -5695,7 +4477,7 @@
         <w:pStyle w:val="4"/>
         <w:spacing w:before="240" w:after="160"/>
       </w:pPr>
-      <w:bookmarkStart w:id="5" w:name="_Toc6"/>
+      <w:bookmarkStart w:id="5" w:name="_Toc15607"/>
       <w:r>
         <w:rPr>
           <w:rFonts w:ascii="Times New Roman" w:hAnsi="Times New Roman" w:eastAsia="黑体"/>
@@ -6191,7 +4973,7 @@
         <w:pStyle w:val="4"/>
         <w:spacing w:before="240" w:after="160"/>
       </w:pPr>
-      <w:bookmarkStart w:id="6" w:name="_Toc7"/>
+      <w:bookmarkStart w:id="6" w:name="_Toc29549"/>
       <w:r>
         <w:rPr>
           <w:rFonts w:ascii="Times New Roman" w:hAnsi="Times New Roman" w:eastAsia="黑体"/>
@@ -6246,7 +5028,7 @@
                     </pic:cNvPicPr>
                   </pic:nvPicPr>
                   <pic:blipFill>
-                    <a:blip r:embed="rId100"/>
+                    <a:blip r:embed="rId14"/>
                     <a:srcRect/>
                     <a:stretch>
                       <a:fillRect/>
@@ -6281,7 +5063,7 @@
           <w:sz w:val="21"/>
           <w:szCs w:val="21"/>
         </w:rPr>
-        <w:t xml:space="preserve">图 1-4  系统主界面：地图大屏与运行期数据覆盖层</w:t>
+        <w:t>图 1-4  系统主界面：地图大屏与运行期数据覆盖层</w:t>
       </w:r>
     </w:p>
     <w:p>
@@ -6308,7 +5090,7 @@
                     </pic:cNvPicPr>
                   </pic:nvPicPr>
                   <pic:blipFill>
-                    <a:blip r:embed="rId101"/>
+                    <a:blip r:embed="rId15"/>
                     <a:srcRect/>
                     <a:stretch>
                       <a:fillRect/>
@@ -6343,7 +5125,7 @@
           <w:sz w:val="21"/>
           <w:szCs w:val="21"/>
         </w:rPr>
-        <w:t xml:space="preserve">图 1-5  实验结果页：六项主目标卡片、SA 收敛曲线与八组终态指标</w:t>
+        <w:t>图 1-5  实验结果页：六项主目标卡片、SA 收敛曲线与八组终态指标</w:t>
       </w:r>
     </w:p>
     <w:p>
@@ -6575,7 +5357,7 @@
                     </pic:cNvPicPr>
                   </pic:nvPicPr>
                   <pic:blipFill>
-                    <a:blip r:embed="rId14"/>
+                    <a:blip r:embed="rId16"/>
                     <a:srcRect/>
                     <a:stretch>
                       <a:fillRect/>
@@ -6618,7 +5400,7 @@
         <w:pStyle w:val="4"/>
         <w:spacing w:before="240" w:after="160"/>
       </w:pPr>
-      <w:bookmarkStart w:id="7" w:name="_Toc8"/>
+      <w:bookmarkStart w:id="7" w:name="_Toc4121"/>
       <w:r>
         <w:rPr>
           <w:rFonts w:ascii="Times New Roman" w:hAnsi="Times New Roman" w:eastAsia="黑体"/>
@@ -6803,7 +5585,7 @@
                     </pic:cNvPicPr>
                   </pic:nvPicPr>
                   <pic:blipFill>
-                    <a:blip r:embed="rId15"/>
+                    <a:blip r:embed="rId17"/>
                     <a:srcRect/>
                     <a:stretch>
                       <a:fillRect/>
@@ -6848,9 +5630,6 @@
         </w:rPr>
         <w:t>图 1-7  实验沙箱流程与复现机制</w:t>
       </w:r>
-      <w:bookmarkStart w:id="17" w:name="_GoBack"/>
-      <w:bookmarkEnd w:id="17"/>
-      <w:bookmarkStart w:id="8" w:name="_Toc9"/>
     </w:p>
     <w:p>
       <w:pPr>
@@ -6866,7 +5645,7 @@
           <w:sz w:val="24"/>
           <w:szCs w:val="24"/>
         </w:rPr>
-        <w:t xml:space="preserve">沙箱管理界面与实验参数配置界面分别如图 1-8、图 1-9 所示：前者以世界设定卡片呈现各沙箱（基础设施与世界规则）及其下挂的实验方案与批次，演示沙箱内置 1146 个成都 POI 与 20 辆川A车队模板；后者提供表单与 TOML 高级编辑双向配置，涵盖随机种子、虚拟时长、时间加速比、车队规模、日均订单量与 SA 超参，并内嵌“相同种子 + 相同参数结果可复现”的口径提示。</w:t>
+        <w:t>沙箱管理界面与实验参数配置界面分别如图 1-8、图 1-9 所示：前者以世界设定卡片呈现各沙箱（基础设施与世界规则）及其下挂的实验方案与批次，演示沙箱内置 1146 个成都 POI 与 20 辆川A车队模板；后者提供表单与 TOML 高级编辑双向配置，涵盖随机种子、虚拟时长、时间加速比、车队规模、日均订单量与 SA 超参，并内嵌“相同种子 + 相同参数结果可复现”的口径提示。</w:t>
       </w:r>
     </w:p>
     <w:p>
@@ -6893,7 +5672,7 @@
                     </pic:cNvPicPr>
                   </pic:nvPicPr>
                   <pic:blipFill>
-                    <a:blip r:embed="rId102"/>
+                    <a:blip r:embed="rId18"/>
                     <a:srcRect/>
                     <a:stretch>
                       <a:fillRect/>
@@ -6928,7 +5707,7 @@
           <w:sz w:val="21"/>
           <w:szCs w:val="21"/>
         </w:rPr>
-        <w:t xml:space="preserve">图 1-8  沙箱管理界面：世界设定卡片与实验入口</w:t>
+        <w:t>图 1-8  沙箱管理界面：世界设定卡片与实验入口</w:t>
       </w:r>
     </w:p>
     <w:p>
@@ -6955,7 +5734,7 @@
                     </pic:cNvPicPr>
                   </pic:nvPicPr>
                   <pic:blipFill>
-                    <a:blip r:embed="rId103"/>
+                    <a:blip r:embed="rId19"/>
                     <a:srcRect/>
                     <a:stretch>
                       <a:fillRect/>
@@ -6990,7 +5769,7 @@
           <w:sz w:val="21"/>
           <w:szCs w:val="21"/>
         </w:rPr>
-        <w:t xml:space="preserve">图 1-9  实验参数配置界面：表单与 TOML 双向编辑</w:t>
+        <w:t>图 1-9  实验参数配置界面：表单与 TOML 双向编辑</w:t>
       </w:r>
     </w:p>
     <w:p>
@@ -7007,7 +5786,17 @@
           <w:sz w:val="24"/>
           <w:szCs w:val="24"/>
         </w:rPr>
-        <w:t xml:space="preserve">在复现保证之上，</w:t>
+        <w:t>在复现保证之上，</w:t>
+      </w:r>
+      <w:r>
+        <w:rPr>
+          <w:rFonts w:ascii="Times New Roman" w:hAnsi="Times New Roman" w:eastAsia="宋体"/>
+          <w:b/>
+          <w:bCs w:val="0"/>
+          <w:sz w:val="24"/>
+          <w:szCs w:val="24"/>
+        </w:rPr>
+        <w:t>实验对比界面</w:t>
       </w:r>
       <w:r>
         <w:rPr>
@@ -7016,19 +5805,8 @@
           <w:bCs w:val="0"/>
           <w:sz w:val="24"/>
           <w:szCs w:val="24"/>
-          <w:b/>
-        </w:rPr>
-        <w:t xml:space="preserve">实验对比界面</w:t>
-      </w:r>
-      <w:r>
-        <w:rPr>
-          <w:rFonts w:ascii="Times New Roman" w:hAnsi="Times New Roman" w:eastAsia="宋体"/>
-          <w:b w:val="0"/>
-          <w:bCs w:val="0"/>
-          <w:sz w:val="24"/>
-          <w:szCs w:val="24"/>
-        </w:rPr>
-        <w:t xml:space="preserve">（图 1-10）支持同沙箱实验的横向对比与跨沙箱追加对比：主目标雷达按“越大越优”归一化口径折算后直观呈现多批次权衡，关键指标柱状对比与结果明细辅助定位参数差异带来的影响，为多目标权衡提供受控比较的平台。</w:t>
+        </w:rPr>
+        <w:t>（图 1-10）支持同沙箱实验的横向对比与跨沙箱追加对比：主目标雷达按“越大越优”归一化口径折算后直观呈现多批次权衡，关键指标柱状对比与结果明细辅助定位参数差异带来的影响，为多目标权衡提供受控比较的平台。</w:t>
       </w:r>
     </w:p>
     <w:p>
@@ -7055,7 +5833,7 @@
                     </pic:cNvPicPr>
                   </pic:nvPicPr>
                   <pic:blipFill>
-                    <a:blip r:embed="rId104"/>
+                    <a:blip r:embed="rId20"/>
                     <a:srcRect/>
                     <a:stretch>
                       <a:fillRect/>
@@ -7090,7 +5868,7 @@
           <w:sz w:val="21"/>
           <w:szCs w:val="21"/>
         </w:rPr>
-        <w:t xml:space="preserve">图 1-10  实验对比界面：主目标雷达与关键指标对比</w:t>
+        <w:t>图 1-10  实验对比界面：主目标雷达与关键指标对比</w:t>
       </w:r>
     </w:p>
     <w:p>
@@ -7098,6 +5876,7 @@
         <w:pStyle w:val="3"/>
         <w:spacing w:before="320" w:after="200"/>
       </w:pPr>
+      <w:bookmarkStart w:id="8" w:name="_Toc31458"/>
       <w:r>
         <w:rPr>
           <w:rFonts w:ascii="Times New Roman" w:hAnsi="Times New Roman" w:eastAsia="黑体"/>
@@ -7255,7 +6034,7 @@
         <w:spacing w:before="240" w:after="360"/>
         <w:jc w:val="center"/>
       </w:pPr>
-      <w:bookmarkStart w:id="9" w:name="_Toc10"/>
+      <w:bookmarkStart w:id="9" w:name="_Toc13644"/>
       <w:r>
         <w:rPr>
           <w:rFonts w:ascii="Times New Roman" w:hAnsi="Times New Roman" w:eastAsia="黑体"/>
@@ -7274,7 +6053,7 @@
         <w:pStyle w:val="3"/>
         <w:spacing w:before="320" w:after="200"/>
       </w:pPr>
-      <w:bookmarkStart w:id="10" w:name="_Toc11"/>
+      <w:bookmarkStart w:id="10" w:name="_Toc7721"/>
       <w:r>
         <w:rPr>
           <w:rFonts w:ascii="Times New Roman" w:hAnsi="Times New Roman" w:eastAsia="黑体"/>
@@ -7401,7 +6180,7 @@
         <w:pStyle w:val="3"/>
         <w:spacing w:before="320" w:after="200"/>
       </w:pPr>
-      <w:bookmarkStart w:id="11" w:name="_Toc12"/>
+      <w:bookmarkStart w:id="11" w:name="_Toc16883"/>
       <w:r>
         <w:rPr>
           <w:rFonts w:ascii="Times New Roman" w:hAnsi="Times New Roman" w:eastAsia="黑体"/>
@@ -7466,7 +6245,7 @@
                     </pic:cNvPicPr>
                   </pic:nvPicPr>
                   <pic:blipFill>
-                    <a:blip r:embed="rId16"/>
+                    <a:blip r:embed="rId21"/>
                     <a:srcRect/>
                     <a:stretch>
                       <a:fillRect/>
@@ -7592,7 +6371,7 @@
         <w:spacing w:before="240" w:after="360"/>
         <w:jc w:val="center"/>
       </w:pPr>
-      <w:bookmarkStart w:id="12" w:name="_Toc13"/>
+      <w:bookmarkStart w:id="12" w:name="_Toc1886"/>
       <w:r>
         <w:rPr>
           <w:rFonts w:ascii="Times New Roman" w:hAnsi="Times New Roman" w:eastAsia="黑体"/>
@@ -7611,7 +6390,7 @@
         <w:pStyle w:val="3"/>
         <w:spacing w:before="320" w:after="200"/>
       </w:pPr>
-      <w:bookmarkStart w:id="13" w:name="_Toc14"/>
+      <w:bookmarkStart w:id="13" w:name="_Toc242"/>
       <w:r>
         <w:rPr>
           <w:rFonts w:ascii="Times New Roman" w:hAnsi="Times New Roman" w:eastAsia="黑体"/>
@@ -7660,7 +6439,7 @@
     </w:p>
     <w:tbl>
       <w:tblPr>
-        <w:tblStyle w:val="12"/>
+        <w:tblStyle w:val="14"/>
         <w:tblW w:w="5000" w:type="pct"/>
         <w:tblInd w:w="0" w:type="dxa"/>
         <w:tblBorders>
@@ -8497,7 +7276,7 @@
         <w:pStyle w:val="3"/>
         <w:spacing w:before="320" w:after="200"/>
       </w:pPr>
-      <w:bookmarkStart w:id="14" w:name="_Toc15"/>
+      <w:bookmarkStart w:id="14" w:name="_Toc25131"/>
       <w:r>
         <w:rPr>
           <w:rFonts w:ascii="Times New Roman" w:hAnsi="Times New Roman" w:eastAsia="黑体"/>
@@ -8529,7 +7308,7 @@
     </w:p>
     <w:tbl>
       <w:tblPr>
-        <w:tblStyle w:val="12"/>
+        <w:tblStyle w:val="14"/>
         <w:tblW w:w="5000" w:type="pct"/>
         <w:tblInd w:w="0" w:type="dxa"/>
         <w:tblBorders>
@@ -9080,7 +7859,7 @@
         <w:pStyle w:val="3"/>
         <w:spacing w:before="320" w:after="200"/>
       </w:pPr>
-      <w:bookmarkStart w:id="15" w:name="_Toc16"/>
+      <w:bookmarkStart w:id="15" w:name="_Toc4694"/>
       <w:r>
         <w:rPr>
           <w:rFonts w:ascii="Times New Roman" w:hAnsi="Times New Roman" w:eastAsia="黑体"/>
@@ -9346,7 +8125,7 @@
         <w:spacing w:before="240" w:after="360"/>
         <w:jc w:val="center"/>
       </w:pPr>
-      <w:bookmarkStart w:id="16" w:name="_Toc17"/>
+      <w:bookmarkStart w:id="16" w:name="_Toc3397"/>
       <w:r>
         <w:rPr>
           <w:rFonts w:ascii="Times New Roman" w:hAnsi="Times New Roman" w:eastAsia="黑体"/>
@@ -9356,9 +8135,182 @@
           <w:sz w:val="32"/>
           <w:szCs w:val="32"/>
         </w:rPr>
+        <w:t>第四章  AI工具利用情况与思考</w:t>
+      </w:r>
+      <w:bookmarkEnd w:id="16"/>
+    </w:p>
+    <w:p>
+      <w:pPr>
+        <w:spacing w:line="340" w:lineRule="auto"/>
+        <w:ind w:firstLine="480"/>
+        <w:jc w:val="both"/>
+      </w:pPr>
+      <w:r>
+        <w:rPr>
+          <w:rFonts w:ascii="Times New Roman" w:hAnsi="Times New Roman" w:eastAsia="宋体"/>
+          <w:b w:val="0"/>
+          <w:bCs w:val="0"/>
+          <w:sz w:val="24"/>
+          <w:szCs w:val="24"/>
+        </w:rPr>
+        <w:t>本项目在开发中深度使用了 AI 编程工具的 Agent 模式：由 AI 承担大部分编码实现（司机与随机事件引擎、八维指标统计与匹配质量评价、沙箱确定性数据生成器、前端页面与结果工具链），团队成员负责需求定义、方案设计（全组讨论产出）与代码审查，并把项目背景沉淀在 AGENT.md 等文档中供 AI 跨会话接续。结合开发过程中遇到的真实问题，我们的思考如下。</w:t>
+      </w:r>
+    </w:p>
+    <w:p>
+      <w:pPr>
+        <w:spacing w:line="340" w:lineRule="auto"/>
+        <w:ind w:firstLine="480"/>
+        <w:jc w:val="both"/>
+      </w:pPr>
+      <w:r>
+        <w:rPr>
+          <w:rFonts w:ascii="Times New Roman" w:hAnsi="Times New Roman" w:eastAsia="宋体"/>
+          <w:b/>
+          <w:bCs/>
+          <w:sz w:val="24"/>
+          <w:szCs w:val="24"/>
+        </w:rPr>
+        <w:t>（1）为什么 AI 给出的运输需求控制函数实现与前两阶段有偏差？</w:t>
+      </w:r>
+      <w:r>
+        <w:rPr>
+          <w:rFonts w:ascii="Times New Roman" w:hAnsi="Times New Roman" w:eastAsia="宋体"/>
+          <w:b w:val="0"/>
+          <w:bCs w:val="0"/>
+          <w:sz w:val="24"/>
+          <w:szCs w:val="24"/>
+        </w:rPr>
+        <w:t>阶段 III 将订单流从“接口手动注入”重构为“确定性生成器”时，AI 的上下文中只有新需求描述与零散的旧代码片段，缺少完整的调用链约束（如运单 Sleeping/Queued 状态回退口径、事件脚本与派单循环的先后耦合），初版实现与既有框架出现偏差，经人工比对阶段 II 代码指正后才对齐。教训是：跨阶段重构时人必须给出“不变量清单”（保留哪些接口与口径），约束缺失时 AI 会按自己的理解自行补全。</w:t>
+      </w:r>
+    </w:p>
+    <w:p>
+      <w:pPr>
+        <w:spacing w:line="340" w:lineRule="auto"/>
+        <w:ind w:firstLine="480"/>
+        <w:jc w:val="both"/>
+      </w:pPr>
+      <w:r>
+        <w:rPr>
+          <w:rFonts w:ascii="Times New Roman" w:hAnsi="Times New Roman" w:eastAsia="宋体"/>
+          <w:b/>
+          <w:bCs/>
+          <w:sz w:val="24"/>
+          <w:szCs w:val="24"/>
+        </w:rPr>
+        <w:t>（2）为什么不能用 AI 一次性构建完整的供应链数据对象？</w:t>
+      </w:r>
+      <w:r>
+        <w:rPr>
+          <w:rFonts w:ascii="Times New Roman" w:hAnsi="Times New Roman" w:eastAsia="宋体"/>
+          <w:b w:val="0"/>
+          <w:bCs w:val="0"/>
+          <w:sz w:val="24"/>
+          <w:szCs w:val="24"/>
+        </w:rPr>
+        <w:t>沙箱体系包含 5 张元数据表与 9 张带 experiment_id 维度隔离的运行表，字段间存在大量隐式一致性约束（维度列口径、司机等级表与车祸脚本同源、参数快照与种子的版本校验）。一次性生成全部对象时，跨表约束容易丢失或自相矛盾。实际采用“人定骨架、分批生成、人工审查、迁移脚本验证”的方式——AI 适合填充实现，不适合独立设计全局数据契约。</w:t>
+      </w:r>
+    </w:p>
+    <w:p>
+      <w:pPr>
+        <w:spacing w:line="340" w:lineRule="auto"/>
+        <w:ind w:firstLine="480"/>
+        <w:jc w:val="both"/>
+      </w:pPr>
+      <w:r>
+        <w:rPr>
+          <w:rFonts w:ascii="Times New Roman" w:hAnsi="Times New Roman" w:eastAsia="宋体"/>
+          <w:b/>
+          <w:bCs/>
+          <w:sz w:val="24"/>
+          <w:szCs w:val="24"/>
+        </w:rPr>
+        <w:t>（3）为什么用 AI 直接计算多轮模拟的指标数据会出现幻觉？</w:t>
+      </w:r>
+      <w:r>
+        <w:rPr>
+          <w:rFonts w:ascii="Times New Roman" w:hAnsi="Times New Roman" w:eastAsia="宋体"/>
+          <w:b w:val="0"/>
+          <w:bCs w:val="0"/>
+          <w:sz w:val="24"/>
+          <w:szCs w:val="24"/>
+        </w:rPr>
+        <w:t>AI 无法在“脑内”运行成百上千个虚拟 tick 的仿真，任何未经真实运行的数字都是编造。项目因此立下规矩：一切指标值必须来自真实运行或单元测试输出——复现性验证的总成本 35025.80213604554 即来自两次同种子实验的实跑比对；甚至本报告修复目录页码时，页码也不由 AI 估算，而是通过办公软件的自动化接口真实排版后回读。AI 负责编写计算与测试代码，不负责“报数”。</w:t>
+      </w:r>
+    </w:p>
+    <w:p>
+      <w:pPr>
+        <w:spacing w:line="340" w:lineRule="auto"/>
+        <w:ind w:firstLine="480"/>
+        <w:jc w:val="both"/>
+      </w:pPr>
+      <w:r>
+        <w:rPr>
+          <w:rFonts w:ascii="Times New Roman" w:hAnsi="Times New Roman" w:eastAsia="宋体"/>
+          <w:b/>
+          <w:bCs/>
+          <w:sz w:val="24"/>
+          <w:szCs w:val="24"/>
+        </w:rPr>
+        <w:t>（4）用 AI 构造启发式算法的测试数据有哪些局限？</w:t>
+      </w:r>
+      <w:r>
+        <w:rPr>
+          <w:rFonts w:ascii="Times New Roman" w:hAnsi="Times New Roman" w:eastAsia="宋体"/>
+          <w:b w:val="0"/>
+          <w:bCs w:val="0"/>
+          <w:sz w:val="24"/>
+          <w:szCs w:val="24"/>
+        </w:rPr>
+        <w:t>AI 能写出测试代码（如条件最优参考答案的逐单枚举、生成器的字节级一致断言），但“测什么”的口径需要人来定：召回率分母是否包含未派单运单、贪心基线取“首可行”还是随机、精确枚举 gap 只在小规模启用等，这些口径的合理性超出 AI 的默认视角，需要团队基于优化目标框架把关，否则测试会“测得很对，但测错了问题”。</w:t>
+      </w:r>
+    </w:p>
+    <w:p>
+      <w:pPr>
+        <w:spacing w:line="340" w:lineRule="auto"/>
+        <w:ind w:firstLine="480"/>
+        <w:jc w:val="both"/>
+      </w:pPr>
+      <w:r>
+        <w:rPr>
+          <w:rFonts w:ascii="Times New Roman" w:hAnsi="Times New Roman" w:eastAsia="宋体"/>
+          <w:b/>
+          <w:bCs/>
+          <w:sz w:val="24"/>
+          <w:szCs w:val="24"/>
+        </w:rPr>
+        <w:t>（5）为什么用 AI Agent 构造仿真任务时 token 消耗会非常大？</w:t>
+      </w:r>
+      <w:r>
+        <w:rPr>
+          <w:rFonts w:ascii="Times New Roman" w:hAnsi="Times New Roman" w:eastAsia="宋体"/>
+          <w:b w:val="0"/>
+          <w:bCs w:val="0"/>
+          <w:sz w:val="24"/>
+          <w:szCs w:val="24"/>
+        </w:rPr>
+        <w:t>以本项目的真实会话记录为例：主开发会话累计 33 轮对话，消耗未缓存输入约 757 万 token、输出约 92 万 token，另有约 1.0 亿 token 的缓存读取；一次中期汇报 PPT 的 agent 任务单轮执行 110 步、消耗约 136 万输入 token。原因在于长任务中占大头的是“环境回读”——每步工具调用返回的文件内容与命令输出都要计入上下文，且每轮都要携带项目背景与表结构；本阶段上下文逼近上限时还执行过一次“检查点压缩”来释放空间。缓解办法是把稳定背景沉淀进 AGENT.md 等文档、把结论及时写盘，让任务尽量“文档进、产物出”。</w:t>
+      </w:r>
+    </w:p>
+    <w:p>
+      <w:pPr>
+        <w:pStyle w:val="2"/>
+        <w:pageBreakBefore/>
+        <w:spacing w:before="240" w:after="360"/>
+        <w:jc w:val="center"/>
+      </w:pPr>
+      <w:bookmarkStart w:id="17" w:name="_Toc9556"/>
+      <w:r>
+        <w:rPr>
+          <w:rFonts w:ascii="Times New Roman" w:hAnsi="Times New Roman" w:eastAsia="黑体"/>
+          <w:b/>
+          <w:bCs/>
+          <w:color w:val="000000"/>
+          <w:sz w:val="32"/>
+          <w:szCs w:val="32"/>
+        </w:rPr>
         <w:t>参考文献</w:t>
       </w:r>
-      <w:bookmarkEnd w:id="16"/>
+      <w:bookmarkEnd w:id="17"/>
     </w:p>
     <w:p>
       <w:pPr>
@@ -9677,7 +8629,7 @@
     <w:lsdException w:unhideWhenUsed="0" w:uiPriority="0" w:semiHidden="0" w:name="toc 8"/>
     <w:lsdException w:unhideWhenUsed="0" w:uiPriority="0" w:semiHidden="0" w:name="toc 9"/>
     <w:lsdException w:unhideWhenUsed="0" w:uiPriority="0" w:semiHidden="0" w:name="Normal Indent"/>
-    <w:lsdException w:uiPriority="99" w:name="footnote text"/>
+    <w:lsdException w:qFormat="1" w:uiPriority="99" w:name="footnote text"/>
     <w:lsdException w:unhideWhenUsed="0" w:uiPriority="0" w:semiHidden="0" w:name="annotation text"/>
     <w:lsdException w:unhideWhenUsed="0" w:uiPriority="0" w:semiHidden="0" w:name="header"/>
     <w:lsdException w:unhideWhenUsed="0" w:uiPriority="0" w:semiHidden="0" w:name="footer"/>
@@ -9686,7 +8638,7 @@
     <w:lsdException w:unhideWhenUsed="0" w:uiPriority="0" w:semiHidden="0" w:name="table of figures"/>
     <w:lsdException w:unhideWhenUsed="0" w:uiPriority="0" w:semiHidden="0" w:name="envelope address"/>
     <w:lsdException w:unhideWhenUsed="0" w:uiPriority="0" w:semiHidden="0" w:name="envelope return"/>
-    <w:lsdException w:uiPriority="99" w:name="footnote reference"/>
+    <w:lsdException w:qFormat="1" w:uiPriority="99" w:name="footnote reference"/>
     <w:lsdException w:unhideWhenUsed="0" w:uiPriority="0" w:semiHidden="0" w:name="annotation reference"/>
     <w:lsdException w:unhideWhenUsed="0" w:uiPriority="0" w:semiHidden="0" w:name="line number"/>
     <w:lsdException w:unhideWhenUsed="0" w:uiPriority="0" w:semiHidden="0" w:name="page number"/>
@@ -9903,7 +8855,7 @@
     <w:uiPriority w:val="0"/>
     <w:qFormat/>
     <w:rPr>
-      <w:rFonts w:ascii="Times New Roman" w:hAnsi="Times New Roman" w:eastAsia="宋体"/>
+      <w:rFonts w:ascii="Times New Roman" w:hAnsi="Times New Roman" w:eastAsia="宋体" w:cs="Times New Roman"/>
       <w:sz w:val="24"/>
       <w:szCs w:val="24"/>
     </w:rPr>
@@ -9994,13 +8946,13 @@
       <w:color w:val="1F4D78"/>
     </w:rPr>
   </w:style>
-  <w:style w:type="character" w:default="1" w:styleId="13">
+  <w:style w:type="character" w:default="1" w:styleId="15">
     <w:name w:val="Default Paragraph Font"/>
     <w:uiPriority w:val="0"/>
     <w:semiHidden/>
     <w:qFormat/>
   </w:style>
-  <w:style w:type="table" w:default="1" w:styleId="12">
+  <w:style w:type="table" w:default="1" w:styleId="14">
     <w:name w:val="Normal Table"/>
     <w:uiPriority w:val="99"/>
     <w:semiHidden/>
@@ -10016,24 +8968,18 @@
     </w:tblPr>
   </w:style>
   <w:style w:type="paragraph" w:styleId="8">
+    <w:name w:val="toc 3"/>
+    <w:basedOn w:val="1"/>
+    <w:next w:val="1"/>
+    <w:uiPriority w:val="0"/>
+    <w:pPr>
+      <w:ind w:left="840" w:leftChars="400"/>
+    </w:pPr>
+  </w:style>
+  <w:style w:type="paragraph" w:styleId="9">
     <w:name w:val="endnote text"/>
     <w:basedOn w:val="1"/>
-    <w:link w:val="19"/>
-    <w:uiPriority w:val="99"/>
-    <w:semiHidden/>
-    <w:unhideWhenUsed/>
-    <w:pPr>
-      <w:spacing w:after="0" w:line="240" w:lineRule="auto"/>
-    </w:pPr>
-    <w:rPr>
-      <w:sz w:val="20"/>
-      <w:szCs w:val="20"/>
-    </w:rPr>
-  </w:style>
-  <w:style w:type="paragraph" w:styleId="9">
-    <w:name w:val="footnote text"/>
-    <w:basedOn w:val="1"/>
-    <w:link w:val="18"/>
+    <w:link w:val="21"/>
     <w:uiPriority w:val="99"/>
     <w:semiHidden/>
     <w:unhideWhenUsed/>
@@ -10046,6 +8992,28 @@
     </w:rPr>
   </w:style>
   <w:style w:type="paragraph" w:styleId="10">
+    <w:name w:val="toc 1"/>
+    <w:basedOn w:val="1"/>
+    <w:next w:val="1"/>
+    <w:uiPriority w:val="0"/>
+  </w:style>
+  <w:style w:type="paragraph" w:styleId="11">
+    <w:name w:val="footnote text"/>
+    <w:basedOn w:val="1"/>
+    <w:link w:val="20"/>
+    <w:uiPriority w:val="99"/>
+    <w:semiHidden/>
+    <w:unhideWhenUsed/>
+    <w:qFormat/>
+    <w:pPr>
+      <w:spacing w:after="0" w:line="240" w:lineRule="auto"/>
+    </w:pPr>
+    <w:rPr>
+      <w:sz w:val="20"/>
+      <w:szCs w:val="20"/>
+    </w:rPr>
+  </w:style>
+  <w:style w:type="paragraph" w:styleId="12">
     <w:name w:val="toc 2"/>
     <w:basedOn w:val="1"/>
     <w:next w:val="1"/>
@@ -10061,7 +9029,7 @@
       <w:sz w:val="22"/>
     </w:rPr>
   </w:style>
-  <w:style w:type="paragraph" w:styleId="11">
+  <w:style w:type="paragraph" w:styleId="13">
     <w:name w:val="Title"/>
     <w:basedOn w:val="1"/>
     <w:next w:val="1"/>
@@ -10072,7 +9040,7 @@
       <w:szCs w:val="56"/>
     </w:rPr>
   </w:style>
-  <w:style w:type="character" w:styleId="14">
+  <w:style w:type="character" w:styleId="16">
     <w:name w:val="endnote reference"/>
     <w:uiPriority w:val="99"/>
     <w:semiHidden/>
@@ -10081,7 +9049,7 @@
       <w:vertAlign w:val="superscript"/>
     </w:rPr>
   </w:style>
-  <w:style w:type="character" w:styleId="15">
+  <w:style w:type="character" w:styleId="17">
     <w:name w:val="Hyperlink"/>
     <w:uiPriority w:val="99"/>
     <w:unhideWhenUsed/>
@@ -10090,35 +9058,37 @@
       <w:u w:val="single"/>
     </w:rPr>
   </w:style>
-  <w:style w:type="character" w:styleId="16">
+  <w:style w:type="character" w:styleId="18">
     <w:name w:val="footnote reference"/>
     <w:uiPriority w:val="99"/>
     <w:semiHidden/>
     <w:unhideWhenUsed/>
+    <w:qFormat/>
     <w:rPr>
       <w:vertAlign w:val="superscript"/>
     </w:rPr>
   </w:style>
-  <w:style w:type="paragraph" w:styleId="17">
+  <w:style w:type="paragraph" w:styleId="19">
     <w:name w:val="List Paragraph"/>
     <w:basedOn w:val="1"/>
     <w:uiPriority w:val="0"/>
     <w:qFormat/>
   </w:style>
-  <w:style w:type="character" w:customStyle="1" w:styleId="18">
+  <w:style w:type="character" w:customStyle="1" w:styleId="20">
     <w:name w:val="Footnote Text Char"/>
-    <w:link w:val="9"/>
+    <w:link w:val="11"/>
     <w:uiPriority w:val="99"/>
     <w:semiHidden/>
     <w:unhideWhenUsed/>
+    <w:qFormat/>
     <w:rPr>
       <w:sz w:val="20"/>
       <w:szCs w:val="20"/>
     </w:rPr>
   </w:style>
-  <w:style w:type="character" w:customStyle="1" w:styleId="19">
+  <w:style w:type="character" w:customStyle="1" w:styleId="21">
     <w:name w:val="Endnote Text Char"/>
-    <w:link w:val="8"/>
+    <w:link w:val="9"/>
     <w:uiPriority w:val="99"/>
     <w:semiHidden/>
     <w:unhideWhenUsed/>

--- a/plans/综合设计III中期报告.docx
+++ b/plans/综合设计III中期报告.docx
@@ -2790,9 +2790,18 @@
       <w:sdtContent>
         <w:p>
           <w:pPr>
+            <w:pStyle w:val="12"/>
+            <w:widowControl w:val="0"/>
+            <w:tabs>
+              <w:tab w:val="left" w:pos="840"/>
+              <w:tab w:val="right" w:leader="dot" w:pos="8494"/>
+            </w:tabs>
+            <w:spacing w:line="400" w:lineRule="exact"/>
+            <w:jc w:val="both"/>
             <w:rPr>
-              <w:rFonts w:ascii="Times New Roman" w:hAnsi="Times New Roman" w:eastAsia="宋体" w:cs="Times New Roman"/>
-              <w:sz w:val="24"/>
+              <w:rFonts w:ascii="Calibri" w:hAnsi="Calibri" w:eastAsia="宋体" w:cs="Times New Roman"/>
+              <w:smallCaps/>
+              <w:sz w:val="22"/>
               <w:szCs w:val="24"/>
             </w:rPr>
           </w:pPr>
@@ -2817,7 +2826,7 @@
             <w:fldChar w:fldCharType="begin"/>
           </w:r>
           <w:r>
-            <w:instrText xml:space="preserve"> HYPERLINK \l _Toc16752 </w:instrText>
+            <w:instrText xml:space="preserve"> HYPERLINK \l _Toc18267 </w:instrText>
           </w:r>
           <w:r>
             <w:fldChar w:fldCharType="separate"/>
@@ -2837,7 +2846,7 @@
             <w:fldChar w:fldCharType="begin"/>
           </w:r>
           <w:r>
-            <w:instrText xml:space="preserve"> PAGEREF _Toc16752 \h </w:instrText>
+            <w:instrText xml:space="preserve"> PAGEREF _Toc18267 \h </w:instrText>
           </w:r>
           <w:r>
             <w:fldChar w:fldCharType="separate"/>
@@ -2863,7 +2872,7 @@
             <w:fldChar w:fldCharType="begin"/>
           </w:r>
           <w:r>
-            <w:instrText xml:space="preserve"> HYPERLINK \l _Toc31526 </w:instrText>
+            <w:instrText xml:space="preserve"> HYPERLINK \l _Toc5283 </w:instrText>
           </w:r>
           <w:r>
             <w:fldChar w:fldCharType="separate"/>
@@ -2883,7 +2892,7 @@
             <w:fldChar w:fldCharType="begin"/>
           </w:r>
           <w:r>
-            <w:instrText xml:space="preserve"> PAGEREF _Toc31526 \h </w:instrText>
+            <w:instrText xml:space="preserve"> PAGEREF _Toc5283 \h </w:instrText>
           </w:r>
           <w:r>
             <w:fldChar w:fldCharType="separate"/>
@@ -2909,7 +2918,7 @@
             <w:fldChar w:fldCharType="begin"/>
           </w:r>
           <w:r>
-            <w:instrText xml:space="preserve"> HYPERLINK \l _Toc10126 </w:instrText>
+            <w:instrText xml:space="preserve"> HYPERLINK \l _Toc8798 </w:instrText>
           </w:r>
           <w:r>
             <w:fldChar w:fldCharType="separate"/>
@@ -2929,7 +2938,7 @@
             <w:fldChar w:fldCharType="begin"/>
           </w:r>
           <w:r>
-            <w:instrText xml:space="preserve"> PAGEREF _Toc10126 \h </w:instrText>
+            <w:instrText xml:space="preserve"> PAGEREF _Toc8798 \h </w:instrText>
           </w:r>
           <w:r>
             <w:fldChar w:fldCharType="separate"/>
@@ -2955,7 +2964,7 @@
             <w:fldChar w:fldCharType="begin"/>
           </w:r>
           <w:r>
-            <w:instrText xml:space="preserve"> HYPERLINK \l _Toc7783 </w:instrText>
+            <w:instrText xml:space="preserve"> HYPERLINK \l _Toc32041 </w:instrText>
           </w:r>
           <w:r>
             <w:fldChar w:fldCharType="separate"/>
@@ -2975,7 +2984,7 @@
             <w:fldChar w:fldCharType="begin"/>
           </w:r>
           <w:r>
-            <w:instrText xml:space="preserve"> PAGEREF _Toc7783 \h </w:instrText>
+            <w:instrText xml:space="preserve"> PAGEREF _Toc32041 \h </w:instrText>
           </w:r>
           <w:r>
             <w:fldChar w:fldCharType="separate"/>
@@ -3001,7 +3010,7 @@
             <w:fldChar w:fldCharType="begin"/>
           </w:r>
           <w:r>
-            <w:instrText xml:space="preserve"> HYPERLINK \l _Toc27546 </w:instrText>
+            <w:instrText xml:space="preserve"> HYPERLINK \l _Toc29381 </w:instrText>
           </w:r>
           <w:r>
             <w:fldChar w:fldCharType="separate"/>
@@ -3021,7 +3030,7 @@
             <w:fldChar w:fldCharType="begin"/>
           </w:r>
           <w:r>
-            <w:instrText xml:space="preserve"> PAGEREF _Toc27546 \h </w:instrText>
+            <w:instrText xml:space="preserve"> PAGEREF _Toc29381 \h </w:instrText>
           </w:r>
           <w:r>
             <w:fldChar w:fldCharType="separate"/>
@@ -3047,7 +3056,7 @@
             <w:fldChar w:fldCharType="begin"/>
           </w:r>
           <w:r>
-            <w:instrText xml:space="preserve"> HYPERLINK \l _Toc15607 </w:instrText>
+            <w:instrText xml:space="preserve"> HYPERLINK \l _Toc2602 </w:instrText>
           </w:r>
           <w:r>
             <w:fldChar w:fldCharType="separate"/>
@@ -3067,7 +3076,7 @@
             <w:fldChar w:fldCharType="begin"/>
           </w:r>
           <w:r>
-            <w:instrText xml:space="preserve"> PAGEREF _Toc15607 \h </w:instrText>
+            <w:instrText xml:space="preserve"> PAGEREF _Toc2602 \h </w:instrText>
           </w:r>
           <w:r>
             <w:fldChar w:fldCharType="separate"/>
@@ -3093,7 +3102,7 @@
             <w:fldChar w:fldCharType="begin"/>
           </w:r>
           <w:r>
-            <w:instrText xml:space="preserve"> HYPERLINK \l _Toc29549 </w:instrText>
+            <w:instrText xml:space="preserve"> HYPERLINK \l _Toc31934 </w:instrText>
           </w:r>
           <w:r>
             <w:fldChar w:fldCharType="separate"/>
@@ -3113,7 +3122,7 @@
             <w:fldChar w:fldCharType="begin"/>
           </w:r>
           <w:r>
-            <w:instrText xml:space="preserve"> PAGEREF _Toc29549 \h </w:instrText>
+            <w:instrText xml:space="preserve"> PAGEREF _Toc31934 \h </w:instrText>
           </w:r>
           <w:r>
             <w:fldChar w:fldCharType="separate"/>
@@ -3139,7 +3148,7 @@
             <w:fldChar w:fldCharType="begin"/>
           </w:r>
           <w:r>
-            <w:instrText xml:space="preserve"> HYPERLINK \l _Toc4121 </w:instrText>
+            <w:instrText xml:space="preserve"> HYPERLINK \l _Toc22121 </w:instrText>
           </w:r>
           <w:r>
             <w:fldChar w:fldCharType="separate"/>
@@ -3159,7 +3168,7 @@
             <w:fldChar w:fldCharType="begin"/>
           </w:r>
           <w:r>
-            <w:instrText xml:space="preserve"> PAGEREF _Toc4121 \h </w:instrText>
+            <w:instrText xml:space="preserve"> PAGEREF _Toc22121 \h </w:instrText>
           </w:r>
           <w:r>
             <w:fldChar w:fldCharType="separate"/>
@@ -3185,7 +3194,7 @@
             <w:fldChar w:fldCharType="begin"/>
           </w:r>
           <w:r>
-            <w:instrText xml:space="preserve"> HYPERLINK \l _Toc31458 </w:instrText>
+            <w:instrText xml:space="preserve"> HYPERLINK \l _Toc25124 </w:instrText>
           </w:r>
           <w:r>
             <w:fldChar w:fldCharType="separate"/>
@@ -3205,7 +3214,7 @@
             <w:fldChar w:fldCharType="begin"/>
           </w:r>
           <w:r>
-            <w:instrText xml:space="preserve"> PAGEREF _Toc31458 \h </w:instrText>
+            <w:instrText xml:space="preserve"> PAGEREF _Toc25124 \h </w:instrText>
           </w:r>
           <w:r>
             <w:fldChar w:fldCharType="separate"/>
@@ -3231,7 +3240,7 @@
             <w:fldChar w:fldCharType="begin"/>
           </w:r>
           <w:r>
-            <w:instrText xml:space="preserve"> HYPERLINK \l _Toc13644 </w:instrText>
+            <w:instrText xml:space="preserve"> HYPERLINK \l _Toc11757 </w:instrText>
           </w:r>
           <w:r>
             <w:fldChar w:fldCharType="separate"/>
@@ -3251,7 +3260,7 @@
             <w:fldChar w:fldCharType="begin"/>
           </w:r>
           <w:r>
-            <w:instrText xml:space="preserve"> PAGEREF _Toc13644 \h </w:instrText>
+            <w:instrText xml:space="preserve"> PAGEREF _Toc11757 \h </w:instrText>
           </w:r>
           <w:r>
             <w:fldChar w:fldCharType="separate"/>
@@ -3277,7 +3286,7 @@
             <w:fldChar w:fldCharType="begin"/>
           </w:r>
           <w:r>
-            <w:instrText xml:space="preserve"> HYPERLINK \l _Toc7721 </w:instrText>
+            <w:instrText xml:space="preserve"> HYPERLINK \l _Toc4629 </w:instrText>
           </w:r>
           <w:r>
             <w:fldChar w:fldCharType="separate"/>
@@ -3297,7 +3306,7 @@
             <w:fldChar w:fldCharType="begin"/>
           </w:r>
           <w:r>
-            <w:instrText xml:space="preserve"> PAGEREF _Toc7721 \h </w:instrText>
+            <w:instrText xml:space="preserve"> PAGEREF _Toc4629 \h </w:instrText>
           </w:r>
           <w:r>
             <w:fldChar w:fldCharType="separate"/>
@@ -3323,7 +3332,7 @@
             <w:fldChar w:fldCharType="begin"/>
           </w:r>
           <w:r>
-            <w:instrText xml:space="preserve"> HYPERLINK \l _Toc16883 </w:instrText>
+            <w:instrText xml:space="preserve"> HYPERLINK \l _Toc4553 </w:instrText>
           </w:r>
           <w:r>
             <w:fldChar w:fldCharType="separate"/>
@@ -3343,7 +3352,7 @@
             <w:fldChar w:fldCharType="begin"/>
           </w:r>
           <w:r>
-            <w:instrText xml:space="preserve"> PAGEREF _Toc16883 \h </w:instrText>
+            <w:instrText xml:space="preserve"> PAGEREF _Toc4553 \h </w:instrText>
           </w:r>
           <w:r>
             <w:fldChar w:fldCharType="separate"/>
@@ -3369,7 +3378,7 @@
             <w:fldChar w:fldCharType="begin"/>
           </w:r>
           <w:r>
-            <w:instrText xml:space="preserve"> HYPERLINK \l _Toc1886 </w:instrText>
+            <w:instrText xml:space="preserve"> HYPERLINK \l _Toc17941 </w:instrText>
           </w:r>
           <w:r>
             <w:fldChar w:fldCharType="separate"/>
@@ -3389,7 +3398,7 @@
             <w:fldChar w:fldCharType="begin"/>
           </w:r>
           <w:r>
-            <w:instrText xml:space="preserve"> PAGEREF _Toc1886 \h </w:instrText>
+            <w:instrText xml:space="preserve"> PAGEREF _Toc17941 \h </w:instrText>
           </w:r>
           <w:r>
             <w:fldChar w:fldCharType="separate"/>
@@ -3415,7 +3424,7 @@
             <w:fldChar w:fldCharType="begin"/>
           </w:r>
           <w:r>
-            <w:instrText xml:space="preserve"> HYPERLINK \l _Toc242 </w:instrText>
+            <w:instrText xml:space="preserve"> HYPERLINK \l _Toc10025 </w:instrText>
           </w:r>
           <w:r>
             <w:fldChar w:fldCharType="separate"/>
@@ -3435,7 +3444,7 @@
             <w:fldChar w:fldCharType="begin"/>
           </w:r>
           <w:r>
-            <w:instrText xml:space="preserve"> PAGEREF _Toc242 \h </w:instrText>
+            <w:instrText xml:space="preserve"> PAGEREF _Toc10025 \h </w:instrText>
           </w:r>
           <w:r>
             <w:fldChar w:fldCharType="separate"/>
@@ -3461,7 +3470,7 @@
             <w:fldChar w:fldCharType="begin"/>
           </w:r>
           <w:r>
-            <w:instrText xml:space="preserve"> HYPERLINK \l _Toc25131 </w:instrText>
+            <w:instrText xml:space="preserve"> HYPERLINK \l _Toc374 </w:instrText>
           </w:r>
           <w:r>
             <w:fldChar w:fldCharType="separate"/>
@@ -3481,7 +3490,7 @@
             <w:fldChar w:fldCharType="begin"/>
           </w:r>
           <w:r>
-            <w:instrText xml:space="preserve"> PAGEREF _Toc25131 \h </w:instrText>
+            <w:instrText xml:space="preserve"> PAGEREF _Toc374 \h </w:instrText>
           </w:r>
           <w:r>
             <w:fldChar w:fldCharType="separate"/>
@@ -3507,7 +3516,7 @@
             <w:fldChar w:fldCharType="begin"/>
           </w:r>
           <w:r>
-            <w:instrText xml:space="preserve"> HYPERLINK \l _Toc4694 </w:instrText>
+            <w:instrText xml:space="preserve"> HYPERLINK \l _Toc21408 </w:instrText>
           </w:r>
           <w:r>
             <w:fldChar w:fldCharType="separate"/>
@@ -3527,7 +3536,7 @@
             <w:fldChar w:fldCharType="begin"/>
           </w:r>
           <w:r>
-            <w:instrText xml:space="preserve"> PAGEREF _Toc4694 \h </w:instrText>
+            <w:instrText xml:space="preserve"> PAGEREF _Toc21408 \h </w:instrText>
           </w:r>
           <w:r>
             <w:fldChar w:fldCharType="separate"/>
@@ -3553,7 +3562,7 @@
             <w:fldChar w:fldCharType="begin"/>
           </w:r>
           <w:r>
-            <w:instrText xml:space="preserve"> HYPERLINK \l _Toc3397 </w:instrText>
+            <w:instrText xml:space="preserve"> HYPERLINK \l _Toc27874 </w:instrText>
           </w:r>
           <w:r>
             <w:fldChar w:fldCharType="separate"/>
@@ -3573,7 +3582,7 @@
             <w:fldChar w:fldCharType="begin"/>
           </w:r>
           <w:r>
-            <w:instrText xml:space="preserve"> PAGEREF _Toc3397 \h </w:instrText>
+            <w:instrText xml:space="preserve"> PAGEREF _Toc27874 \h </w:instrText>
           </w:r>
           <w:r>
             <w:fldChar w:fldCharType="separate"/>
@@ -3599,7 +3608,7 @@
             <w:fldChar w:fldCharType="begin"/>
           </w:r>
           <w:r>
-            <w:instrText xml:space="preserve"> HYPERLINK \l _Toc9556 </w:instrText>
+            <w:instrText xml:space="preserve"> HYPERLINK \l _Toc6412 </w:instrText>
           </w:r>
           <w:r>
             <w:fldChar w:fldCharType="separate"/>
@@ -3619,7 +3628,7 @@
             <w:fldChar w:fldCharType="begin"/>
           </w:r>
           <w:r>
-            <w:instrText xml:space="preserve"> PAGEREF _Toc9556 \h </w:instrText>
+            <w:instrText xml:space="preserve"> PAGEREF _Toc6412 \h </w:instrText>
           </w:r>
           <w:r>
             <w:fldChar w:fldCharType="separate"/>
@@ -3636,7 +3645,6 @@
         </w:p>
         <w:p>
           <w:pPr>
-            <w:pStyle w:val="12"/>
             <w:widowControl w:val="0"/>
             <w:tabs>
               <w:tab w:val="left" w:pos="840"/>
@@ -3671,7 +3679,7 @@
         <w:spacing w:before="240" w:after="360"/>
         <w:jc w:val="center"/>
       </w:pPr>
-      <w:bookmarkStart w:id="0" w:name="_Toc16752"/>
+      <w:bookmarkStart w:id="0" w:name="_Toc18267"/>
       <w:r>
         <w:rPr>
           <w:rFonts w:ascii="Times New Roman" w:hAnsi="Times New Roman" w:eastAsia="黑体"/>
@@ -3690,7 +3698,7 @@
         <w:pStyle w:val="3"/>
         <w:spacing w:before="320" w:after="200"/>
       </w:pPr>
-      <w:bookmarkStart w:id="1" w:name="_Toc31526"/>
+      <w:bookmarkStart w:id="1" w:name="_Toc5283"/>
       <w:r>
         <w:rPr>
           <w:rFonts w:ascii="Times New Roman" w:hAnsi="Times New Roman" w:eastAsia="黑体"/>
@@ -3962,7 +3970,7 @@
         <w:pStyle w:val="3"/>
         <w:spacing w:before="320" w:after="200"/>
       </w:pPr>
-      <w:bookmarkStart w:id="2" w:name="_Toc10126"/>
+      <w:bookmarkStart w:id="2" w:name="_Toc8798"/>
       <w:r>
         <w:rPr>
           <w:rFonts w:ascii="Times New Roman" w:hAnsi="Times New Roman" w:eastAsia="黑体"/>
@@ -3998,7 +4006,7 @@
         <w:pStyle w:val="4"/>
         <w:spacing w:before="240" w:after="160"/>
       </w:pPr>
-      <w:bookmarkStart w:id="3" w:name="_Toc7783"/>
+      <w:bookmarkStart w:id="3" w:name="_Toc32041"/>
       <w:r>
         <w:rPr>
           <w:rFonts w:ascii="Times New Roman" w:hAnsi="Times New Roman" w:eastAsia="黑体"/>
@@ -4219,7 +4227,7 @@
         <w:pStyle w:val="4"/>
         <w:spacing w:before="240" w:after="160"/>
       </w:pPr>
-      <w:bookmarkStart w:id="4" w:name="_Toc27546"/>
+      <w:bookmarkStart w:id="4" w:name="_Toc29381"/>
       <w:r>
         <w:rPr>
           <w:rFonts w:ascii="Times New Roman" w:hAnsi="Times New Roman" w:eastAsia="黑体"/>
@@ -4477,7 +4485,7 @@
         <w:pStyle w:val="4"/>
         <w:spacing w:before="240" w:after="160"/>
       </w:pPr>
-      <w:bookmarkStart w:id="5" w:name="_Toc15607"/>
+      <w:bookmarkStart w:id="5" w:name="_Toc2602"/>
       <w:r>
         <w:rPr>
           <w:rFonts w:ascii="Times New Roman" w:hAnsi="Times New Roman" w:eastAsia="黑体"/>
@@ -4973,7 +4981,7 @@
         <w:pStyle w:val="4"/>
         <w:spacing w:before="240" w:after="160"/>
       </w:pPr>
-      <w:bookmarkStart w:id="6" w:name="_Toc29549"/>
+      <w:bookmarkStart w:id="6" w:name="_Toc31934"/>
       <w:r>
         <w:rPr>
           <w:rFonts w:ascii="Times New Roman" w:hAnsi="Times New Roman" w:eastAsia="黑体"/>
@@ -5400,7 +5408,7 @@
         <w:pStyle w:val="4"/>
         <w:spacing w:before="240" w:after="160"/>
       </w:pPr>
-      <w:bookmarkStart w:id="7" w:name="_Toc4121"/>
+      <w:bookmarkStart w:id="7" w:name="_Toc22121"/>
       <w:r>
         <w:rPr>
           <w:rFonts w:ascii="Times New Roman" w:hAnsi="Times New Roman" w:eastAsia="黑体"/>
@@ -5876,7 +5884,7 @@
         <w:pStyle w:val="3"/>
         <w:spacing w:before="320" w:after="200"/>
       </w:pPr>
-      <w:bookmarkStart w:id="8" w:name="_Toc31458"/>
+      <w:bookmarkStart w:id="8" w:name="_Toc25124"/>
       <w:r>
         <w:rPr>
           <w:rFonts w:ascii="Times New Roman" w:hAnsi="Times New Roman" w:eastAsia="黑体"/>
@@ -6034,7 +6042,7 @@
         <w:spacing w:before="240" w:after="360"/>
         <w:jc w:val="center"/>
       </w:pPr>
-      <w:bookmarkStart w:id="9" w:name="_Toc13644"/>
+      <w:bookmarkStart w:id="9" w:name="_Toc11757"/>
       <w:r>
         <w:rPr>
           <w:rFonts w:ascii="Times New Roman" w:hAnsi="Times New Roman" w:eastAsia="黑体"/>
@@ -6053,7 +6061,7 @@
         <w:pStyle w:val="3"/>
         <w:spacing w:before="320" w:after="200"/>
       </w:pPr>
-      <w:bookmarkStart w:id="10" w:name="_Toc7721"/>
+      <w:bookmarkStart w:id="10" w:name="_Toc4629"/>
       <w:r>
         <w:rPr>
           <w:rFonts w:ascii="Times New Roman" w:hAnsi="Times New Roman" w:eastAsia="黑体"/>
@@ -6180,7 +6188,7 @@
         <w:pStyle w:val="3"/>
         <w:spacing w:before="320" w:after="200"/>
       </w:pPr>
-      <w:bookmarkStart w:id="11" w:name="_Toc16883"/>
+      <w:bookmarkStart w:id="11" w:name="_Toc4553"/>
       <w:r>
         <w:rPr>
           <w:rFonts w:ascii="Times New Roman" w:hAnsi="Times New Roman" w:eastAsia="黑体"/>
@@ -6371,7 +6379,7 @@
         <w:spacing w:before="240" w:after="360"/>
         <w:jc w:val="center"/>
       </w:pPr>
-      <w:bookmarkStart w:id="12" w:name="_Toc1886"/>
+      <w:bookmarkStart w:id="12" w:name="_Toc17941"/>
       <w:r>
         <w:rPr>
           <w:rFonts w:ascii="Times New Roman" w:hAnsi="Times New Roman" w:eastAsia="黑体"/>
@@ -6390,7 +6398,7 @@
         <w:pStyle w:val="3"/>
         <w:spacing w:before="320" w:after="200"/>
       </w:pPr>
-      <w:bookmarkStart w:id="13" w:name="_Toc242"/>
+      <w:bookmarkStart w:id="13" w:name="_Toc10025"/>
       <w:r>
         <w:rPr>
           <w:rFonts w:ascii="Times New Roman" w:hAnsi="Times New Roman" w:eastAsia="黑体"/>
@@ -6474,12 +6482,6 @@
             <w:insideH w:val="none" w:color="FFFFFF" w:sz="0" w:space="0"/>
             <w:insideV w:val="none" w:color="FFFFFF" w:sz="0" w:space="0"/>
           </w:tblBorders>
-          <w:tblCellMar>
-            <w:top w:w="0" w:type="dxa"/>
-            <w:left w:w="108" w:type="dxa"/>
-            <w:bottom w:w="0" w:type="dxa"/>
-            <w:right w:w="108" w:type="dxa"/>
-          </w:tblCellMar>
         </w:tblPrEx>
         <w:tc>
           <w:tcPr>
@@ -7276,7 +7278,7 @@
         <w:pStyle w:val="3"/>
         <w:spacing w:before="320" w:after="200"/>
       </w:pPr>
-      <w:bookmarkStart w:id="14" w:name="_Toc25131"/>
+      <w:bookmarkStart w:id="14" w:name="_Toc374"/>
       <w:r>
         <w:rPr>
           <w:rFonts w:ascii="Times New Roman" w:hAnsi="Times New Roman" w:eastAsia="黑体"/>
@@ -7859,7 +7861,7 @@
         <w:pStyle w:val="3"/>
         <w:spacing w:before="320" w:after="200"/>
       </w:pPr>
-      <w:bookmarkStart w:id="15" w:name="_Toc4694"/>
+      <w:bookmarkStart w:id="15" w:name="_Toc21408"/>
       <w:r>
         <w:rPr>
           <w:rFonts w:ascii="Times New Roman" w:hAnsi="Times New Roman" w:eastAsia="黑体"/>
@@ -8125,7 +8127,7 @@
         <w:spacing w:before="240" w:after="360"/>
         <w:jc w:val="center"/>
       </w:pPr>
-      <w:bookmarkStart w:id="16" w:name="_Toc3397"/>
+      <w:bookmarkStart w:id="16" w:name="_Toc27874"/>
       <w:r>
         <w:rPr>
           <w:rFonts w:ascii="Times New Roman" w:hAnsi="Times New Roman" w:eastAsia="黑体"/>
@@ -8153,7 +8155,7 @@
           <w:sz w:val="24"/>
           <w:szCs w:val="24"/>
         </w:rPr>
-        <w:t>本项目在开发中深度使用了 AI 编程工具的 Agent 模式：由 AI 承担大部分编码实现（司机与随机事件引擎、八维指标统计与匹配质量评价、沙箱确定性数据生成器、前端页面与结果工具链），团队成员负责需求定义、方案设计（全组讨论产出）与代码审查，并把项目背景沉淀在 AGENT.md 等文档中供 AI 跨会话接续。结合开发过程中遇到的真实问题，我们的思考如下。</w:t>
+        <w:t>本项目在开发中深度使用了 AI 编程工具的 Agent 模式：由 AI 承担大部分编码实现与文档生成，团队成员负责需求定义、方案设计（全组讨论产出）与关键结果审查，并把项目背景沉淀在 AGENT.md 等文档中供 AI 跨会话接续。以下问题均来自本项目开发中真实发生的事件，而非预设议题。</w:t>
       </w:r>
     </w:p>
     <w:p>
@@ -8170,7 +8172,7 @@
           <w:sz w:val="24"/>
           <w:szCs w:val="24"/>
         </w:rPr>
-        <w:t>（1）为什么 AI 给出的运输需求控制函数实现与前两阶段有偏差？</w:t>
+        <w:t>（1）为什么 AI 生成的文档经办公软件再次保存后，会出现“格式漂移”？</w:t>
       </w:r>
       <w:r>
         <w:rPr>
@@ -8180,7 +8182,7 @@
           <w:sz w:val="24"/>
           <w:szCs w:val="24"/>
         </w:rPr>
-        <w:t>阶段 III 将订单流从“接口手动注入”重构为“确定性生成器”时，AI 的上下文中只有新需求描述与零散的旧代码片段，缺少完整的调用链约束（如运单 Sleeping/Queued 状态回退口径、事件脚本与派单循环的先后耦合），初版实现与既有框架出现偏差，经人工比对阶段 II 代码指正后才对齐。教训是：跨阶段重构时人必须给出“不变量清单”（保留哪些接口与口径），约束缺失时 AI 会按自己的理解自行补全。</w:t>
+        <w:t>本报告初版由 AI 按 OOXML 规范生成，目录域、标题大纲级别、页码缓存等属性完整；但在 WPS 中打开并保存后，标题样式的大纲级别、目录页码缓存与“打开时更新域”设置被悄然剥除，目录页码随之消失，更新目录甚至报“未找到目录项”。AI 熟悉的是规范本身，而真实软件的保存逻辑有自己的裁剪行为；补救依靠结构校验脚本定位差异、以办公软件的自动化接口真实排版回填。教训是：AI 产物一旦进入人工工具链，就要预期“格式漂移”并预备校验与修复手段。</w:t>
       </w:r>
     </w:p>
     <w:p>
@@ -8197,7 +8199,7 @@
           <w:sz w:val="24"/>
           <w:szCs w:val="24"/>
         </w:rPr>
-        <w:t>（2）为什么不能用 AI 一次性构建完整的供应链数据对象？</w:t>
+        <w:t>（2）为什么让 AI 直接操作文件时要警惕“误报成功”？</w:t>
       </w:r>
       <w:r>
         <w:rPr>
@@ -8207,7 +8209,7 @@
           <w:sz w:val="24"/>
           <w:szCs w:val="24"/>
         </w:rPr>
-        <w:t>沙箱体系包含 5 张元数据表与 9 张带 experiment_id 维度隔离的运行表，字段间存在大量隐式一致性约束（维度列口径、司机等级表与车祸脚本同源、参数快照与种子的版本校验）。一次性生成全部对象时，跨表约束容易丢失或自相矛盾。实际采用“人定骨架、分批生成、人工审查、迁移脚本验证”的方式——AI 适合填充实现，不适合独立设计全局数据契约。</w:t>
+        <w:t>一次替换报告文件时，移动命令因文件正被 WPS 锁定而失败，错误信息只写入了标准错误流，AI 检查标准输出后误判替换已成功——而当时用户正在 WPS 中对报告做三处人工修改（整页封面、目录更新、分工人名）。此后流程改为：先完整备份、用文本比对提取人工改动、再以人工版本为基底做内容级合并，每一步写操作都核对实际结果。教训是：人机协作中“谁改了什么”必须全程可见，AI 的写操作要有备份与复核，否则可能无声覆盖人的工作。</w:t>
       </w:r>
     </w:p>
     <w:p>
@@ -8224,7 +8226,7 @@
           <w:sz w:val="24"/>
           <w:szCs w:val="24"/>
         </w:rPr>
-        <w:t>（3）为什么用 AI 直接计算多轮模拟的指标数据会出现幻觉？</w:t>
+        <w:t>（3）AI 看不到界面截图时，如何判断插图该放在报告哪个位置？</w:t>
       </w:r>
       <w:r>
         <w:rPr>
@@ -8234,7 +8236,7 @@
           <w:sz w:val="24"/>
           <w:szCs w:val="24"/>
         </w:rPr>
-        <w:t>AI 无法在“脑内”运行成百上千个虚拟 tick 的仿真，任何未经真实运行的数字都是编造。项目因此立下规矩：一切指标值必须来自真实运行或单元测试输出——复现性验证的总成本 35025.80213604554 即来自两次同种子实验的实跑比对；甚至本报告修复目录页码时，页码也不由 AI 估算，而是通过办公软件的自动化接口真实排版后回读。AI 负责编写计算与测试代码，不负责“报数”。</w:t>
+        <w:t>按要求把五张系统运行截图插入报告时，AI 并没有视觉能力，转而调用操作系统自带的 OCR 引擎逐张识别截图文字（如“沙箱管理”“实验参数配置”“SA 收敛曲线”“主目标雷达”），据此确认每张图的实际内容，再按语义匹配到对应章节并撰写过渡文字。感知受限可以用工具链补齐，但成图位置与效果是否恰当，最终仍由人过目确认——AI 只能保证“有依据”，不能保证“看得见”。</w:t>
       </w:r>
     </w:p>
     <w:p>
@@ -8251,7 +8253,7 @@
           <w:sz w:val="24"/>
           <w:szCs w:val="24"/>
         </w:rPr>
-        <w:t>（4）用 AI 构造启发式算法的测试数据有哪些局限？</w:t>
+        <w:t>（4）为什么 AI 提出的指标体系会“求全而不求实”？</w:t>
       </w:r>
       <w:r>
         <w:rPr>
@@ -8261,7 +8263,7 @@
           <w:sz w:val="24"/>
           <w:szCs w:val="24"/>
         </w:rPr>
-        <w:t>AI 能写出测试代码（如条件最优参考答案的逐单枚举、生成器的字节级一致断言），但“测什么”的口径需要人来定：召回率分母是否包含未派单运单、贪心基线取“首可行”还是随机、精确枚举 gap 只在小规模启用等，这些口径的合理性超出 AI 的默认视角，需要团队基于优化目标框架把关，否则测试会“测得很对，但测错了问题”。</w:t>
+        <w:t>设计统计指标体系时，AI 初稿引入了周期生成、投资回报率、复杂度基准、问卷满意度等指标，但仿真环境根本没有这些数据来源——问卷类数据在纯模拟场景下无从谈起。团队逐项审视后删除了所有无数据来源的指标，把体系收敛为八维全部可由真实运行数据计算的口径。启示：AI 生成方案的默认倾向是覆盖面最大化，而把“看起来完备”裁剪成“确实可算”，是人不可让渡的审查责任。</w:t>
       </w:r>
     </w:p>
     <w:p>
@@ -8278,7 +8280,7 @@
           <w:sz w:val="24"/>
           <w:szCs w:val="24"/>
         </w:rPr>
-        <w:t>（5）为什么用 AI Agent 构造仿真任务时 token 消耗会非常大？</w:t>
+        <w:t>（5）AI 设计的“条件最优”评价口径有什么方法论局限？</w:t>
       </w:r>
       <w:r>
         <w:rPr>
@@ -8288,7 +8290,34 @@
           <w:sz w:val="24"/>
           <w:szCs w:val="24"/>
         </w:rPr>
-        <w:t>以本项目的真实会话记录为例：主开发会话累计 33 轮对话，消耗未缓存输入约 757 万 token、输出约 92 万 token，另有约 1.0 亿 token 的缓存读取；一次中期汇报 PPT 的 agent 任务单轮执行 110 步、消耗约 136 万输入 token。原因在于长任务中占大头的是“环境回读”——每步工具调用返回的文件内容与命令输出都要计入上下文，且每轮都要携带项目背景与表结构；本阶段上下文逼近上限时还执行过一次“检查点压缩”来释放空间。缓解办法是把稳定背景沉淀进 AGENT.md 等文档、把结论及时写盘，让任务尽量“文档进、产物出”。</w:t>
+        <w:t>为绕开 20 辆车队全局精确枚举的组合爆炸，AI 提出以“固定其余指派不变、逐单改派取整批成本最低者”作为参考答案，使匹配质量评价可实时计算——但它弱于全局最优，存在“以弱口径自证”的隐患。团队的处理是：小规模批次保留精确枚举 gap 作为锚点校验偏差，并在报告与答辩材料中如实声明该口径的局限。对 AI 生成的评价体系，人同样要审查其方法论边界，并诚实披露。</w:t>
+      </w:r>
+    </w:p>
+    <w:p>
+      <w:pPr>
+        <w:spacing w:line="340" w:lineRule="auto"/>
+        <w:ind w:firstLine="480"/>
+        <w:jc w:val="both"/>
+      </w:pPr>
+      <w:r>
+        <w:rPr>
+          <w:rFonts w:ascii="Times New Roman" w:hAnsi="Times New Roman" w:eastAsia="宋体"/>
+          <w:b/>
+          <w:bCs/>
+          <w:sz w:val="24"/>
+          <w:szCs w:val="24"/>
+        </w:rPr>
+        <w:t>（6）为什么项目背景要沉淀成 AGENT.md 文档，而不是每次对话口头补充？</w:t>
+      </w:r>
+      <w:r>
+        <w:rPr>
+          <w:rFonts w:ascii="Times New Roman" w:hAnsi="Times New Roman" w:eastAsia="宋体"/>
+          <w:b w:val="0"/>
+          <w:bCs w:val="0"/>
+          <w:sz w:val="24"/>
+          <w:szCs w:val="24"/>
+        </w:rPr>
+        <w:t>主开发会话累计 33 轮对话、约 757 万未缓存输入 token，长会话曾触发一次上下文压缩，压缩后早期细节随之丢失。把技术栈、测试红线、数据口径、前端交互约定等稳定背景写入 AGENT.md 后，新会话直接读文档即可接续工作，无需重复交代。与 AI 协作的成本控制点不在“少说话”，而在“信息的组织与沉淀”——让每一次对话尽量“文档进、产物出”。</w:t>
       </w:r>
     </w:p>
     <w:p>
@@ -8298,7 +8327,7 @@
         <w:spacing w:before="240" w:after="360"/>
         <w:jc w:val="center"/>
       </w:pPr>
-      <w:bookmarkStart w:id="17" w:name="_Toc9556"/>
+      <w:bookmarkStart w:id="17" w:name="_Toc6412"/>
       <w:r>
         <w:rPr>
           <w:rFonts w:ascii="Times New Roman" w:hAnsi="Times New Roman" w:eastAsia="黑体"/>
@@ -8621,7 +8650,7 @@
     <w:lsdException w:unhideWhenUsed="0" w:uiPriority="0" w:semiHidden="0" w:name="index 9"/>
     <w:lsdException w:unhideWhenUsed="0" w:uiPriority="0" w:semiHidden="0" w:name="toc 1"/>
     <w:lsdException w:qFormat="1" w:unhideWhenUsed="0" w:uiPriority="39" w:semiHidden="0" w:name="toc 2"/>
-    <w:lsdException w:unhideWhenUsed="0" w:uiPriority="0" w:semiHidden="0" w:name="toc 3"/>
+    <w:lsdException w:qFormat="1" w:unhideWhenUsed="0" w:uiPriority="0" w:semiHidden="0" w:name="toc 3"/>
     <w:lsdException w:unhideWhenUsed="0" w:uiPriority="0" w:semiHidden="0" w:name="toc 4"/>
     <w:lsdException w:unhideWhenUsed="0" w:uiPriority="0" w:semiHidden="0" w:name="toc 5"/>
     <w:lsdException w:unhideWhenUsed="0" w:uiPriority="0" w:semiHidden="0" w:name="toc 6"/>
@@ -8643,7 +8672,7 @@
     <w:lsdException w:unhideWhenUsed="0" w:uiPriority="0" w:semiHidden="0" w:name="line number"/>
     <w:lsdException w:unhideWhenUsed="0" w:uiPriority="0" w:semiHidden="0" w:name="page number"/>
     <w:lsdException w:uiPriority="99" w:name="endnote reference"/>
-    <w:lsdException w:uiPriority="99" w:name="endnote text"/>
+    <w:lsdException w:qFormat="1" w:uiPriority="99" w:name="endnote text"/>
     <w:lsdException w:unhideWhenUsed="0" w:uiPriority="0" w:semiHidden="0" w:name="table of authorities"/>
     <w:lsdException w:unhideWhenUsed="0" w:uiPriority="0" w:semiHidden="0" w:name="macro"/>
     <w:lsdException w:unhideWhenUsed="0" w:uiPriority="0" w:semiHidden="0" w:name="toa heading"/>
@@ -8685,7 +8714,7 @@
     <w:lsdException w:unhideWhenUsed="0" w:uiPriority="0" w:semiHidden="0" w:name="Body Text Indent 2"/>
     <w:lsdException w:unhideWhenUsed="0" w:uiPriority="0" w:semiHidden="0" w:name="Body Text Indent 3"/>
     <w:lsdException w:unhideWhenUsed="0" w:uiPriority="0" w:semiHidden="0" w:name="Block Text"/>
-    <w:lsdException w:uiPriority="99" w:semiHidden="0" w:name="Hyperlink"/>
+    <w:lsdException w:qFormat="1" w:uiPriority="99" w:semiHidden="0" w:name="Hyperlink"/>
     <w:lsdException w:unhideWhenUsed="0" w:uiPriority="0" w:semiHidden="0" w:name="FollowedHyperlink"/>
     <w:lsdException w:qFormat="1" w:unhideWhenUsed="0" w:uiPriority="0" w:semiHidden="0" w:name="Strong"/>
     <w:lsdException w:qFormat="1" w:unhideWhenUsed="0" w:uiPriority="0" w:semiHidden="0" w:name="Emphasis"/>
@@ -8972,6 +9001,7 @@
     <w:basedOn w:val="1"/>
     <w:next w:val="1"/>
     <w:uiPriority w:val="0"/>
+    <w:qFormat/>
     <w:pPr>
       <w:ind w:left="840" w:leftChars="400"/>
     </w:pPr>
@@ -8983,6 +9013,7 @@
     <w:uiPriority w:val="99"/>
     <w:semiHidden/>
     <w:unhideWhenUsed/>
+    <w:qFormat/>
     <w:pPr>
       <w:spacing w:after="0" w:line="240" w:lineRule="auto"/>
     </w:pPr>
@@ -9053,6 +9084,7 @@
     <w:name w:val="Hyperlink"/>
     <w:uiPriority w:val="99"/>
     <w:unhideWhenUsed/>
+    <w:qFormat/>
     <w:rPr>
       <w:color w:val="0563C1"/>
       <w:u w:val="single"/>
